--- a/mars_mips/lab1/LAB01_M3.docx
+++ b/mars_mips/lab1/LAB01_M3.docx
@@ -600,9 +600,46 @@
               <w:spacing w:line="252" w:lineRule="auto"/>
               <w:jc w:val="center"/>
               <w:rPr>
+                <w:rFonts w:hint="default"/>
                 <w:lang w:val="en-US"/>
               </w:rPr>
             </w:pPr>
+            <w:r>
+              <w:rPr>
+                <w:rFonts w:hint="default"/>
+                <w:lang w:val="en-US"/>
+              </w:rPr>
+              <w:fldChar w:fldCharType="begin"/>
+            </w:r>
+            <w:r>
+              <w:rPr>
+                <w:rFonts w:hint="default"/>
+                <w:lang w:val="en-US"/>
+              </w:rPr>
+              <w:instrText xml:space="preserve"> HYPERLINK "https://github.com/hpnt1912/COMPUTER-ARCHITECTURE/tree/main/mars_mips/lab1" </w:instrText>
+            </w:r>
+            <w:r>
+              <w:rPr>
+                <w:rFonts w:hint="default"/>
+                <w:lang w:val="en-US"/>
+              </w:rPr>
+              <w:fldChar w:fldCharType="separate"/>
+            </w:r>
+            <w:r>
+              <w:rPr>
+                <w:rStyle w:val="16"/>
+                <w:rFonts w:hint="default"/>
+                <w:lang w:val="en-US"/>
+              </w:rPr>
+              <w:t>https://github.com/hpnt1912/COMPUTER-ARCHITECTURE/tree/main/mars_mips/lab1</w:t>
+            </w:r>
+            <w:r>
+              <w:rPr>
+                <w:rFonts w:hint="default"/>
+                <w:lang w:val="en-US"/>
+              </w:rPr>
+              <w:fldChar w:fldCharType="end"/>
+            </w:r>
           </w:p>
         </w:tc>
       </w:tr>
@@ -620,6 +657,8 @@
       <w:r>
         <w:t>1. Tổng quan buổi thực hành</w:t>
       </w:r>
+      <w:bookmarkStart w:id="0" w:name="_GoBack"/>
+      <w:bookmarkEnd w:id="0"/>
     </w:p>
     <w:p>
       <w:pPr>
@@ -5896,6 +5935,12 @@
             <w:insideH w:val="single" w:color="auto" w:sz="4" w:space="0"/>
             <w:insideV w:val="single" w:color="auto" w:sz="4" w:space="0"/>
           </w:tblBorders>
+          <w:tblCellMar>
+            <w:top w:w="0" w:type="dxa"/>
+            <w:left w:w="10" w:type="dxa"/>
+            <w:bottom w:w="0" w:type="dxa"/>
+            <w:right w:w="10" w:type="dxa"/>
+          </w:tblCellMar>
         </w:tblPrEx>
         <w:trPr>
           <w:cantSplit/>
@@ -10240,7 +10285,7 @@
                 <w:color w:val="FF0000"/>
                 <w:lang w:val="en-US"/>
               </w:rPr>
-              <w:t>0x01095014</w:t>
+              <w:t>0x01095020</w:t>
             </w:r>
           </w:p>
         </w:tc>
@@ -10462,10 +10507,8 @@
                 <w:color w:val="FF0000"/>
                 <w:lang w:val="en-US"/>
               </w:rPr>
-              <w:t>010100</w:t>
-            </w:r>
-            <w:bookmarkStart w:id="0" w:name="_GoBack"/>
-            <w:bookmarkEnd w:id="0"/>
+              <w:t>100000</w:t>
+            </w:r>
           </w:p>
         </w:tc>
       </w:tr>
@@ -11051,6 +11094,14 @@
                 <w:lang w:val="en-US"/>
               </w:rPr>
             </w:pPr>
+            <w:r>
+              <w:rPr>
+                <w:rFonts w:hint="default"/>
+                <w:color w:val="FF0000"/>
+                <w:lang w:val="en-US"/>
+              </w:rPr>
+              <w:t>0000000000000001</w:t>
+            </w:r>
           </w:p>
         </w:tc>
         <w:tc>
@@ -11211,18 +11262,173 @@
           <w:p>
             <w:pPr>
               <w:rPr>
-                <w:color w:val="FF0000"/>
-              </w:rPr>
-            </w:pPr>
-            <w:r>
-              <w:rPr>
+                <w:rFonts w:hint="default"/>
                 <w:i/>
                 <w:iCs/>
                 <w:color w:val="FF0000"/>
                 <w:sz w:val="20"/>
                 <w:szCs w:val="20"/>
+                <w:lang w:val="en-US"/>
+              </w:rPr>
+            </w:pPr>
+            <w:r>
+              <w:rPr>
+                <w:i/>
+                <w:iCs/>
+                <w:color w:val="FF0000"/>
+                <w:sz w:val="20"/>
+                <w:szCs w:val="20"/>
               </w:rPr>
               <w:t>Trả lời:</w:t>
+            </w:r>
+            <w:r>
+              <w:rPr>
+                <w:rFonts w:hint="default"/>
+                <w:i/>
+                <w:iCs/>
+                <w:color w:val="FF0000"/>
+                <w:sz w:val="20"/>
+                <w:szCs w:val="20"/>
+                <w:lang w:val="en-US"/>
+              </w:rPr>
+              <w:t xml:space="preserve"> </w:t>
+            </w:r>
+          </w:p>
+          <w:p>
+            <w:pPr>
+              <w:rPr>
+                <w:rFonts w:hint="default"/>
+                <w:i/>
+                <w:iCs/>
+                <w:color w:val="FF0000"/>
+                <w:sz w:val="20"/>
+                <w:szCs w:val="20"/>
+                <w:lang w:val="en-US"/>
+              </w:rPr>
+            </w:pPr>
+            <w:r>
+              <w:rPr>
+                <w:rFonts w:hint="default"/>
+                <w:i/>
+                <w:iCs/>
+                <w:color w:val="FF0000"/>
+                <w:sz w:val="20"/>
+                <w:szCs w:val="20"/>
+                <w:lang w:val="en-US"/>
+              </w:rPr>
+              <w:t xml:space="preserve">- Ta có công thức địa chỉ: PC = PC + 4 + BranchAddr mà </w:t>
+            </w:r>
+            <w:r>
+              <w:drawing>
+                <wp:inline distT="0" distB="0" distL="114300" distR="114300">
+                  <wp:extent cx="3054350" cy="196850"/>
+                  <wp:effectExtent l="0" t="0" r="6350" b="6350"/>
+                  <wp:docPr id="1" name="Picture 1"/>
+                  <wp:cNvGraphicFramePr>
+                    <a:graphicFrameLocks xmlns:a="http://schemas.openxmlformats.org/drawingml/2006/main" noChangeAspect="1"/>
+                  </wp:cNvGraphicFramePr>
+                  <a:graphic xmlns:a="http://schemas.openxmlformats.org/drawingml/2006/main">
+                    <a:graphicData uri="http://schemas.openxmlformats.org/drawingml/2006/picture">
+                      <pic:pic xmlns:pic="http://schemas.openxmlformats.org/drawingml/2006/picture">
+                        <pic:nvPicPr>
+                          <pic:cNvPr id="1" name="Picture 1"/>
+                          <pic:cNvPicPr>
+                            <a:picLocks noChangeAspect="1"/>
+                          </pic:cNvPicPr>
+                        </pic:nvPicPr>
+                        <pic:blipFill>
+                          <a:blip r:embed="rId11"/>
+                          <a:stretch>
+                            <a:fillRect/>
+                          </a:stretch>
+                        </pic:blipFill>
+                        <pic:spPr>
+                          <a:xfrm>
+                            <a:off x="0" y="0"/>
+                            <a:ext cx="3054350" cy="196850"/>
+                          </a:xfrm>
+                          <a:prstGeom prst="rect">
+                            <a:avLst/>
+                          </a:prstGeom>
+                          <a:noFill/>
+                          <a:ln>
+                            <a:noFill/>
+                          </a:ln>
+                        </pic:spPr>
+                      </pic:pic>
+                    </a:graphicData>
+                  </a:graphic>
+                </wp:inline>
+              </w:drawing>
+            </w:r>
+            <w:r>
+              <w:rPr>
+                <w:rFonts w:hint="default"/>
+                <w:lang w:val="en-US"/>
+              </w:rPr>
+              <w:t xml:space="preserve"> </w:t>
+            </w:r>
+            <w:r>
+              <w:rPr>
+                <w:rFonts w:hint="default"/>
+                <w:i/>
+                <w:iCs/>
+                <w:color w:val="FF0000"/>
+                <w:sz w:val="20"/>
+                <w:szCs w:val="20"/>
+                <w:lang w:val="en-US"/>
+              </w:rPr>
+              <w:t>tức dịch phải 2 bit là sẽ có PC nhưng vì mình tìm immediate nên mình phải suy ra BranchAddr = PC - (PC + 4) và mình phải dịch trái immidiate 2 bit, tương đương với việc chia 4. --&gt; immediate = (PC - (PC + 4)) / 4</w:t>
+            </w:r>
+          </w:p>
+          <w:p>
+            <w:pPr>
+              <w:rPr>
+                <w:rFonts w:hint="default"/>
+                <w:i/>
+                <w:iCs/>
+                <w:color w:val="FF0000"/>
+                <w:sz w:val="20"/>
+                <w:szCs w:val="20"/>
+                <w:lang w:val="en-US"/>
+              </w:rPr>
+            </w:pPr>
+            <w:r>
+              <w:rPr>
+                <w:rFonts w:hint="default"/>
+                <w:i/>
+                <w:iCs/>
+                <w:color w:val="FF0000"/>
+                <w:sz w:val="20"/>
+                <w:szCs w:val="20"/>
+                <w:lang w:val="en-US"/>
+              </w:rPr>
+              <w:t>-  1 lệnh = 4 bytes --&gt; chèn 3 lệnh = 12 bytes --&gt; 0xC --&gt; địa chỉ small = 0x0040001c + 0x0000000c = 0x00400028</w:t>
+            </w:r>
+          </w:p>
+          <w:p>
+            <w:pPr>
+              <w:rPr>
+                <w:rFonts w:hint="default"/>
+                <w:i/>
+                <w:iCs/>
+                <w:color w:val="FF0000"/>
+                <w:sz w:val="20"/>
+                <w:szCs w:val="20"/>
+                <w:lang w:val="en-US"/>
+              </w:rPr>
+            </w:pPr>
+            <w:r>
+              <w:rPr>
+                <w:rFonts w:hint="default"/>
+                <w:i/>
+                <w:iCs/>
+                <w:color w:val="FF0000"/>
+                <w:sz w:val="20"/>
+                <w:szCs w:val="20"/>
+                <w:lang w:val="en-US"/>
+              </w:rPr>
+              <w:t>Immediate = (0x00400028 - 0x0040018) / 4 = 16 bytes / 4 = 4 --&gt; 0x00000004</w:t>
             </w:r>
           </w:p>
         </w:tc>
@@ -11564,9 +11770,19 @@
               <w:keepNext/>
               <w:spacing w:line="252" w:lineRule="auto"/>
               <w:rPr>
-                <w:color w:val="FF0000"/>
-              </w:rPr>
-            </w:pPr>
+                <w:rFonts w:hint="default"/>
+                <w:color w:val="FF0000"/>
+                <w:lang w:val="en-US"/>
+              </w:rPr>
+            </w:pPr>
+            <w:r>
+              <w:rPr>
+                <w:rFonts w:hint="default"/>
+                <w:color w:val="FF0000"/>
+                <w:lang w:val="en-US"/>
+              </w:rPr>
+              <w:t>16</w:t>
+            </w:r>
           </w:p>
         </w:tc>
         <w:tc>
@@ -11592,9 +11808,19 @@
               <w:keepNext/>
               <w:spacing w:line="252" w:lineRule="auto"/>
               <w:rPr>
-                <w:color w:val="FF0000"/>
-              </w:rPr>
-            </w:pPr>
+                <w:rFonts w:hint="default"/>
+                <w:color w:val="FF0000"/>
+                <w:lang w:val="en-US"/>
+              </w:rPr>
+            </w:pPr>
+            <w:r>
+              <w:rPr>
+                <w:rFonts w:hint="default"/>
+                <w:color w:val="FF0000"/>
+                <w:lang w:val="en-US"/>
+              </w:rPr>
+              <w:t>16</w:t>
+            </w:r>
           </w:p>
         </w:tc>
       </w:tr>
@@ -11671,9 +11897,19 @@
             <w:pPr>
               <w:spacing w:line="252" w:lineRule="auto"/>
               <w:rPr>
-                <w:color w:val="FF0000"/>
-              </w:rPr>
-            </w:pPr>
+                <w:rFonts w:hint="default"/>
+                <w:color w:val="FF0000"/>
+                <w:lang w:val="en-US"/>
+              </w:rPr>
+            </w:pPr>
+            <w:r>
+              <w:rPr>
+                <w:rFonts w:hint="default"/>
+                <w:color w:val="FF0000"/>
+                <w:lang w:val="en-US"/>
+              </w:rPr>
+              <w:t>Ket qua: 0</w:t>
+            </w:r>
           </w:p>
         </w:tc>
         <w:tc>
@@ -11698,9 +11934,19 @@
             <w:pPr>
               <w:spacing w:line="252" w:lineRule="auto"/>
               <w:rPr>
-                <w:color w:val="FF0000"/>
-              </w:rPr>
-            </w:pPr>
+                <w:rFonts w:hint="default"/>
+                <w:color w:val="FF0000"/>
+                <w:lang w:val="en-US"/>
+              </w:rPr>
+            </w:pPr>
+            <w:r>
+              <w:rPr>
+                <w:rFonts w:hint="default"/>
+                <w:color w:val="FF0000"/>
+                <w:lang w:val="en-US"/>
+              </w:rPr>
+              <w:t>Ket qua: 0</w:t>
+            </w:r>
           </w:p>
         </w:tc>
       </w:tr>
@@ -11802,19 +12048,75 @@
           <w:p>
             <w:pPr>
               <w:rPr>
-                <w:color w:val="FF0000"/>
-              </w:rPr>
-            </w:pPr>
-            <w:r>
-              <w:rPr>
+                <w:rFonts w:hint="default"/>
                 <w:i/>
                 <w:iCs/>
                 <w:color w:val="FF0000"/>
                 <w:sz w:val="20"/>
                 <w:szCs w:val="20"/>
+                <w:lang w:val="en-US"/>
+              </w:rPr>
+            </w:pPr>
+            <w:r>
+              <w:rPr>
+                <w:i/>
+                <w:iCs/>
+                <w:color w:val="FF0000"/>
+                <w:sz w:val="20"/>
+                <w:szCs w:val="20"/>
               </w:rPr>
               <w:t>Trả lời:</w:t>
             </w:r>
+            <w:r>
+              <w:rPr>
+                <w:rFonts w:hint="default"/>
+                <w:i/>
+                <w:iCs/>
+                <w:color w:val="FF0000"/>
+                <w:sz w:val="20"/>
+                <w:szCs w:val="20"/>
+                <w:lang w:val="en-US"/>
+              </w:rPr>
+              <w:t xml:space="preserve"> giống nhau đều là: 0x0000000c</w:t>
+            </w:r>
+          </w:p>
+          <w:p>
+            <w:pPr>
+              <w:rPr>
+                <w:rFonts w:hint="default"/>
+                <w:i/>
+                <w:iCs/>
+                <w:color w:val="FF0000"/>
+                <w:sz w:val="20"/>
+                <w:szCs w:val="20"/>
+                <w:lang w:val="en-US"/>
+              </w:rPr>
+            </w:pPr>
+            <w:r>
+              <w:rPr>
+                <w:rFonts w:hint="default"/>
+                <w:i/>
+                <w:iCs/>
+                <w:color w:val="FF0000"/>
+                <w:sz w:val="20"/>
+                <w:szCs w:val="20"/>
+                <w:lang w:val="en-US"/>
+              </w:rPr>
+              <w:t>Máy phân biệt dịch vụ dựa trên mã số câu lệnh đằng trước ví dụ: li $v0, 4. thì sau khi syscall, cpu sẽ đọc giá trị $v0 thấy số 4 thì sẽ thực hiện dịch vụ in chuỗi string ra màn hình dựa theo bảng dịch vụ syscall</w:t>
+            </w:r>
+          </w:p>
+          <w:p>
+            <w:pPr>
+              <w:rPr>
+                <w:rFonts w:hint="default"/>
+                <w:i/>
+                <w:iCs/>
+                <w:color w:val="FF0000"/>
+                <w:sz w:val="20"/>
+                <w:szCs w:val="20"/>
+                <w:lang w:val="en-US"/>
+              </w:rPr>
+            </w:pPr>
           </w:p>
         </w:tc>
       </w:tr>
@@ -11891,14 +12193,47 @@
               <w:jc w:val="center"/>
             </w:pPr>
             <w:r>
-              <w:rPr>
-                <w:i/>
-                <w:iCs/>
-                <w:color w:val="7F7F7F"/>
-                <w:sz w:val="20"/>
-                <w:szCs w:val="20"/>
-              </w:rPr>
-              <w:t>Dán ảnh chụp Text Segment (thấy các cột Address, Code, Basic) và cửa sổ Instruction Counter</w:t>
+              <w:drawing>
+                <wp:inline distT="0" distB="0" distL="114300" distR="114300">
+                  <wp:extent cx="5970270" cy="2569210"/>
+                  <wp:effectExtent l="0" t="0" r="11430" b="8890"/>
+                  <wp:docPr id="3" name="Picture 2"/>
+                  <wp:cNvGraphicFramePr>
+                    <a:graphicFrameLocks xmlns:a="http://schemas.openxmlformats.org/drawingml/2006/main" noChangeAspect="1"/>
+                  </wp:cNvGraphicFramePr>
+                  <a:graphic xmlns:a="http://schemas.openxmlformats.org/drawingml/2006/main">
+                    <a:graphicData uri="http://schemas.openxmlformats.org/drawingml/2006/picture">
+                      <pic:pic xmlns:pic="http://schemas.openxmlformats.org/drawingml/2006/picture">
+                        <pic:nvPicPr>
+                          <pic:cNvPr id="3" name="Picture 2"/>
+                          <pic:cNvPicPr>
+                            <a:picLocks noChangeAspect="1"/>
+                          </pic:cNvPicPr>
+                        </pic:nvPicPr>
+                        <pic:blipFill>
+                          <a:blip r:embed="rId12"/>
+                          <a:stretch>
+                            <a:fillRect/>
+                          </a:stretch>
+                        </pic:blipFill>
+                        <pic:spPr>
+                          <a:xfrm>
+                            <a:off x="0" y="0"/>
+                            <a:ext cx="5970270" cy="2569210"/>
+                          </a:xfrm>
+                          <a:prstGeom prst="rect">
+                            <a:avLst/>
+                          </a:prstGeom>
+                          <a:noFill/>
+                          <a:ln>
+                            <a:noFill/>
+                          </a:ln>
+                        </pic:spPr>
+                      </pic:pic>
+                    </a:graphicData>
+                  </a:graphic>
+                </wp:inline>
+              </w:drawing>
             </w:r>
           </w:p>
         </w:tc>
@@ -22590,6 +22925,12 @@
             <w:insideH w:val="single" w:color="auto" w:sz="4" w:space="0"/>
             <w:insideV w:val="single" w:color="auto" w:sz="4" w:space="0"/>
           </w:tblBorders>
+          <w:tblCellMar>
+            <w:top w:w="0" w:type="dxa"/>
+            <w:left w:w="10" w:type="dxa"/>
+            <w:bottom w:w="0" w:type="dxa"/>
+            <w:right w:w="10" w:type="dxa"/>
+          </w:tblCellMar>
         </w:tblPrEx>
         <w:trPr>
           <w:cantSplit/>
@@ -27446,7 +27787,7 @@
     <w:lsdException w:uiPriority="99" w:name="Normal Indent"/>
     <w:lsdException w:qFormat="1" w:uiPriority="99" w:name="footnote text"/>
     <w:lsdException w:uiPriority="99" w:name="annotation text"/>
-    <w:lsdException w:uiPriority="99" w:semiHidden="0" w:name="header"/>
+    <w:lsdException w:qFormat="1" w:uiPriority="99" w:semiHidden="0" w:name="header"/>
     <w:lsdException w:qFormat="1" w:uiPriority="99" w:semiHidden="0" w:name="footer"/>
     <w:lsdException w:uiPriority="99" w:name="index heading"/>
     <w:lsdException w:qFormat="1" w:uiPriority="35" w:name="caption"/>
@@ -27480,7 +27821,7 @@
     <w:lsdException w:qFormat="1" w:unhideWhenUsed="0" w:uiPriority="10" w:semiHidden="0" w:name="Title"/>
     <w:lsdException w:uiPriority="99" w:name="Closing"/>
     <w:lsdException w:uiPriority="99" w:name="Signature"/>
-    <w:lsdException w:uiPriority="1" w:name="Default Paragraph Font"/>
+    <w:lsdException w:qFormat="1" w:uiPriority="1" w:name="Default Paragraph Font"/>
     <w:lsdException w:uiPriority="99" w:name="Body Text"/>
     <w:lsdException w:uiPriority="99" w:name="Body Text Indent"/>
     <w:lsdException w:uiPriority="99" w:name="List Continue"/>
@@ -27518,7 +27859,7 @@
     <w:lsdException w:uiPriority="99" w:name="HTML Sample"/>
     <w:lsdException w:uiPriority="99" w:name="HTML Typewriter"/>
     <w:lsdException w:uiPriority="99" w:name="HTML Variable"/>
-    <w:lsdException w:uiPriority="99" w:name="Normal Table"/>
+    <w:lsdException w:qFormat="1" w:uiPriority="99" w:name="Normal Table"/>
     <w:lsdException w:uiPriority="99" w:name="annotation subject"/>
     <w:lsdException w:uiPriority="99" w:name="Table Simple 1"/>
     <w:lsdException w:uiPriority="99" w:name="Table Simple 2"/>
@@ -27794,12 +28135,14 @@
     <w:name w:val="Default Paragraph Font"/>
     <w:semiHidden/>
     <w:unhideWhenUsed/>
+    <w:qFormat/>
     <w:uiPriority w:val="1"/>
   </w:style>
   <w:style w:type="table" w:default="1" w:styleId="9">
     <w:name w:val="Normal Table"/>
     <w:semiHidden/>
     <w:unhideWhenUsed/>
+    <w:qFormat/>
     <w:uiPriority w:val="99"/>
     <w:tblPr>
       <w:tblCellMar>
@@ -27877,6 +28220,7 @@
     <w:basedOn w:val="1"/>
     <w:link w:val="22"/>
     <w:unhideWhenUsed/>
+    <w:qFormat/>
     <w:uiPriority w:val="99"/>
     <w:pPr>
       <w:tabs>
@@ -27947,6 +28291,7 @@
     <w:link w:val="11"/>
     <w:semiHidden/>
     <w:unhideWhenUsed/>
+    <w:qFormat/>
     <w:uiPriority w:val="99"/>
     <w:rPr>
       <w:sz w:val="20"/>
@@ -27964,6 +28309,7 @@
     <w:name w:val="Footer Char"/>
     <w:basedOn w:val="8"/>
     <w:link w:val="12"/>
+    <w:qFormat/>
     <w:uiPriority w:val="99"/>
   </w:style>
 </w:styles>

--- a/mars_mips/lab1/LAB01_M3.docx
+++ b/mars_mips/lab1/LAB01_M3.docx
@@ -657,8 +657,6 @@
       <w:r>
         <w:t>1. Tổng quan buổi thực hành</w:t>
       </w:r>
-      <w:bookmarkStart w:id="0" w:name="_GoBack"/>
-      <w:bookmarkEnd w:id="0"/>
     </w:p>
     <w:p>
       <w:pPr>
@@ -13667,6 +13665,7 @@
               <w:keepNext/>
               <w:spacing w:after="60"/>
             </w:pPr>
+            <w:bookmarkStart w:id="0" w:name="_GoBack"/>
             <w:r>
               <w:rPr>
                 <w:b/>
@@ -13929,6 +13928,7 @@
               </w:rPr>
               <w:t xml:space="preserve"> đã dùng.</w:t>
             </w:r>
+            <w:bookmarkEnd w:id="0"/>
           </w:p>
         </w:tc>
       </w:tr>
@@ -14369,9 +14369,19 @@
             <w:pPr>
               <w:spacing w:line="252" w:lineRule="auto"/>
               <w:rPr>
-                <w:color w:val="FF0000"/>
-              </w:rPr>
-            </w:pPr>
+                <w:rFonts w:hint="default"/>
+                <w:color w:val="FF0000"/>
+                <w:lang w:val="en-US"/>
+              </w:rPr>
+            </w:pPr>
+            <w:r>
+              <w:rPr>
+                <w:rFonts w:hint="default"/>
+                <w:color w:val="FF0000"/>
+                <w:lang w:val="en-US"/>
+              </w:rPr>
+              <w:t>1640</w:t>
+            </w:r>
           </w:p>
         </w:tc>
         <w:tc>
@@ -14396,9 +14406,19 @@
             <w:pPr>
               <w:spacing w:line="252" w:lineRule="auto"/>
               <w:rPr>
-                <w:color w:val="FF0000"/>
-              </w:rPr>
-            </w:pPr>
+                <w:rFonts w:hint="default"/>
+                <w:color w:val="FF0000"/>
+                <w:lang w:val="en-US"/>
+              </w:rPr>
+            </w:pPr>
+            <w:r>
+              <w:rPr>
+                <w:rFonts w:hint="default"/>
+                <w:color w:val="FF0000"/>
+                <w:lang w:val="en-US"/>
+              </w:rPr>
+              <w:t>1700</w:t>
+            </w:r>
           </w:p>
         </w:tc>
         <w:tc>
@@ -14423,9 +14443,19 @@
             <w:pPr>
               <w:spacing w:line="252" w:lineRule="auto"/>
               <w:rPr>
-                <w:color w:val="FF0000"/>
-              </w:rPr>
-            </w:pPr>
+                <w:rFonts w:hint="default"/>
+                <w:color w:val="FF0000"/>
+                <w:lang w:val="en-US"/>
+              </w:rPr>
+            </w:pPr>
+            <w:r>
+              <w:rPr>
+                <w:rFonts w:hint="default"/>
+                <w:color w:val="FF0000"/>
+                <w:lang w:val="en-US"/>
+              </w:rPr>
+              <w:t>1990</w:t>
+            </w:r>
           </w:p>
         </w:tc>
         <w:tc>
@@ -14450,9 +14480,19 @@
             <w:pPr>
               <w:spacing w:line="252" w:lineRule="auto"/>
               <w:rPr>
-                <w:color w:val="FF0000"/>
-              </w:rPr>
-            </w:pPr>
+                <w:rFonts w:hint="default"/>
+                <w:color w:val="FF0000"/>
+                <w:lang w:val="en-US"/>
+              </w:rPr>
+            </w:pPr>
+            <w:r>
+              <w:rPr>
+                <w:rFonts w:hint="default"/>
+                <w:color w:val="FF0000"/>
+                <w:lang w:val="en-US"/>
+              </w:rPr>
+              <w:t>2540</w:t>
+            </w:r>
           </w:p>
         </w:tc>
         <w:tc>
@@ -14477,9 +14517,19 @@
             <w:pPr>
               <w:spacing w:line="252" w:lineRule="auto"/>
               <w:rPr>
-                <w:color w:val="FF0000"/>
-              </w:rPr>
-            </w:pPr>
+                <w:rFonts w:hint="default"/>
+                <w:color w:val="FF0000"/>
+                <w:lang w:val="en-US"/>
+              </w:rPr>
+            </w:pPr>
+            <w:r>
+              <w:rPr>
+                <w:rFonts w:hint="default"/>
+                <w:color w:val="FF0000"/>
+                <w:lang w:val="en-US"/>
+              </w:rPr>
+              <w:t>2890</w:t>
+            </w:r>
           </w:p>
         </w:tc>
         <w:tc>
@@ -14504,9 +14554,19 @@
             <w:pPr>
               <w:spacing w:line="252" w:lineRule="auto"/>
               <w:rPr>
-                <w:color w:val="FF0000"/>
-              </w:rPr>
-            </w:pPr>
+                <w:rFonts w:hint="default"/>
+                <w:color w:val="FF0000"/>
+                <w:lang w:val="en-US"/>
+              </w:rPr>
+            </w:pPr>
+            <w:r>
+              <w:rPr>
+                <w:rFonts w:hint="default"/>
+                <w:color w:val="FF0000"/>
+                <w:lang w:val="en-US"/>
+              </w:rPr>
+              <w:t>3040</w:t>
+            </w:r>
           </w:p>
         </w:tc>
       </w:tr>
@@ -14626,18 +14686,863 @@
           <w:p>
             <w:pPr>
               <w:rPr>
-                <w:color w:val="FF0000"/>
-              </w:rPr>
-            </w:pPr>
-            <w:r>
-              <w:rPr>
                 <w:i/>
                 <w:iCs/>
                 <w:color w:val="FF0000"/>
                 <w:sz w:val="20"/>
                 <w:szCs w:val="20"/>
               </w:rPr>
+            </w:pPr>
+            <w:r>
+              <w:rPr>
+                <w:i/>
+                <w:iCs/>
+                <w:color w:val="FF0000"/>
+                <w:sz w:val="20"/>
+                <w:szCs w:val="20"/>
+              </w:rPr>
               <w:t>Thuật toán:</w:t>
+            </w:r>
+          </w:p>
+          <w:p>
+            <w:pPr>
+              <w:rPr>
+                <w:rFonts w:hint="default"/>
+                <w:i/>
+                <w:iCs/>
+                <w:color w:val="FF0000"/>
+                <w:sz w:val="20"/>
+                <w:szCs w:val="20"/>
+                <w:lang w:val="en-US"/>
+              </w:rPr>
+            </w:pPr>
+            <w:r>
+              <w:rPr>
+                <w:rFonts w:hint="default"/>
+                <w:i/>
+                <w:iCs/>
+                <w:color w:val="FF0000"/>
+                <w:sz w:val="20"/>
+                <w:szCs w:val="20"/>
+                <w:lang w:val="en-US"/>
+              </w:rPr>
+              <w:t>Khai báo dữ liệu trong .data:</w:t>
+            </w:r>
+          </w:p>
+          <w:p>
+            <w:pPr>
+              <w:rPr>
+                <w:rFonts w:hint="default"/>
+                <w:i/>
+                <w:iCs/>
+                <w:color w:val="FF0000"/>
+                <w:sz w:val="20"/>
+                <w:szCs w:val="20"/>
+                <w:lang w:val="en-US"/>
+              </w:rPr>
+            </w:pPr>
+            <w:r>
+              <w:rPr>
+                <w:rFonts w:hint="default"/>
+                <w:i/>
+                <w:iCs/>
+                <w:color w:val="FF0000"/>
+                <w:sz w:val="20"/>
+                <w:szCs w:val="20"/>
+                <w:lang w:val="en-US"/>
+              </w:rPr>
+              <w:t>Dung lượng từng bậc: 1:50, 2:50, 3:100, 4:100, 5:100, 6:9599</w:t>
+            </w:r>
+          </w:p>
+          <w:p>
+            <w:pPr>
+              <w:rPr>
+                <w:rFonts w:hint="default"/>
+                <w:i/>
+                <w:iCs/>
+                <w:color w:val="FF0000"/>
+                <w:sz w:val="20"/>
+                <w:szCs w:val="20"/>
+                <w:lang w:val="en-US"/>
+              </w:rPr>
+            </w:pPr>
+            <w:r>
+              <w:rPr>
+                <w:rFonts w:hint="default"/>
+                <w:i/>
+                <w:iCs/>
+                <w:color w:val="FF0000"/>
+                <w:sz w:val="20"/>
+                <w:szCs w:val="20"/>
+                <w:lang w:val="en-US"/>
+              </w:rPr>
+              <w:t>DungLuong = [50, 50, 100, 100, 100 ,9599, -1]</w:t>
+            </w:r>
+          </w:p>
+          <w:p>
+            <w:pPr>
+              <w:rPr>
+                <w:rFonts w:hint="default"/>
+                <w:i/>
+                <w:iCs/>
+                <w:color w:val="FF0000"/>
+                <w:sz w:val="20"/>
+                <w:szCs w:val="20"/>
+                <w:lang w:val="en-US"/>
+              </w:rPr>
+            </w:pPr>
+            <w:r>
+              <w:rPr>
+                <w:rFonts w:hint="default"/>
+                <w:i/>
+                <w:iCs/>
+                <w:color w:val="FF0000"/>
+                <w:sz w:val="20"/>
+                <w:szCs w:val="20"/>
+                <w:lang w:val="en-US"/>
+              </w:rPr>
+              <w:t>DonGia = [1640, 1700, 1990, 2540, 2890, 3040]</w:t>
+            </w:r>
+          </w:p>
+          <w:p>
+            <w:pPr>
+              <w:rPr>
+                <w:rFonts w:hint="default"/>
+                <w:i/>
+                <w:iCs/>
+                <w:color w:val="FF0000"/>
+                <w:sz w:val="20"/>
+                <w:szCs w:val="20"/>
+                <w:lang w:val="en-US"/>
+              </w:rPr>
+            </w:pPr>
+          </w:p>
+          <w:p>
+            <w:pPr>
+              <w:rPr>
+                <w:rFonts w:hint="default"/>
+                <w:i/>
+                <w:iCs/>
+                <w:color w:val="FF0000"/>
+                <w:sz w:val="20"/>
+                <w:szCs w:val="20"/>
+                <w:lang w:val="en-US"/>
+              </w:rPr>
+            </w:pPr>
+            <w:r>
+              <w:rPr>
+                <w:rFonts w:hint="default"/>
+                <w:i/>
+                <w:iCs/>
+                <w:color w:val="FF0000"/>
+                <w:sz w:val="20"/>
+                <w:szCs w:val="20"/>
+                <w:lang w:val="en-US"/>
+              </w:rPr>
+              <w:t>//vòng lặp nhập</w:t>
+            </w:r>
+          </w:p>
+          <w:p>
+            <w:pPr>
+              <w:rPr>
+                <w:rFonts w:hint="default"/>
+                <w:i/>
+                <w:iCs/>
+                <w:color w:val="FF0000"/>
+                <w:sz w:val="20"/>
+                <w:szCs w:val="20"/>
+                <w:lang w:val="en-US"/>
+              </w:rPr>
+            </w:pPr>
+            <w:r>
+              <w:rPr>
+                <w:rFonts w:hint="default"/>
+                <w:i/>
+                <w:iCs/>
+                <w:color w:val="FF0000"/>
+                <w:sz w:val="20"/>
+                <w:szCs w:val="20"/>
+                <w:lang w:val="en-US"/>
+              </w:rPr>
+              <w:t>Int x;</w:t>
+            </w:r>
+          </w:p>
+          <w:p>
+            <w:pPr>
+              <w:rPr>
+                <w:rFonts w:hint="default"/>
+                <w:i/>
+                <w:iCs/>
+                <w:color w:val="FF0000"/>
+                <w:sz w:val="20"/>
+                <w:szCs w:val="20"/>
+                <w:lang w:val="en-US"/>
+              </w:rPr>
+            </w:pPr>
+            <w:r>
+              <w:rPr>
+                <w:rFonts w:hint="default"/>
+                <w:i/>
+                <w:iCs/>
+                <w:color w:val="FF0000"/>
+                <w:sz w:val="20"/>
+                <w:szCs w:val="20"/>
+                <w:lang w:val="en-US"/>
+              </w:rPr>
+              <w:t>Do</w:t>
+            </w:r>
+          </w:p>
+          <w:p>
+            <w:pPr>
+              <w:rPr>
+                <w:rFonts w:hint="default"/>
+                <w:i/>
+                <w:iCs/>
+                <w:color w:val="FF0000"/>
+                <w:sz w:val="20"/>
+                <w:szCs w:val="20"/>
+                <w:lang w:val="en-US"/>
+              </w:rPr>
+            </w:pPr>
+            <w:r>
+              <w:rPr>
+                <w:rFonts w:hint="default"/>
+                <w:i/>
+                <w:iCs/>
+                <w:color w:val="FF0000"/>
+                <w:sz w:val="20"/>
+                <w:szCs w:val="20"/>
+                <w:lang w:val="en-US"/>
+              </w:rPr>
+              <w:t>{</w:t>
+            </w:r>
+          </w:p>
+          <w:p>
+            <w:pPr>
+              <w:rPr>
+                <w:rFonts w:hint="default"/>
+                <w:i/>
+                <w:iCs/>
+                <w:color w:val="FF0000"/>
+                <w:sz w:val="20"/>
+                <w:szCs w:val="20"/>
+                <w:lang w:val="en-US"/>
+              </w:rPr>
+            </w:pPr>
+            <w:r>
+              <w:rPr>
+                <w:rFonts w:hint="default"/>
+                <w:i/>
+                <w:iCs/>
+                <w:color w:val="FF0000"/>
+                <w:sz w:val="20"/>
+                <w:szCs w:val="20"/>
+                <w:lang w:val="en-US"/>
+              </w:rPr>
+              <w:t>Cout &lt;&lt; “Nhap so kWh (0..9999)”;</w:t>
+            </w:r>
+          </w:p>
+          <w:p>
+            <w:pPr>
+              <w:rPr>
+                <w:rFonts w:hint="default"/>
+                <w:i/>
+                <w:iCs/>
+                <w:color w:val="FF0000"/>
+                <w:sz w:val="20"/>
+                <w:szCs w:val="20"/>
+                <w:lang w:val="en-US"/>
+              </w:rPr>
+            </w:pPr>
+            <w:r>
+              <w:rPr>
+                <w:rFonts w:hint="default"/>
+                <w:i/>
+                <w:iCs/>
+                <w:color w:val="FF0000"/>
+                <w:sz w:val="20"/>
+                <w:szCs w:val="20"/>
+                <w:lang w:val="en-US"/>
+              </w:rPr>
+              <w:t>Cin &gt;&gt; x;</w:t>
+            </w:r>
+          </w:p>
+          <w:p>
+            <w:pPr>
+              <w:rPr>
+                <w:rFonts w:hint="default"/>
+                <w:i/>
+                <w:iCs/>
+                <w:color w:val="FF0000"/>
+                <w:sz w:val="20"/>
+                <w:szCs w:val="20"/>
+                <w:lang w:val="en-US"/>
+              </w:rPr>
+            </w:pPr>
+            <w:r>
+              <w:rPr>
+                <w:rFonts w:hint="default"/>
+                <w:i/>
+                <w:iCs/>
+                <w:color w:val="FF0000"/>
+                <w:sz w:val="20"/>
+                <w:szCs w:val="20"/>
+                <w:lang w:val="en-US"/>
+              </w:rPr>
+              <w:t>If (unsigned(x) &gt;= 10000) cout &lt;&lt; “Gia tri khong hop le, nhap lai”;</w:t>
+            </w:r>
+          </w:p>
+          <w:p>
+            <w:pPr>
+              <w:rPr>
+                <w:rFonts w:hint="default"/>
+                <w:i/>
+                <w:iCs/>
+                <w:color w:val="FF0000"/>
+                <w:sz w:val="20"/>
+                <w:szCs w:val="20"/>
+                <w:lang w:val="en-US"/>
+              </w:rPr>
+            </w:pPr>
+            <w:r>
+              <w:rPr>
+                <w:rFonts w:hint="default"/>
+                <w:i/>
+                <w:iCs/>
+                <w:color w:val="FF0000"/>
+                <w:sz w:val="20"/>
+                <w:szCs w:val="20"/>
+                <w:lang w:val="en-US"/>
+              </w:rPr>
+              <w:t>Else break;</w:t>
+            </w:r>
+          </w:p>
+          <w:p>
+            <w:pPr>
+              <w:rPr>
+                <w:rFonts w:hint="default"/>
+                <w:i/>
+                <w:iCs/>
+                <w:color w:val="FF0000"/>
+                <w:sz w:val="20"/>
+                <w:szCs w:val="20"/>
+                <w:lang w:val="en-US"/>
+              </w:rPr>
+            </w:pPr>
+            <w:r>
+              <w:rPr>
+                <w:rFonts w:hint="default"/>
+                <w:i/>
+                <w:iCs/>
+                <w:color w:val="FF0000"/>
+                <w:sz w:val="20"/>
+                <w:szCs w:val="20"/>
+                <w:lang w:val="en-US"/>
+              </w:rPr>
+              <w:t>} unsigned(x) &gt;+ 10000;</w:t>
+            </w:r>
+          </w:p>
+          <w:p>
+            <w:pPr>
+              <w:rPr>
+                <w:rFonts w:hint="default"/>
+                <w:i/>
+                <w:iCs/>
+                <w:color w:val="FF0000"/>
+                <w:sz w:val="20"/>
+                <w:szCs w:val="20"/>
+                <w:lang w:val="en-US"/>
+              </w:rPr>
+            </w:pPr>
+          </w:p>
+          <w:p>
+            <w:pPr>
+              <w:rPr>
+                <w:rFonts w:hint="default"/>
+                <w:i/>
+                <w:iCs/>
+                <w:color w:val="FF0000"/>
+                <w:sz w:val="20"/>
+                <w:szCs w:val="20"/>
+                <w:lang w:val="en-US"/>
+              </w:rPr>
+            </w:pPr>
+            <w:r>
+              <w:rPr>
+                <w:rFonts w:hint="default"/>
+                <w:i/>
+                <w:iCs/>
+                <w:color w:val="FF0000"/>
+                <w:sz w:val="20"/>
+                <w:szCs w:val="20"/>
+                <w:lang w:val="en-US"/>
+              </w:rPr>
+              <w:t>Int res = 0</w:t>
+            </w:r>
+          </w:p>
+          <w:p>
+            <w:pPr>
+              <w:rPr>
+                <w:rFonts w:hint="default"/>
+                <w:i/>
+                <w:iCs/>
+                <w:color w:val="FF0000"/>
+                <w:sz w:val="20"/>
+                <w:szCs w:val="20"/>
+                <w:lang w:val="en-US"/>
+              </w:rPr>
+            </w:pPr>
+            <w:r>
+              <w:rPr>
+                <w:rFonts w:hint="default"/>
+                <w:i/>
+                <w:iCs/>
+                <w:color w:val="FF0000"/>
+                <w:sz w:val="20"/>
+                <w:szCs w:val="20"/>
+                <w:lang w:val="en-US"/>
+              </w:rPr>
+              <w:t>Int i = 0;</w:t>
+            </w:r>
+          </w:p>
+          <w:p>
+            <w:pPr>
+              <w:rPr>
+                <w:rFonts w:hint="default"/>
+                <w:i/>
+                <w:iCs/>
+                <w:color w:val="FF0000"/>
+                <w:sz w:val="20"/>
+                <w:szCs w:val="20"/>
+                <w:lang w:val="en-US"/>
+              </w:rPr>
+            </w:pPr>
+            <w:r>
+              <w:rPr>
+                <w:rFonts w:hint="default"/>
+                <w:i/>
+                <w:iCs/>
+                <w:color w:val="FF0000"/>
+                <w:sz w:val="20"/>
+                <w:szCs w:val="20"/>
+                <w:lang w:val="en-US"/>
+              </w:rPr>
+              <w:t>While ( x &gt; 0 &amp; DungLuong[i] != -1)</w:t>
+            </w:r>
+          </w:p>
+          <w:p>
+            <w:pPr>
+              <w:rPr>
+                <w:rFonts w:hint="default"/>
+                <w:i/>
+                <w:iCs/>
+                <w:color w:val="FF0000"/>
+                <w:sz w:val="20"/>
+                <w:szCs w:val="20"/>
+                <w:lang w:val="en-US"/>
+              </w:rPr>
+            </w:pPr>
+            <w:r>
+              <w:rPr>
+                <w:rFonts w:hint="default"/>
+                <w:i/>
+                <w:iCs/>
+                <w:color w:val="FF0000"/>
+                <w:sz w:val="20"/>
+                <w:szCs w:val="20"/>
+                <w:lang w:val="en-US"/>
+              </w:rPr>
+              <w:t>{</w:t>
+            </w:r>
+          </w:p>
+          <w:p>
+            <w:pPr>
+              <w:rPr>
+                <w:rFonts w:hint="default"/>
+                <w:i/>
+                <w:iCs/>
+                <w:color w:val="FF0000"/>
+                <w:sz w:val="20"/>
+                <w:szCs w:val="20"/>
+                <w:lang w:val="en-US"/>
+              </w:rPr>
+            </w:pPr>
+            <w:r>
+              <w:rPr>
+                <w:rFonts w:hint="default"/>
+                <w:i/>
+                <w:iCs/>
+                <w:color w:val="FF0000"/>
+                <w:sz w:val="20"/>
+                <w:szCs w:val="20"/>
+                <w:lang w:val="en-US"/>
+              </w:rPr>
+              <w:t>limit = DungLuong[i];</w:t>
+            </w:r>
+          </w:p>
+          <w:p>
+            <w:pPr>
+              <w:rPr>
+                <w:rFonts w:hint="default"/>
+                <w:i/>
+                <w:iCs/>
+                <w:color w:val="FF0000"/>
+                <w:sz w:val="20"/>
+                <w:szCs w:val="20"/>
+                <w:lang w:val="en-US"/>
+              </w:rPr>
+            </w:pPr>
+            <w:r>
+              <w:rPr>
+                <w:rFonts w:hint="default"/>
+                <w:i/>
+                <w:iCs/>
+                <w:color w:val="FF0000"/>
+                <w:sz w:val="20"/>
+                <w:szCs w:val="20"/>
+                <w:lang w:val="en-US"/>
+              </w:rPr>
+              <w:t>kWh_bac = (x &gt; limit) ? limit : x;</w:t>
+            </w:r>
+          </w:p>
+          <w:p>
+            <w:pPr>
+              <w:rPr>
+                <w:rFonts w:hint="default"/>
+                <w:i/>
+                <w:iCs/>
+                <w:color w:val="FF0000"/>
+                <w:sz w:val="20"/>
+                <w:szCs w:val="20"/>
+                <w:lang w:val="en-US"/>
+              </w:rPr>
+            </w:pPr>
+            <w:r>
+              <w:rPr>
+                <w:rFonts w:hint="default"/>
+                <w:i/>
+                <w:iCs/>
+                <w:color w:val="FF0000"/>
+                <w:sz w:val="20"/>
+                <w:szCs w:val="20"/>
+                <w:lang w:val="en-US"/>
+              </w:rPr>
+              <w:t>res = res + kWh_bac * DonGia[i];</w:t>
+            </w:r>
+          </w:p>
+          <w:p>
+            <w:pPr>
+              <w:rPr>
+                <w:rFonts w:hint="default"/>
+                <w:i/>
+                <w:iCs/>
+                <w:color w:val="FF0000"/>
+                <w:sz w:val="20"/>
+                <w:szCs w:val="20"/>
+                <w:lang w:val="en-US"/>
+              </w:rPr>
+            </w:pPr>
+            <w:r>
+              <w:rPr>
+                <w:rFonts w:hint="default"/>
+                <w:i/>
+                <w:iCs/>
+                <w:color w:val="FF0000"/>
+                <w:sz w:val="20"/>
+                <w:szCs w:val="20"/>
+                <w:lang w:val="en-US"/>
+              </w:rPr>
+              <w:t>x = x - kWh_bac;</w:t>
+            </w:r>
+          </w:p>
+          <w:p>
+            <w:pPr>
+              <w:rPr>
+                <w:rFonts w:hint="default"/>
+                <w:i/>
+                <w:iCs/>
+                <w:color w:val="FF0000"/>
+                <w:sz w:val="20"/>
+                <w:szCs w:val="20"/>
+                <w:lang w:val="en-US"/>
+              </w:rPr>
+            </w:pPr>
+            <w:r>
+              <w:rPr>
+                <w:rFonts w:hint="default"/>
+                <w:i/>
+                <w:iCs/>
+                <w:color w:val="FF0000"/>
+                <w:sz w:val="20"/>
+                <w:szCs w:val="20"/>
+                <w:lang w:val="en-US"/>
+              </w:rPr>
+              <w:t>i = i + 1;</w:t>
+            </w:r>
+          </w:p>
+          <w:p>
+            <w:pPr>
+              <w:rPr>
+                <w:rFonts w:hint="default"/>
+                <w:i/>
+                <w:iCs/>
+                <w:color w:val="FF0000"/>
+                <w:sz w:val="20"/>
+                <w:szCs w:val="20"/>
+                <w:lang w:val="en-US"/>
+              </w:rPr>
+            </w:pPr>
+            <w:r>
+              <w:rPr>
+                <w:rFonts w:hint="default"/>
+                <w:i/>
+                <w:iCs/>
+                <w:color w:val="FF0000"/>
+                <w:sz w:val="20"/>
+                <w:szCs w:val="20"/>
+                <w:lang w:val="en-US"/>
+              </w:rPr>
+              <w:t>}</w:t>
+            </w:r>
+          </w:p>
+          <w:p>
+            <w:pPr>
+              <w:rPr>
+                <w:rFonts w:hint="default"/>
+                <w:i/>
+                <w:iCs/>
+                <w:color w:val="FF0000"/>
+                <w:sz w:val="20"/>
+                <w:szCs w:val="20"/>
+                <w:lang w:val="en-US"/>
+              </w:rPr>
+            </w:pPr>
+          </w:p>
+          <w:p>
+            <w:pPr>
+              <w:rPr>
+                <w:rFonts w:hint="default"/>
+                <w:i/>
+                <w:iCs/>
+                <w:color w:val="FF0000"/>
+                <w:sz w:val="20"/>
+                <w:szCs w:val="20"/>
+                <w:lang w:val="en-US"/>
+              </w:rPr>
+            </w:pPr>
+            <w:r>
+              <w:rPr>
+                <w:rFonts w:hint="default"/>
+                <w:i/>
+                <w:iCs/>
+                <w:color w:val="FF0000"/>
+                <w:sz w:val="20"/>
+                <w:szCs w:val="20"/>
+                <w:lang w:val="en-US"/>
+              </w:rPr>
+              <w:t>//in ket qua va ket thuc</w:t>
+            </w:r>
+          </w:p>
+          <w:p>
+            <w:pPr>
+              <w:rPr>
+                <w:rFonts w:hint="default"/>
+                <w:i/>
+                <w:iCs/>
+                <w:color w:val="FF0000"/>
+                <w:sz w:val="20"/>
+                <w:szCs w:val="20"/>
+                <w:lang w:val="en-US"/>
+              </w:rPr>
+            </w:pPr>
+            <w:r>
+              <w:rPr>
+                <w:rFonts w:hint="default"/>
+                <w:i/>
+                <w:iCs/>
+                <w:color w:val="FF0000"/>
+                <w:sz w:val="20"/>
+                <w:szCs w:val="20"/>
+                <w:lang w:val="en-US"/>
+              </w:rPr>
+              <w:t>Cout &lt;&lt; “Tien dien: “ &lt;&lt; res &lt;&lt; endl;</w:t>
+            </w:r>
+          </w:p>
+          <w:p>
+            <w:pPr>
+              <w:rPr>
+                <w:rFonts w:hint="default"/>
+                <w:i/>
+                <w:iCs/>
+                <w:color w:val="FF0000"/>
+                <w:sz w:val="20"/>
+                <w:szCs w:val="20"/>
+                <w:lang w:val="en-US"/>
+              </w:rPr>
+            </w:pPr>
+          </w:p>
+          <w:p>
+            <w:pPr>
+              <w:rPr>
+                <w:rFonts w:hint="default"/>
+                <w:i/>
+                <w:iCs/>
+                <w:color w:val="FF0000"/>
+                <w:sz w:val="20"/>
+                <w:szCs w:val="20"/>
+                <w:lang w:val="en-US"/>
+              </w:rPr>
+            </w:pPr>
+          </w:p>
+          <w:p>
+            <w:pPr>
+              <w:rPr>
+                <w:rFonts w:hint="default"/>
+                <w:i/>
+                <w:iCs/>
+                <w:color w:val="FF0000"/>
+                <w:sz w:val="20"/>
+                <w:szCs w:val="20"/>
+                <w:lang w:val="en-US"/>
+              </w:rPr>
+            </w:pPr>
+            <w:r>
+              <w:rPr>
+                <w:rFonts w:hint="default"/>
+                <w:i/>
+                <w:iCs/>
+                <w:color w:val="FF0000"/>
+                <w:sz w:val="20"/>
+                <w:szCs w:val="20"/>
+                <w:lang w:val="en-US"/>
+              </w:rPr>
+              <w:t>Điều kiện kết thúc vòng lặp:</w:t>
+            </w:r>
+          </w:p>
+          <w:p>
+            <w:pPr>
+              <w:rPr>
+                <w:rFonts w:hint="default"/>
+                <w:i/>
+                <w:iCs/>
+                <w:color w:val="FF0000"/>
+                <w:sz w:val="20"/>
+                <w:szCs w:val="20"/>
+                <w:lang w:val="en-US"/>
+              </w:rPr>
+            </w:pPr>
+            <w:r>
+              <w:rPr>
+                <w:rFonts w:hint="default"/>
+                <w:i/>
+                <w:iCs/>
+                <w:color w:val="FF0000"/>
+                <w:sz w:val="20"/>
+                <w:szCs w:val="20"/>
+                <w:lang w:val="en-US"/>
+              </w:rPr>
+              <w:t>Khi mà x đã &lt;= 0 tức là đã tính toán xong số kWh và tính toán được tổng số tiền khi sử dụng số kWh đó hoặc DuongLuong[i] = -1 tức là đã tính xong số tiền ở mốc cuối</w:t>
+            </w:r>
+          </w:p>
+          <w:p>
+            <w:pPr>
+              <w:rPr>
+                <w:rFonts w:hint="default"/>
+                <w:i/>
+                <w:iCs/>
+                <w:color w:val="FF0000"/>
+                <w:sz w:val="20"/>
+                <w:szCs w:val="20"/>
+                <w:lang w:val="en-US"/>
+              </w:rPr>
+            </w:pPr>
+          </w:p>
+          <w:p>
+            <w:pPr>
+              <w:rPr>
+                <w:rFonts w:hint="default"/>
+                <w:i/>
+                <w:iCs/>
+                <w:color w:val="FF0000"/>
+                <w:sz w:val="20"/>
+                <w:szCs w:val="20"/>
+                <w:lang w:val="en-US"/>
+              </w:rPr>
+            </w:pPr>
+            <w:r>
+              <w:rPr>
+                <w:rFonts w:hint="default"/>
+                <w:i/>
+                <w:iCs/>
+                <w:color w:val="FF0000"/>
+                <w:sz w:val="20"/>
+                <w:szCs w:val="20"/>
+                <w:lang w:val="en-US"/>
+              </w:rPr>
+              <w:t>Cách xác định phần điện năng thuộc mỗi bậc:</w:t>
+            </w:r>
+          </w:p>
+          <w:p>
+            <w:pPr>
+              <w:rPr>
+                <w:rFonts w:hint="default"/>
+                <w:i/>
+                <w:iCs/>
+                <w:color w:val="FF0000"/>
+                <w:sz w:val="20"/>
+                <w:szCs w:val="20"/>
+                <w:lang w:val="en-US"/>
+              </w:rPr>
+            </w:pPr>
+            <w:r>
+              <w:rPr>
+                <w:rFonts w:hint="default"/>
+                <w:i/>
+                <w:iCs/>
+                <w:color w:val="FF0000"/>
+                <w:sz w:val="20"/>
+                <w:szCs w:val="20"/>
+                <w:lang w:val="en-US"/>
+              </w:rPr>
+              <w:t>Cho limit là phần DungLuong tối đa của bậc hiện tại và tính toán xem nếu x &gt; limit thì tức là điện năng đang lớn hơn cả DungLuong hiện tại nên chắc chắn số kWh đó phải là tối đa, còn khi x &lt;= limit thì điện năng đó đang thuộc trong khoảng dung lượng của bậc ấy nên kWh sẽ chính là x luôn</w:t>
+            </w:r>
+          </w:p>
+          <w:p>
+            <w:pPr>
+              <w:rPr>
+                <w:rFonts w:hint="default"/>
+                <w:i/>
+                <w:iCs/>
+                <w:color w:val="FF0000"/>
+                <w:sz w:val="20"/>
+                <w:szCs w:val="20"/>
+                <w:lang w:val="en-US"/>
+              </w:rPr>
+            </w:pPr>
+          </w:p>
+          <w:p>
+            <w:pPr>
+              <w:rPr>
+                <w:rFonts w:hint="default"/>
+                <w:i/>
+                <w:iCs/>
+                <w:color w:val="FF0000"/>
+                <w:sz w:val="20"/>
+                <w:szCs w:val="20"/>
+                <w:lang w:val="en-US"/>
+              </w:rPr>
+            </w:pPr>
+            <w:r>
+              <w:rPr>
+                <w:rFonts w:hint="default"/>
+                <w:i/>
+                <w:iCs/>
+                <w:color w:val="FF0000"/>
+                <w:sz w:val="20"/>
+                <w:szCs w:val="20"/>
+                <w:lang w:val="en-US"/>
+              </w:rPr>
+              <w:t xml:space="preserve">Chương trình không cần biết trước số bậc đã dùng vì chương trình sử dụng vòng lặp duyệt mảng phần tử cho đến khi điện năng x giảm về 0 </w:t>
             </w:r>
           </w:p>
         </w:tc>
@@ -14830,9 +15735,19 @@
               <w:keepNext/>
               <w:spacing w:line="252" w:lineRule="auto"/>
               <w:rPr>
-                <w:color w:val="FF0000"/>
-              </w:rPr>
-            </w:pPr>
+                <w:rFonts w:hint="default"/>
+                <w:color w:val="FF0000"/>
+                <w:lang w:val="en-US"/>
+              </w:rPr>
+            </w:pPr>
+            <w:r>
+              <w:rPr>
+                <w:rFonts w:hint="default"/>
+                <w:color w:val="FF0000"/>
+                <w:lang w:val="en-US"/>
+              </w:rPr>
+              <w:t>$s0</w:t>
+            </w:r>
           </w:p>
         </w:tc>
         <w:tc>
@@ -14858,9 +15773,19 @@
               <w:keepNext/>
               <w:spacing w:line="252" w:lineRule="auto"/>
               <w:rPr>
-                <w:color w:val="FF0000"/>
-              </w:rPr>
-            </w:pPr>
+                <w:rFonts w:hint="default"/>
+                <w:color w:val="FF0000"/>
+                <w:lang w:val="en-US"/>
+              </w:rPr>
+            </w:pPr>
+            <w:r>
+              <w:rPr>
+                <w:rFonts w:hint="default"/>
+                <w:color w:val="FF0000"/>
+                <w:lang w:val="en-US"/>
+              </w:rPr>
+              <w:t>Lưu số kWh tiêu thụ do người dùng nhập(x)</w:t>
+            </w:r>
           </w:p>
         </w:tc>
       </w:tr>
@@ -14907,9 +15832,19 @@
               <w:keepNext/>
               <w:spacing w:line="252" w:lineRule="auto"/>
               <w:rPr>
-                <w:color w:val="FF0000"/>
-              </w:rPr>
-            </w:pPr>
+                <w:rFonts w:hint="default"/>
+                <w:color w:val="FF0000"/>
+                <w:lang w:val="en-US"/>
+              </w:rPr>
+            </w:pPr>
+            <w:r>
+              <w:rPr>
+                <w:rFonts w:hint="default"/>
+                <w:color w:val="FF0000"/>
+                <w:lang w:val="en-US"/>
+              </w:rPr>
+              <w:t>$s1</w:t>
+            </w:r>
           </w:p>
         </w:tc>
         <w:tc>
@@ -14935,9 +15870,19 @@
               <w:keepNext/>
               <w:spacing w:line="252" w:lineRule="auto"/>
               <w:rPr>
-                <w:color w:val="FF0000"/>
-              </w:rPr>
-            </w:pPr>
+                <w:rFonts w:hint="default"/>
+                <w:color w:val="FF0000"/>
+                <w:lang w:val="en-US"/>
+              </w:rPr>
+            </w:pPr>
+            <w:r>
+              <w:rPr>
+                <w:rFonts w:hint="default"/>
+                <w:color w:val="FF0000"/>
+                <w:lang w:val="en-US"/>
+              </w:rPr>
+              <w:t>Lưu tổng số tiền tính được (res)</w:t>
+            </w:r>
           </w:p>
         </w:tc>
       </w:tr>
@@ -14984,9 +15929,19 @@
               <w:keepNext/>
               <w:spacing w:line="252" w:lineRule="auto"/>
               <w:rPr>
-                <w:color w:val="FF0000"/>
-              </w:rPr>
-            </w:pPr>
+                <w:rFonts w:hint="default"/>
+                <w:color w:val="FF0000"/>
+                <w:lang w:val="en-US"/>
+              </w:rPr>
+            </w:pPr>
+            <w:r>
+              <w:rPr>
+                <w:rFonts w:hint="default"/>
+                <w:color w:val="FF0000"/>
+                <w:lang w:val="en-US"/>
+              </w:rPr>
+              <w:t>$s2</w:t>
+            </w:r>
           </w:p>
         </w:tc>
         <w:tc>
@@ -15012,9 +15967,19 @@
               <w:keepNext/>
               <w:spacing w:line="252" w:lineRule="auto"/>
               <w:rPr>
-                <w:color w:val="FF0000"/>
-              </w:rPr>
-            </w:pPr>
+                <w:rFonts w:hint="default"/>
+                <w:color w:val="FF0000"/>
+                <w:lang w:val="en-US"/>
+              </w:rPr>
+            </w:pPr>
+            <w:r>
+              <w:rPr>
+                <w:rFonts w:hint="default"/>
+                <w:color w:val="FF0000"/>
+                <w:lang w:val="en-US"/>
+              </w:rPr>
+              <w:t>Lưu địa chỉ mảng cơ sở DungLuong</w:t>
+            </w:r>
           </w:p>
         </w:tc>
       </w:tr>
@@ -15061,9 +16026,19 @@
               <w:keepNext/>
               <w:spacing w:line="252" w:lineRule="auto"/>
               <w:rPr>
-                <w:color w:val="FF0000"/>
-              </w:rPr>
-            </w:pPr>
+                <w:rFonts w:hint="default"/>
+                <w:color w:val="FF0000"/>
+                <w:lang w:val="en-US"/>
+              </w:rPr>
+            </w:pPr>
+            <w:r>
+              <w:rPr>
+                <w:rFonts w:hint="default"/>
+                <w:color w:val="FF0000"/>
+                <w:lang w:val="en-US"/>
+              </w:rPr>
+              <w:t>$s3</w:t>
+            </w:r>
           </w:p>
         </w:tc>
         <w:tc>
@@ -15089,9 +16064,19 @@
               <w:keepNext/>
               <w:spacing w:line="252" w:lineRule="auto"/>
               <w:rPr>
-                <w:color w:val="FF0000"/>
-              </w:rPr>
-            </w:pPr>
+                <w:rFonts w:hint="default"/>
+                <w:color w:val="FF0000"/>
+                <w:lang w:val="en-US"/>
+              </w:rPr>
+            </w:pPr>
+            <w:r>
+              <w:rPr>
+                <w:rFonts w:hint="default"/>
+                <w:color w:val="FF0000"/>
+                <w:lang w:val="en-US"/>
+              </w:rPr>
+              <w:t>Lưu địa chỉ mảng cơ sở DonGia</w:t>
+            </w:r>
           </w:p>
         </w:tc>
       </w:tr>
@@ -15135,11 +16120,22 @@
           </w:tcPr>
           <w:p>
             <w:pPr>
-              <w:spacing w:line="252" w:lineRule="auto"/>
-              <w:rPr>
-                <w:color w:val="FF0000"/>
-              </w:rPr>
-            </w:pPr>
+              <w:keepNext/>
+              <w:spacing w:line="252" w:lineRule="auto"/>
+              <w:rPr>
+                <w:rFonts w:hint="default"/>
+                <w:color w:val="FF0000"/>
+                <w:lang w:val="en-US"/>
+              </w:rPr>
+            </w:pPr>
+            <w:r>
+              <w:rPr>
+                <w:rFonts w:hint="default"/>
+                <w:color w:val="FF0000"/>
+                <w:lang w:val="en-US"/>
+              </w:rPr>
+              <w:t xml:space="preserve">$t0 </w:t>
+            </w:r>
           </w:p>
         </w:tc>
         <w:tc>
@@ -15162,11 +16158,592 @@
           </w:tcPr>
           <w:p>
             <w:pPr>
-              <w:spacing w:line="252" w:lineRule="auto"/>
-              <w:rPr>
-                <w:color w:val="FF0000"/>
-              </w:rPr>
-            </w:pPr>
+              <w:keepNext/>
+              <w:spacing w:line="252" w:lineRule="auto"/>
+              <w:rPr>
+                <w:rFonts w:hint="default"/>
+                <w:color w:val="FF0000"/>
+                <w:lang w:val="en-US"/>
+              </w:rPr>
+            </w:pPr>
+            <w:r>
+              <w:rPr>
+                <w:rFonts w:hint="default"/>
+                <w:color w:val="FF0000"/>
+                <w:lang w:val="en-US"/>
+              </w:rPr>
+              <w:t>Biến đếm chỉ số vòng lặp (i)</w:t>
+            </w:r>
+          </w:p>
+        </w:tc>
+      </w:tr>
+      <w:tr>
+        <w:tblPrEx>
+          <w:tblBorders>
+            <w:top w:val="single" w:color="auto" w:sz="4" w:space="0"/>
+            <w:left w:val="single" w:color="auto" w:sz="4" w:space="0"/>
+            <w:bottom w:val="single" w:color="auto" w:sz="4" w:space="0"/>
+            <w:right w:val="single" w:color="auto" w:sz="4" w:space="0"/>
+            <w:insideH w:val="single" w:color="auto" w:sz="4" w:space="0"/>
+            <w:insideV w:val="single" w:color="auto" w:sz="4" w:space="0"/>
+          </w:tblBorders>
+          <w:tblCellMar>
+            <w:top w:w="0" w:type="dxa"/>
+            <w:left w:w="10" w:type="dxa"/>
+            <w:bottom w:w="0" w:type="dxa"/>
+            <w:right w:w="10" w:type="dxa"/>
+          </w:tblCellMar>
+        </w:tblPrEx>
+        <w:trPr>
+          <w:cantSplit/>
+        </w:trPr>
+        <w:tc>
+          <w:tcPr>
+            <w:tcW w:w="2200" w:type="dxa"/>
+            <w:tcBorders>
+              <w:top w:val="single" w:color="7F7F7F" w:sz="4" w:space="0"/>
+              <w:left w:val="single" w:color="7F7F7F" w:sz="4" w:space="0"/>
+              <w:bottom w:val="single" w:color="7F7F7F" w:sz="4" w:space="0"/>
+              <w:right w:val="single" w:color="7F7F7F" w:sz="4" w:space="0"/>
+            </w:tcBorders>
+            <w:shd w:val="clear" w:color="auto" w:fill="FFF6D6"/>
+            <w:tcMar>
+              <w:top w:w="50" w:type="dxa"/>
+              <w:left w:w="90" w:type="dxa"/>
+              <w:bottom w:w="50" w:type="dxa"/>
+              <w:right w:w="90" w:type="dxa"/>
+            </w:tcMar>
+            <w:vAlign w:val="center"/>
+          </w:tcPr>
+          <w:p>
+            <w:pPr>
+              <w:spacing w:line="252" w:lineRule="auto"/>
+              <w:rPr>
+                <w:rFonts w:hint="default"/>
+                <w:color w:val="FF0000"/>
+                <w:lang w:val="en-US"/>
+              </w:rPr>
+            </w:pPr>
+            <w:r>
+              <w:rPr>
+                <w:rFonts w:hint="default"/>
+                <w:color w:val="FF0000"/>
+                <w:lang w:val="en-US"/>
+              </w:rPr>
+              <w:t>$t1</w:t>
+            </w:r>
+          </w:p>
+        </w:tc>
+        <w:tc>
+          <w:tcPr>
+            <w:tcW w:w="7438" w:type="dxa"/>
+            <w:tcBorders>
+              <w:top w:val="single" w:color="7F7F7F" w:sz="4" w:space="0"/>
+              <w:left w:val="single" w:color="7F7F7F" w:sz="4" w:space="0"/>
+              <w:bottom w:val="single" w:color="7F7F7F" w:sz="4" w:space="0"/>
+              <w:right w:val="single" w:color="7F7F7F" w:sz="4" w:space="0"/>
+            </w:tcBorders>
+            <w:shd w:val="clear" w:color="auto" w:fill="FFF6D6"/>
+            <w:tcMar>
+              <w:top w:w="50" w:type="dxa"/>
+              <w:left w:w="90" w:type="dxa"/>
+              <w:bottom w:w="50" w:type="dxa"/>
+              <w:right w:w="90" w:type="dxa"/>
+            </w:tcMar>
+            <w:vAlign w:val="center"/>
+          </w:tcPr>
+          <w:p>
+            <w:pPr>
+              <w:spacing w:line="252" w:lineRule="auto"/>
+              <w:rPr>
+                <w:rFonts w:hint="default"/>
+                <w:color w:val="FF0000"/>
+                <w:lang w:val="en-US"/>
+              </w:rPr>
+            </w:pPr>
+            <w:r>
+              <w:rPr>
+                <w:rFonts w:hint="default"/>
+                <w:color w:val="FF0000"/>
+                <w:lang w:val="en-US"/>
+              </w:rPr>
+              <w:t>Lưu dung lượng tối đa của bậc hiện tại (limit)</w:t>
+            </w:r>
+          </w:p>
+        </w:tc>
+      </w:tr>
+      <w:tr>
+        <w:tblPrEx>
+          <w:tblBorders>
+            <w:top w:val="single" w:color="auto" w:sz="4" w:space="0"/>
+            <w:left w:val="single" w:color="auto" w:sz="4" w:space="0"/>
+            <w:bottom w:val="single" w:color="auto" w:sz="4" w:space="0"/>
+            <w:right w:val="single" w:color="auto" w:sz="4" w:space="0"/>
+            <w:insideH w:val="single" w:color="auto" w:sz="4" w:space="0"/>
+            <w:insideV w:val="single" w:color="auto" w:sz="4" w:space="0"/>
+          </w:tblBorders>
+          <w:tblCellMar>
+            <w:top w:w="0" w:type="dxa"/>
+            <w:left w:w="10" w:type="dxa"/>
+            <w:bottom w:w="0" w:type="dxa"/>
+            <w:right w:w="10" w:type="dxa"/>
+          </w:tblCellMar>
+        </w:tblPrEx>
+        <w:trPr>
+          <w:cantSplit/>
+        </w:trPr>
+        <w:tc>
+          <w:tcPr>
+            <w:tcW w:w="2200" w:type="dxa"/>
+            <w:tcBorders>
+              <w:top w:val="single" w:color="7F7F7F" w:sz="4" w:space="0"/>
+              <w:left w:val="single" w:color="7F7F7F" w:sz="4" w:space="0"/>
+              <w:bottom w:val="single" w:color="7F7F7F" w:sz="4" w:space="0"/>
+              <w:right w:val="single" w:color="7F7F7F" w:sz="4" w:space="0"/>
+            </w:tcBorders>
+            <w:shd w:val="clear" w:color="auto" w:fill="FFF6D6"/>
+            <w:tcMar>
+              <w:top w:w="50" w:type="dxa"/>
+              <w:left w:w="90" w:type="dxa"/>
+              <w:bottom w:w="50" w:type="dxa"/>
+              <w:right w:w="90" w:type="dxa"/>
+            </w:tcMar>
+            <w:vAlign w:val="center"/>
+          </w:tcPr>
+          <w:p>
+            <w:pPr>
+              <w:spacing w:line="252" w:lineRule="auto"/>
+              <w:rPr>
+                <w:rFonts w:hint="default"/>
+                <w:color w:val="FF0000"/>
+                <w:lang w:val="en-US"/>
+              </w:rPr>
+            </w:pPr>
+            <w:r>
+              <w:rPr>
+                <w:rFonts w:hint="default"/>
+                <w:color w:val="FF0000"/>
+                <w:lang w:val="en-US"/>
+              </w:rPr>
+              <w:t>$t2</w:t>
+            </w:r>
+          </w:p>
+        </w:tc>
+        <w:tc>
+          <w:tcPr>
+            <w:tcW w:w="7438" w:type="dxa"/>
+            <w:tcBorders>
+              <w:top w:val="single" w:color="7F7F7F" w:sz="4" w:space="0"/>
+              <w:left w:val="single" w:color="7F7F7F" w:sz="4" w:space="0"/>
+              <w:bottom w:val="single" w:color="7F7F7F" w:sz="4" w:space="0"/>
+              <w:right w:val="single" w:color="7F7F7F" w:sz="4" w:space="0"/>
+            </w:tcBorders>
+            <w:shd w:val="clear" w:color="auto" w:fill="FFF6D6"/>
+            <w:tcMar>
+              <w:top w:w="50" w:type="dxa"/>
+              <w:left w:w="90" w:type="dxa"/>
+              <w:bottom w:w="50" w:type="dxa"/>
+              <w:right w:w="90" w:type="dxa"/>
+            </w:tcMar>
+            <w:vAlign w:val="center"/>
+          </w:tcPr>
+          <w:p>
+            <w:pPr>
+              <w:spacing w:line="252" w:lineRule="auto"/>
+              <w:rPr>
+                <w:rFonts w:hint="default"/>
+                <w:color w:val="FF0000"/>
+                <w:lang w:val="en-US"/>
+              </w:rPr>
+            </w:pPr>
+            <w:r>
+              <w:rPr>
+                <w:rFonts w:hint="default"/>
+                <w:color w:val="FF0000"/>
+                <w:lang w:val="en-US"/>
+              </w:rPr>
+              <w:t>Lưu đơn giá của bậc hiện tại DonGia[i]</w:t>
+            </w:r>
+          </w:p>
+        </w:tc>
+      </w:tr>
+      <w:tr>
+        <w:tblPrEx>
+          <w:tblBorders>
+            <w:top w:val="single" w:color="auto" w:sz="4" w:space="0"/>
+            <w:left w:val="single" w:color="auto" w:sz="4" w:space="0"/>
+            <w:bottom w:val="single" w:color="auto" w:sz="4" w:space="0"/>
+            <w:right w:val="single" w:color="auto" w:sz="4" w:space="0"/>
+            <w:insideH w:val="single" w:color="auto" w:sz="4" w:space="0"/>
+            <w:insideV w:val="single" w:color="auto" w:sz="4" w:space="0"/>
+          </w:tblBorders>
+          <w:tblCellMar>
+            <w:top w:w="0" w:type="dxa"/>
+            <w:left w:w="10" w:type="dxa"/>
+            <w:bottom w:w="0" w:type="dxa"/>
+            <w:right w:w="10" w:type="dxa"/>
+          </w:tblCellMar>
+        </w:tblPrEx>
+        <w:trPr>
+          <w:cantSplit/>
+        </w:trPr>
+        <w:tc>
+          <w:tcPr>
+            <w:tcW w:w="2200" w:type="dxa"/>
+            <w:tcBorders>
+              <w:top w:val="single" w:color="7F7F7F" w:sz="4" w:space="0"/>
+              <w:left w:val="single" w:color="7F7F7F" w:sz="4" w:space="0"/>
+              <w:bottom w:val="single" w:color="7F7F7F" w:sz="4" w:space="0"/>
+              <w:right w:val="single" w:color="7F7F7F" w:sz="4" w:space="0"/>
+            </w:tcBorders>
+            <w:shd w:val="clear" w:color="auto" w:fill="FFF6D6"/>
+            <w:tcMar>
+              <w:top w:w="50" w:type="dxa"/>
+              <w:left w:w="90" w:type="dxa"/>
+              <w:bottom w:w="50" w:type="dxa"/>
+              <w:right w:w="90" w:type="dxa"/>
+            </w:tcMar>
+            <w:vAlign w:val="center"/>
+          </w:tcPr>
+          <w:p>
+            <w:pPr>
+              <w:spacing w:line="252" w:lineRule="auto"/>
+              <w:rPr>
+                <w:rFonts w:hint="default"/>
+                <w:color w:val="FF0000"/>
+                <w:lang w:val="en-US"/>
+              </w:rPr>
+            </w:pPr>
+            <w:r>
+              <w:rPr>
+                <w:rFonts w:hint="default"/>
+                <w:color w:val="FF0000"/>
+                <w:lang w:val="en-US"/>
+              </w:rPr>
+              <w:t>$t3</w:t>
+            </w:r>
+          </w:p>
+        </w:tc>
+        <w:tc>
+          <w:tcPr>
+            <w:tcW w:w="7438" w:type="dxa"/>
+            <w:tcBorders>
+              <w:top w:val="single" w:color="7F7F7F" w:sz="4" w:space="0"/>
+              <w:left w:val="single" w:color="7F7F7F" w:sz="4" w:space="0"/>
+              <w:bottom w:val="single" w:color="7F7F7F" w:sz="4" w:space="0"/>
+              <w:right w:val="single" w:color="7F7F7F" w:sz="4" w:space="0"/>
+            </w:tcBorders>
+            <w:shd w:val="clear" w:color="auto" w:fill="FFF6D6"/>
+            <w:tcMar>
+              <w:top w:w="50" w:type="dxa"/>
+              <w:left w:w="90" w:type="dxa"/>
+              <w:bottom w:w="50" w:type="dxa"/>
+              <w:right w:w="90" w:type="dxa"/>
+            </w:tcMar>
+            <w:vAlign w:val="center"/>
+          </w:tcPr>
+          <w:p>
+            <w:pPr>
+              <w:spacing w:line="252" w:lineRule="auto"/>
+              <w:rPr>
+                <w:rFonts w:hint="default"/>
+                <w:color w:val="FF0000"/>
+                <w:lang w:val="en-US"/>
+              </w:rPr>
+            </w:pPr>
+            <w:r>
+              <w:rPr>
+                <w:rFonts w:hint="default"/>
+                <w:color w:val="FF0000"/>
+                <w:lang w:val="en-US"/>
+              </w:rPr>
+              <w:t>Lưu số kWh của bậc hiện tại (Kwh_bac)</w:t>
+            </w:r>
+          </w:p>
+        </w:tc>
+      </w:tr>
+      <w:tr>
+        <w:tblPrEx>
+          <w:tblBorders>
+            <w:top w:val="single" w:color="auto" w:sz="4" w:space="0"/>
+            <w:left w:val="single" w:color="auto" w:sz="4" w:space="0"/>
+            <w:bottom w:val="single" w:color="auto" w:sz="4" w:space="0"/>
+            <w:right w:val="single" w:color="auto" w:sz="4" w:space="0"/>
+            <w:insideH w:val="single" w:color="auto" w:sz="4" w:space="0"/>
+            <w:insideV w:val="single" w:color="auto" w:sz="4" w:space="0"/>
+          </w:tblBorders>
+          <w:tblCellMar>
+            <w:top w:w="0" w:type="dxa"/>
+            <w:left w:w="10" w:type="dxa"/>
+            <w:bottom w:w="0" w:type="dxa"/>
+            <w:right w:w="10" w:type="dxa"/>
+          </w:tblCellMar>
+        </w:tblPrEx>
+        <w:trPr>
+          <w:cantSplit/>
+        </w:trPr>
+        <w:tc>
+          <w:tcPr>
+            <w:tcW w:w="2200" w:type="dxa"/>
+            <w:tcBorders>
+              <w:top w:val="single" w:color="7F7F7F" w:sz="4" w:space="0"/>
+              <w:left w:val="single" w:color="7F7F7F" w:sz="4" w:space="0"/>
+              <w:bottom w:val="single" w:color="7F7F7F" w:sz="4" w:space="0"/>
+              <w:right w:val="single" w:color="7F7F7F" w:sz="4" w:space="0"/>
+            </w:tcBorders>
+            <w:shd w:val="clear" w:color="auto" w:fill="FFF6D6"/>
+            <w:tcMar>
+              <w:top w:w="50" w:type="dxa"/>
+              <w:left w:w="90" w:type="dxa"/>
+              <w:bottom w:w="50" w:type="dxa"/>
+              <w:right w:w="90" w:type="dxa"/>
+            </w:tcMar>
+            <w:vAlign w:val="center"/>
+          </w:tcPr>
+          <w:p>
+            <w:pPr>
+              <w:spacing w:line="252" w:lineRule="auto"/>
+              <w:rPr>
+                <w:rFonts w:hint="default"/>
+                <w:color w:val="FF0000"/>
+                <w:lang w:val="en-US"/>
+              </w:rPr>
+            </w:pPr>
+            <w:r>
+              <w:rPr>
+                <w:rFonts w:hint="default"/>
+                <w:color w:val="FF0000"/>
+                <w:lang w:val="en-US"/>
+              </w:rPr>
+              <w:t>$t4</w:t>
+            </w:r>
+          </w:p>
+        </w:tc>
+        <w:tc>
+          <w:tcPr>
+            <w:tcW w:w="7438" w:type="dxa"/>
+            <w:tcBorders>
+              <w:top w:val="single" w:color="7F7F7F" w:sz="4" w:space="0"/>
+              <w:left w:val="single" w:color="7F7F7F" w:sz="4" w:space="0"/>
+              <w:bottom w:val="single" w:color="7F7F7F" w:sz="4" w:space="0"/>
+              <w:right w:val="single" w:color="7F7F7F" w:sz="4" w:space="0"/>
+            </w:tcBorders>
+            <w:shd w:val="clear" w:color="auto" w:fill="FFF6D6"/>
+            <w:tcMar>
+              <w:top w:w="50" w:type="dxa"/>
+              <w:left w:w="90" w:type="dxa"/>
+              <w:bottom w:w="50" w:type="dxa"/>
+              <w:right w:w="90" w:type="dxa"/>
+            </w:tcMar>
+            <w:vAlign w:val="center"/>
+          </w:tcPr>
+          <w:p>
+            <w:pPr>
+              <w:spacing w:line="252" w:lineRule="auto"/>
+              <w:rPr>
+                <w:rFonts w:hint="default"/>
+                <w:color w:val="FF0000"/>
+                <w:lang w:val="en-US"/>
+              </w:rPr>
+            </w:pPr>
+            <w:r>
+              <w:rPr>
+                <w:rFonts w:hint="default"/>
+                <w:color w:val="FF0000"/>
+                <w:lang w:val="en-US"/>
+              </w:rPr>
+              <w:t>Thanh ghi tạm tính offset và địa chỉ phần tử mảng</w:t>
+            </w:r>
+          </w:p>
+        </w:tc>
+      </w:tr>
+      <w:tr>
+        <w:tblPrEx>
+          <w:tblBorders>
+            <w:top w:val="single" w:color="auto" w:sz="4" w:space="0"/>
+            <w:left w:val="single" w:color="auto" w:sz="4" w:space="0"/>
+            <w:bottom w:val="single" w:color="auto" w:sz="4" w:space="0"/>
+            <w:right w:val="single" w:color="auto" w:sz="4" w:space="0"/>
+            <w:insideH w:val="single" w:color="auto" w:sz="4" w:space="0"/>
+            <w:insideV w:val="single" w:color="auto" w:sz="4" w:space="0"/>
+          </w:tblBorders>
+          <w:tblCellMar>
+            <w:top w:w="0" w:type="dxa"/>
+            <w:left w:w="10" w:type="dxa"/>
+            <w:bottom w:w="0" w:type="dxa"/>
+            <w:right w:w="10" w:type="dxa"/>
+          </w:tblCellMar>
+        </w:tblPrEx>
+        <w:trPr>
+          <w:cantSplit/>
+        </w:trPr>
+        <w:tc>
+          <w:tcPr>
+            <w:tcW w:w="2200" w:type="dxa"/>
+            <w:tcBorders>
+              <w:top w:val="single" w:color="7F7F7F" w:sz="4" w:space="0"/>
+              <w:left w:val="single" w:color="7F7F7F" w:sz="4" w:space="0"/>
+              <w:bottom w:val="single" w:color="7F7F7F" w:sz="4" w:space="0"/>
+              <w:right w:val="single" w:color="7F7F7F" w:sz="4" w:space="0"/>
+            </w:tcBorders>
+            <w:shd w:val="clear" w:color="auto" w:fill="FFF6D6"/>
+            <w:tcMar>
+              <w:top w:w="50" w:type="dxa"/>
+              <w:left w:w="90" w:type="dxa"/>
+              <w:bottom w:w="50" w:type="dxa"/>
+              <w:right w:w="90" w:type="dxa"/>
+            </w:tcMar>
+            <w:vAlign w:val="center"/>
+          </w:tcPr>
+          <w:p>
+            <w:pPr>
+              <w:spacing w:line="252" w:lineRule="auto"/>
+              <w:rPr>
+                <w:rFonts w:hint="default"/>
+                <w:color w:val="FF0000"/>
+                <w:lang w:val="en-US"/>
+              </w:rPr>
+            </w:pPr>
+            <w:r>
+              <w:rPr>
+                <w:rFonts w:hint="default"/>
+                <w:color w:val="FF0000"/>
+                <w:lang w:val="en-US"/>
+              </w:rPr>
+              <w:t>$t5</w:t>
+            </w:r>
+          </w:p>
+        </w:tc>
+        <w:tc>
+          <w:tcPr>
+            <w:tcW w:w="7438" w:type="dxa"/>
+            <w:tcBorders>
+              <w:top w:val="single" w:color="7F7F7F" w:sz="4" w:space="0"/>
+              <w:left w:val="single" w:color="7F7F7F" w:sz="4" w:space="0"/>
+              <w:bottom w:val="single" w:color="7F7F7F" w:sz="4" w:space="0"/>
+              <w:right w:val="single" w:color="7F7F7F" w:sz="4" w:space="0"/>
+            </w:tcBorders>
+            <w:shd w:val="clear" w:color="auto" w:fill="FFF6D6"/>
+            <w:tcMar>
+              <w:top w:w="50" w:type="dxa"/>
+              <w:left w:w="90" w:type="dxa"/>
+              <w:bottom w:w="50" w:type="dxa"/>
+              <w:right w:w="90" w:type="dxa"/>
+            </w:tcMar>
+            <w:vAlign w:val="center"/>
+          </w:tcPr>
+          <w:p>
+            <w:pPr>
+              <w:spacing w:line="252" w:lineRule="auto"/>
+              <w:rPr>
+                <w:rFonts w:hint="default"/>
+                <w:color w:val="FF0000"/>
+                <w:lang w:val="en-US"/>
+              </w:rPr>
+            </w:pPr>
+            <w:r>
+              <w:rPr>
+                <w:rFonts w:hint="default"/>
+                <w:color w:val="FF0000"/>
+                <w:lang w:val="en-US"/>
+              </w:rPr>
+              <w:t>Thanh ghi tạm để tính toán</w:t>
+            </w:r>
+          </w:p>
+        </w:tc>
+      </w:tr>
+      <w:tr>
+        <w:tblPrEx>
+          <w:tblBorders>
+            <w:top w:val="single" w:color="auto" w:sz="4" w:space="0"/>
+            <w:left w:val="single" w:color="auto" w:sz="4" w:space="0"/>
+            <w:bottom w:val="single" w:color="auto" w:sz="4" w:space="0"/>
+            <w:right w:val="single" w:color="auto" w:sz="4" w:space="0"/>
+            <w:insideH w:val="single" w:color="auto" w:sz="4" w:space="0"/>
+            <w:insideV w:val="single" w:color="auto" w:sz="4" w:space="0"/>
+          </w:tblBorders>
+          <w:tblCellMar>
+            <w:top w:w="0" w:type="dxa"/>
+            <w:left w:w="10" w:type="dxa"/>
+            <w:bottom w:w="0" w:type="dxa"/>
+            <w:right w:w="10" w:type="dxa"/>
+          </w:tblCellMar>
+        </w:tblPrEx>
+        <w:trPr>
+          <w:cantSplit/>
+        </w:trPr>
+        <w:tc>
+          <w:tcPr>
+            <w:tcW w:w="2200" w:type="dxa"/>
+            <w:tcBorders>
+              <w:top w:val="single" w:color="7F7F7F" w:sz="4" w:space="0"/>
+              <w:left w:val="single" w:color="7F7F7F" w:sz="4" w:space="0"/>
+              <w:bottom w:val="single" w:color="7F7F7F" w:sz="4" w:space="0"/>
+              <w:right w:val="single" w:color="7F7F7F" w:sz="4" w:space="0"/>
+            </w:tcBorders>
+            <w:shd w:val="clear" w:color="auto" w:fill="FFF6D6"/>
+            <w:tcMar>
+              <w:top w:w="50" w:type="dxa"/>
+              <w:left w:w="90" w:type="dxa"/>
+              <w:bottom w:w="50" w:type="dxa"/>
+              <w:right w:w="90" w:type="dxa"/>
+            </w:tcMar>
+            <w:vAlign w:val="center"/>
+          </w:tcPr>
+          <w:p>
+            <w:pPr>
+              <w:spacing w:line="252" w:lineRule="auto"/>
+              <w:rPr>
+                <w:rFonts w:hint="default"/>
+                <w:color w:val="FF0000"/>
+                <w:lang w:val="en-US"/>
+              </w:rPr>
+            </w:pPr>
+            <w:r>
+              <w:rPr>
+                <w:rFonts w:hint="default"/>
+                <w:color w:val="FF0000"/>
+                <w:lang w:val="en-US"/>
+              </w:rPr>
+              <w:t>$v0, a0</w:t>
+            </w:r>
+          </w:p>
+        </w:tc>
+        <w:tc>
+          <w:tcPr>
+            <w:tcW w:w="7438" w:type="dxa"/>
+            <w:tcBorders>
+              <w:top w:val="single" w:color="7F7F7F" w:sz="4" w:space="0"/>
+              <w:left w:val="single" w:color="7F7F7F" w:sz="4" w:space="0"/>
+              <w:bottom w:val="single" w:color="7F7F7F" w:sz="4" w:space="0"/>
+              <w:right w:val="single" w:color="7F7F7F" w:sz="4" w:space="0"/>
+            </w:tcBorders>
+            <w:shd w:val="clear" w:color="auto" w:fill="FFF6D6"/>
+            <w:tcMar>
+              <w:top w:w="50" w:type="dxa"/>
+              <w:left w:w="90" w:type="dxa"/>
+              <w:bottom w:w="50" w:type="dxa"/>
+              <w:right w:w="90" w:type="dxa"/>
+            </w:tcMar>
+            <w:vAlign w:val="center"/>
+          </w:tcPr>
+          <w:p>
+            <w:pPr>
+              <w:spacing w:line="252" w:lineRule="auto"/>
+              <w:rPr>
+                <w:rFonts w:hint="default"/>
+                <w:color w:val="FF0000"/>
+                <w:lang w:val="en-US"/>
+              </w:rPr>
+            </w:pPr>
+            <w:r>
+              <w:rPr>
+                <w:rFonts w:hint="default"/>
+                <w:color w:val="FF0000"/>
+                <w:lang w:val="en-US"/>
+              </w:rPr>
+              <w:t>Dùng cho syscall để nhập / xuất dữ liệu</w:t>
+            </w:r>
           </w:p>
         </w:tc>
       </w:tr>

--- a/mars_mips/lab1/LAB01_M3.docx
+++ b/mars_mips/lab1/LAB01_M3.docx
@@ -13665,7 +13665,6 @@
               <w:keepNext/>
               <w:spacing w:after="60"/>
             </w:pPr>
-            <w:bookmarkStart w:id="0" w:name="_GoBack"/>
             <w:r>
               <w:rPr>
                 <w:b/>
@@ -13928,7 +13927,6 @@
               </w:rPr>
               <w:t xml:space="preserve"> đã dùng.</w:t>
             </w:r>
-            <w:bookmarkEnd w:id="0"/>
           </w:p>
         </w:tc>
       </w:tr>
@@ -17123,9 +17121,19 @@
               <w:keepNext/>
               <w:spacing w:line="252" w:lineRule="auto"/>
               <w:rPr>
-                <w:color w:val="FF0000"/>
-              </w:rPr>
-            </w:pPr>
+                <w:rFonts w:hint="default"/>
+                <w:color w:val="FF0000"/>
+                <w:lang w:val="en-US"/>
+              </w:rPr>
+            </w:pPr>
+            <w:r>
+              <w:rPr>
+                <w:rFonts w:hint="default"/>
+                <w:color w:val="FF0000"/>
+                <w:lang w:val="en-US"/>
+              </w:rPr>
+              <w:t>49200</w:t>
+            </w:r>
           </w:p>
         </w:tc>
         <w:tc>
@@ -17151,9 +17159,19 @@
               <w:keepNext/>
               <w:spacing w:line="252" w:lineRule="auto"/>
               <w:rPr>
-                <w:color w:val="FF0000"/>
-              </w:rPr>
-            </w:pPr>
+                <w:rFonts w:hint="default"/>
+                <w:color w:val="FF0000"/>
+                <w:lang w:val="en-US"/>
+              </w:rPr>
+            </w:pPr>
+            <w:r>
+              <w:rPr>
+                <w:rFonts w:hint="default"/>
+                <w:color w:val="FF0000"/>
+                <w:lang w:val="en-US"/>
+              </w:rPr>
+              <w:t>49200</w:t>
+            </w:r>
           </w:p>
         </w:tc>
         <w:tc>
@@ -17179,9 +17197,19 @@
               <w:keepNext/>
               <w:spacing w:line="252" w:lineRule="auto"/>
               <w:rPr>
-                <w:color w:val="FF0000"/>
-              </w:rPr>
-            </w:pPr>
+                <w:rFonts w:hint="default"/>
+                <w:color w:val="FF0000"/>
+                <w:lang w:val="en-US"/>
+              </w:rPr>
+            </w:pPr>
+            <w:r>
+              <w:rPr>
+                <w:rFonts w:hint="default"/>
+                <w:color w:val="FF0000"/>
+                <w:lang w:val="en-US"/>
+              </w:rPr>
+              <w:t>khớp</w:t>
+            </w:r>
           </w:p>
         </w:tc>
       </w:tr>
@@ -17261,9 +17289,19 @@
               <w:keepNext/>
               <w:spacing w:line="252" w:lineRule="auto"/>
               <w:rPr>
-                <w:color w:val="FF0000"/>
-              </w:rPr>
-            </w:pPr>
+                <w:rFonts w:hint="default"/>
+                <w:color w:val="FF0000"/>
+                <w:lang w:val="en-US"/>
+              </w:rPr>
+            </w:pPr>
+            <w:r>
+              <w:rPr>
+                <w:rFonts w:hint="default"/>
+                <w:color w:val="FF0000"/>
+                <w:lang w:val="en-US"/>
+              </w:rPr>
+              <w:t>82000</w:t>
+            </w:r>
           </w:p>
         </w:tc>
         <w:tc>
@@ -17289,9 +17327,19 @@
               <w:keepNext/>
               <w:spacing w:line="252" w:lineRule="auto"/>
               <w:rPr>
-                <w:color w:val="FF0000"/>
-              </w:rPr>
-            </w:pPr>
+                <w:rFonts w:hint="default"/>
+                <w:color w:val="FF0000"/>
+                <w:lang w:val="en-US"/>
+              </w:rPr>
+            </w:pPr>
+            <w:r>
+              <w:rPr>
+                <w:rFonts w:hint="default"/>
+                <w:color w:val="FF0000"/>
+                <w:lang w:val="en-US"/>
+              </w:rPr>
+              <w:t>82000</w:t>
+            </w:r>
           </w:p>
         </w:tc>
         <w:tc>
@@ -17317,9 +17365,19 @@
               <w:keepNext/>
               <w:spacing w:line="252" w:lineRule="auto"/>
               <w:rPr>
-                <w:color w:val="FF0000"/>
-              </w:rPr>
-            </w:pPr>
+                <w:rFonts w:hint="default"/>
+                <w:color w:val="FF0000"/>
+                <w:lang w:val="en-US"/>
+              </w:rPr>
+            </w:pPr>
+            <w:r>
+              <w:rPr>
+                <w:rFonts w:hint="default"/>
+                <w:color w:val="FF0000"/>
+                <w:lang w:val="en-US"/>
+              </w:rPr>
+              <w:t>khớp</w:t>
+            </w:r>
           </w:p>
         </w:tc>
       </w:tr>
@@ -17399,9 +17457,19 @@
               <w:keepNext/>
               <w:spacing w:line="252" w:lineRule="auto"/>
               <w:rPr>
-                <w:color w:val="FF0000"/>
-              </w:rPr>
-            </w:pPr>
+                <w:rFonts w:hint="default"/>
+                <w:color w:val="FF0000"/>
+                <w:lang w:val="en-US"/>
+              </w:rPr>
+            </w:pPr>
+            <w:r>
+              <w:rPr>
+                <w:rFonts w:hint="default"/>
+                <w:color w:val="FF0000"/>
+                <w:lang w:val="en-US"/>
+              </w:rPr>
+              <w:t>83700</w:t>
+            </w:r>
           </w:p>
         </w:tc>
         <w:tc>
@@ -17427,9 +17495,19 @@
               <w:keepNext/>
               <w:spacing w:line="252" w:lineRule="auto"/>
               <w:rPr>
-                <w:color w:val="FF0000"/>
-              </w:rPr>
-            </w:pPr>
+                <w:rFonts w:hint="default"/>
+                <w:color w:val="FF0000"/>
+                <w:lang w:val="en-US"/>
+              </w:rPr>
+            </w:pPr>
+            <w:r>
+              <w:rPr>
+                <w:rFonts w:hint="default"/>
+                <w:color w:val="FF0000"/>
+                <w:lang w:val="en-US"/>
+              </w:rPr>
+              <w:t>83700</w:t>
+            </w:r>
           </w:p>
         </w:tc>
         <w:tc>
@@ -17455,9 +17533,19 @@
               <w:keepNext/>
               <w:spacing w:line="252" w:lineRule="auto"/>
               <w:rPr>
-                <w:color w:val="FF0000"/>
-              </w:rPr>
-            </w:pPr>
+                <w:rFonts w:hint="default"/>
+                <w:color w:val="FF0000"/>
+                <w:lang w:val="en-US"/>
+              </w:rPr>
+            </w:pPr>
+            <w:r>
+              <w:rPr>
+                <w:rFonts w:hint="default"/>
+                <w:color w:val="FF0000"/>
+                <w:lang w:val="en-US"/>
+              </w:rPr>
+              <w:t>khớp</w:t>
+            </w:r>
           </w:p>
         </w:tc>
       </w:tr>
@@ -17537,9 +17625,19 @@
               <w:keepNext/>
               <w:spacing w:line="252" w:lineRule="auto"/>
               <w:rPr>
-                <w:color w:val="FF0000"/>
-              </w:rPr>
-            </w:pPr>
+                <w:rFonts w:hint="default"/>
+                <w:color w:val="FF0000"/>
+                <w:lang w:val="en-US"/>
+              </w:rPr>
+            </w:pPr>
+            <w:r>
+              <w:rPr>
+                <w:rFonts w:hint="default"/>
+                <w:color w:val="FF0000"/>
+                <w:lang w:val="en-US"/>
+              </w:rPr>
+              <w:t>206800</w:t>
+            </w:r>
           </w:p>
         </w:tc>
         <w:tc>
@@ -17565,9 +17663,19 @@
               <w:keepNext/>
               <w:spacing w:line="252" w:lineRule="auto"/>
               <w:rPr>
-                <w:color w:val="FF0000"/>
-              </w:rPr>
-            </w:pPr>
+                <w:rFonts w:hint="default"/>
+                <w:color w:val="FF0000"/>
+                <w:lang w:val="en-US"/>
+              </w:rPr>
+            </w:pPr>
+            <w:r>
+              <w:rPr>
+                <w:rFonts w:hint="default"/>
+                <w:color w:val="FF0000"/>
+                <w:lang w:val="en-US"/>
+              </w:rPr>
+              <w:t>206800</w:t>
+            </w:r>
           </w:p>
         </w:tc>
         <w:tc>
@@ -17593,9 +17701,19 @@
               <w:keepNext/>
               <w:spacing w:line="252" w:lineRule="auto"/>
               <w:rPr>
-                <w:color w:val="FF0000"/>
-              </w:rPr>
-            </w:pPr>
+                <w:rFonts w:hint="default"/>
+                <w:color w:val="FF0000"/>
+                <w:lang w:val="en-US"/>
+              </w:rPr>
+            </w:pPr>
+            <w:r>
+              <w:rPr>
+                <w:rFonts w:hint="default"/>
+                <w:color w:val="FF0000"/>
+                <w:lang w:val="en-US"/>
+              </w:rPr>
+              <w:t>khớp</w:t>
+            </w:r>
           </w:p>
         </w:tc>
       </w:tr>
@@ -17675,9 +17793,19 @@
               <w:keepNext/>
               <w:spacing w:line="252" w:lineRule="auto"/>
               <w:rPr>
-                <w:color w:val="FF0000"/>
-              </w:rPr>
-            </w:pPr>
+                <w:rFonts w:hint="default"/>
+                <w:color w:val="FF0000"/>
+                <w:lang w:val="en-US"/>
+              </w:rPr>
+            </w:pPr>
+            <w:r>
+              <w:rPr>
+                <w:rFonts w:hint="default"/>
+                <w:color w:val="FF0000"/>
+                <w:lang w:val="en-US"/>
+              </w:rPr>
+              <w:t>493000</w:t>
+            </w:r>
           </w:p>
         </w:tc>
         <w:tc>
@@ -17703,9 +17831,19 @@
               <w:keepNext/>
               <w:spacing w:line="252" w:lineRule="auto"/>
               <w:rPr>
-                <w:color w:val="FF0000"/>
-              </w:rPr>
-            </w:pPr>
+                <w:rFonts w:hint="default"/>
+                <w:color w:val="FF0000"/>
+                <w:lang w:val="en-US"/>
+              </w:rPr>
+            </w:pPr>
+            <w:r>
+              <w:rPr>
+                <w:rFonts w:hint="default"/>
+                <w:color w:val="FF0000"/>
+                <w:lang w:val="en-US"/>
+              </w:rPr>
+              <w:t>49300</w:t>
+            </w:r>
           </w:p>
         </w:tc>
         <w:tc>
@@ -17731,9 +17869,19 @@
               <w:keepNext/>
               <w:spacing w:line="252" w:lineRule="auto"/>
               <w:rPr>
-                <w:color w:val="FF0000"/>
-              </w:rPr>
-            </w:pPr>
+                <w:rFonts w:hint="default"/>
+                <w:color w:val="FF0000"/>
+                <w:lang w:val="en-US"/>
+              </w:rPr>
+            </w:pPr>
+            <w:r>
+              <w:rPr>
+                <w:rFonts w:hint="default"/>
+                <w:color w:val="FF0000"/>
+                <w:lang w:val="en-US"/>
+              </w:rPr>
+              <w:t>khớp</w:t>
+            </w:r>
           </w:p>
         </w:tc>
       </w:tr>
@@ -17813,9 +17961,19 @@
               <w:keepNext/>
               <w:spacing w:line="252" w:lineRule="auto"/>
               <w:rPr>
-                <w:color w:val="FF0000"/>
-              </w:rPr>
-            </w:pPr>
+                <w:rFonts w:hint="default"/>
+                <w:color w:val="FF0000"/>
+                <w:lang w:val="en-US"/>
+              </w:rPr>
+            </w:pPr>
+            <w:r>
+              <w:rPr>
+                <w:rFonts w:hint="default"/>
+                <w:color w:val="FF0000"/>
+                <w:lang w:val="en-US"/>
+              </w:rPr>
+              <w:t>912040</w:t>
+            </w:r>
           </w:p>
         </w:tc>
         <w:tc>
@@ -17841,9 +17999,19 @@
               <w:keepNext/>
               <w:spacing w:line="252" w:lineRule="auto"/>
               <w:rPr>
-                <w:color w:val="FF0000"/>
-              </w:rPr>
-            </w:pPr>
+                <w:rFonts w:hint="default"/>
+                <w:color w:val="FF0000"/>
+                <w:lang w:val="en-US"/>
+              </w:rPr>
+            </w:pPr>
+            <w:r>
+              <w:rPr>
+                <w:rFonts w:hint="default"/>
+                <w:color w:val="FF0000"/>
+                <w:lang w:val="en-US"/>
+              </w:rPr>
+              <w:t>912040</w:t>
+            </w:r>
           </w:p>
         </w:tc>
         <w:tc>
@@ -17869,9 +18037,19 @@
               <w:keepNext/>
               <w:spacing w:line="252" w:lineRule="auto"/>
               <w:rPr>
-                <w:color w:val="FF0000"/>
-              </w:rPr>
-            </w:pPr>
+                <w:rFonts w:hint="default"/>
+                <w:color w:val="FF0000"/>
+                <w:lang w:val="en-US"/>
+              </w:rPr>
+            </w:pPr>
+            <w:r>
+              <w:rPr>
+                <w:rFonts w:hint="default"/>
+                <w:color w:val="FF0000"/>
+                <w:lang w:val="en-US"/>
+              </w:rPr>
+              <w:t>khớp</w:t>
+            </w:r>
           </w:p>
         </w:tc>
       </w:tr>
@@ -17917,13 +18095,26 @@
             <w:pPr>
               <w:spacing w:line="252" w:lineRule="auto"/>
               <w:jc w:val="center"/>
-            </w:pPr>
-            <w:r>
-              <w:rPr>
-                <w:sz w:val="22"/>
-                <w:szCs w:val="22"/>
-              </w:rPr>
-              <w:t>x_b = ......</w:t>
+              <w:rPr>
+                <w:rFonts w:hint="default"/>
+                <w:lang w:val="en-US"/>
+              </w:rPr>
+            </w:pPr>
+            <w:r>
+              <w:rPr>
+                <w:sz w:val="22"/>
+                <w:szCs w:val="22"/>
+              </w:rPr>
+              <w:t xml:space="preserve">x_b = </w:t>
+            </w:r>
+            <w:r>
+              <w:rPr>
+                <w:rFonts w:hint="default"/>
+                <w:sz w:val="22"/>
+                <w:szCs w:val="22"/>
+                <w:lang w:val="en-US"/>
+              </w:rPr>
+              <w:t>7</w:t>
             </w:r>
           </w:p>
         </w:tc>
@@ -17949,9 +18140,19 @@
             <w:pPr>
               <w:spacing w:line="252" w:lineRule="auto"/>
               <w:rPr>
-                <w:color w:val="FF0000"/>
-              </w:rPr>
-            </w:pPr>
+                <w:rFonts w:hint="default"/>
+                <w:color w:val="FF0000"/>
+                <w:lang w:val="en-US"/>
+              </w:rPr>
+            </w:pPr>
+            <w:r>
+              <w:rPr>
+                <w:rFonts w:hint="default"/>
+                <w:color w:val="FF0000"/>
+                <w:lang w:val="en-US"/>
+              </w:rPr>
+              <w:t>11480</w:t>
+            </w:r>
           </w:p>
         </w:tc>
         <w:tc>
@@ -17976,9 +18177,19 @@
             <w:pPr>
               <w:spacing w:line="252" w:lineRule="auto"/>
               <w:rPr>
-                <w:color w:val="FF0000"/>
-              </w:rPr>
-            </w:pPr>
+                <w:rFonts w:hint="default"/>
+                <w:color w:val="FF0000"/>
+                <w:lang w:val="en-US"/>
+              </w:rPr>
+            </w:pPr>
+            <w:r>
+              <w:rPr>
+                <w:rFonts w:hint="default"/>
+                <w:color w:val="FF0000"/>
+                <w:lang w:val="en-US"/>
+              </w:rPr>
+              <w:t>11480</w:t>
+            </w:r>
           </w:p>
         </w:tc>
         <w:tc>
@@ -18003,9 +18214,19 @@
             <w:pPr>
               <w:spacing w:line="252" w:lineRule="auto"/>
               <w:rPr>
-                <w:color w:val="FF0000"/>
-              </w:rPr>
-            </w:pPr>
+                <w:rFonts w:hint="default"/>
+                <w:color w:val="FF0000"/>
+                <w:lang w:val="en-US"/>
+              </w:rPr>
+            </w:pPr>
+            <w:r>
+              <w:rPr>
+                <w:rFonts w:hint="default"/>
+                <w:color w:val="FF0000"/>
+                <w:lang w:val="en-US"/>
+              </w:rPr>
+              <w:t>khớp</w:t>
+            </w:r>
           </w:p>
         </w:tc>
       </w:tr>
@@ -18266,9 +18487,19 @@
               <w:keepNext/>
               <w:spacing w:line="252" w:lineRule="auto"/>
               <w:rPr>
-                <w:color w:val="FF0000"/>
-              </w:rPr>
-            </w:pPr>
+                <w:rFonts w:hint="default"/>
+                <w:color w:val="FF0000"/>
+                <w:lang w:val="en-US"/>
+              </w:rPr>
+            </w:pPr>
+            <w:r>
+              <w:rPr>
+                <w:rFonts w:hint="default"/>
+                <w:color w:val="FF0000"/>
+                <w:lang w:val="en-US"/>
+              </w:rPr>
+              <w:t>Hợp lệ -&gt; Tien dien: 0 dong</w:t>
+            </w:r>
           </w:p>
         </w:tc>
         <w:tc>
@@ -18297,6 +18528,14 @@
                 <w:color w:val="FF0000"/>
               </w:rPr>
             </w:pPr>
+            <w:r>
+              <w:rPr>
+                <w:rFonts w:hint="default"/>
+                <w:color w:val="FF0000"/>
+                <w:lang w:val="en-US"/>
+              </w:rPr>
+              <w:t>Tien dien: 0 dong</w:t>
+            </w:r>
           </w:p>
         </w:tc>
       </w:tr>
@@ -18376,9 +18615,19 @@
               <w:keepNext/>
               <w:spacing w:line="252" w:lineRule="auto"/>
               <w:rPr>
-                <w:color w:val="FF0000"/>
-              </w:rPr>
-            </w:pPr>
+                <w:rFonts w:hint="default"/>
+                <w:color w:val="FF0000"/>
+                <w:lang w:val="en-US"/>
+              </w:rPr>
+            </w:pPr>
+            <w:r>
+              <w:rPr>
+                <w:rFonts w:hint="default"/>
+                <w:color w:val="FF0000"/>
+                <w:lang w:val="en-US"/>
+              </w:rPr>
+              <w:t>Hợp lệ -&gt; Tien dien: 30012960 dong</w:t>
+            </w:r>
           </w:p>
         </w:tc>
         <w:tc>
@@ -18404,9 +18653,21 @@
               <w:keepNext/>
               <w:spacing w:line="252" w:lineRule="auto"/>
               <w:rPr>
-                <w:color w:val="FF0000"/>
-              </w:rPr>
-            </w:pPr>
+                <w:rFonts w:hint="default" w:ascii="Times New Roman" w:hAnsi="Times New Roman" w:eastAsia="Times New Roman" w:cs="Times New Roman"/>
+                <w:color w:val="FF0000"/>
+                <w:sz w:val="24"/>
+                <w:szCs w:val="24"/>
+                <w:lang w:val="en-US" w:eastAsia="en-US" w:bidi="ar-SA"/>
+              </w:rPr>
+            </w:pPr>
+            <w:r>
+              <w:rPr>
+                <w:rFonts w:hint="default"/>
+                <w:color w:val="FF0000"/>
+                <w:lang w:val="en-US"/>
+              </w:rPr>
+              <w:t>Tien dien: 30089960 dong</w:t>
+            </w:r>
           </w:p>
         </w:tc>
       </w:tr>
@@ -18486,9 +18747,19 @@
               <w:keepNext/>
               <w:spacing w:line="252" w:lineRule="auto"/>
               <w:rPr>
-                <w:color w:val="FF0000"/>
-              </w:rPr>
-            </w:pPr>
+                <w:rFonts w:hint="default"/>
+                <w:color w:val="FF0000"/>
+                <w:lang w:val="en-US"/>
+              </w:rPr>
+            </w:pPr>
+            <w:r>
+              <w:rPr>
+                <w:rFonts w:hint="default"/>
+                <w:color w:val="FF0000"/>
+                <w:lang w:val="en-US"/>
+              </w:rPr>
+              <w:t>Ko hợp lệ, cho nhập lại</w:t>
+            </w:r>
           </w:p>
         </w:tc>
         <w:tc>
@@ -18514,9 +18785,38 @@
               <w:keepNext/>
               <w:spacing w:line="252" w:lineRule="auto"/>
               <w:rPr>
-                <w:color w:val="FF0000"/>
-              </w:rPr>
-            </w:pPr>
+                <w:rFonts w:hint="default"/>
+                <w:color w:val="FF0000"/>
+                <w:lang w:val="en-US"/>
+              </w:rPr>
+            </w:pPr>
+            <w:r>
+              <w:rPr>
+                <w:rFonts w:hint="default"/>
+                <w:color w:val="FF0000"/>
+                <w:lang w:val="en-US"/>
+              </w:rPr>
+              <w:t>Gia tri khong hop le, nhap lai</w:t>
+            </w:r>
+          </w:p>
+          <w:p>
+            <w:pPr>
+              <w:keepNext/>
+              <w:spacing w:line="252" w:lineRule="auto"/>
+              <w:rPr>
+                <w:rFonts w:hint="default"/>
+                <w:color w:val="FF0000"/>
+                <w:lang w:val="en-US"/>
+              </w:rPr>
+            </w:pPr>
+            <w:r>
+              <w:rPr>
+                <w:rFonts w:hint="default"/>
+                <w:color w:val="FF0000"/>
+                <w:lang w:val="en-US"/>
+              </w:rPr>
+              <w:t>Nhap so kWh (0..9999):</w:t>
+            </w:r>
           </w:p>
         </w:tc>
       </w:tr>
@@ -18594,9 +18894,19 @@
             <w:pPr>
               <w:spacing w:line="252" w:lineRule="auto"/>
               <w:rPr>
-                <w:color w:val="FF0000"/>
-              </w:rPr>
-            </w:pPr>
+                <w:rFonts w:hint="default"/>
+                <w:color w:val="FF0000"/>
+                <w:lang w:val="en-US"/>
+              </w:rPr>
+            </w:pPr>
+            <w:r>
+              <w:rPr>
+                <w:rFonts w:hint="default"/>
+                <w:color w:val="FF0000"/>
+                <w:lang w:val="en-US"/>
+              </w:rPr>
+              <w:t>Ko hợp lệ, cho nhập lại</w:t>
+            </w:r>
           </w:p>
         </w:tc>
         <w:tc>
@@ -18619,11 +18929,38 @@
           </w:tcPr>
           <w:p>
             <w:pPr>
-              <w:spacing w:line="252" w:lineRule="auto"/>
-              <w:rPr>
-                <w:color w:val="FF0000"/>
-              </w:rPr>
-            </w:pPr>
+              <w:keepNext/>
+              <w:spacing w:line="252" w:lineRule="auto"/>
+              <w:rPr>
+                <w:rFonts w:hint="default"/>
+                <w:color w:val="FF0000"/>
+                <w:lang w:val="en-US"/>
+              </w:rPr>
+            </w:pPr>
+            <w:r>
+              <w:rPr>
+                <w:rFonts w:hint="default"/>
+                <w:color w:val="FF0000"/>
+                <w:lang w:val="en-US"/>
+              </w:rPr>
+              <w:t>Gia tri khong hop le, nhap lai</w:t>
+            </w:r>
+          </w:p>
+          <w:p>
+            <w:pPr>
+              <w:spacing w:line="252" w:lineRule="auto"/>
+              <w:rPr>
+                <w:color w:val="FF0000"/>
+              </w:rPr>
+            </w:pPr>
+            <w:r>
+              <w:rPr>
+                <w:rFonts w:hint="default"/>
+                <w:color w:val="FF0000"/>
+                <w:lang w:val="en-US"/>
+              </w:rPr>
+              <w:t>Nhap so kWh (0..9999):</w:t>
+            </w:r>
           </w:p>
         </w:tc>
       </w:tr>
@@ -18724,18 +19061,97 @@
           <w:p>
             <w:pPr>
               <w:rPr>
-                <w:color w:val="FF0000"/>
-              </w:rPr>
-            </w:pPr>
-            <w:r>
-              <w:rPr>
                 <w:i/>
                 <w:iCs/>
                 <w:color w:val="FF0000"/>
                 <w:sz w:val="20"/>
                 <w:szCs w:val="20"/>
               </w:rPr>
+            </w:pPr>
+            <w:r>
+              <w:rPr>
+                <w:i/>
+                <w:iCs/>
+                <w:color w:val="FF0000"/>
+                <w:sz w:val="20"/>
+                <w:szCs w:val="20"/>
+              </w:rPr>
               <w:t>Trả lời:</w:t>
+            </w:r>
+          </w:p>
+          <w:p>
+            <w:pPr>
+              <w:rPr>
+                <w:rFonts w:hint="default"/>
+                <w:i/>
+                <w:iCs/>
+                <w:color w:val="FF0000"/>
+                <w:sz w:val="20"/>
+                <w:szCs w:val="20"/>
+                <w:lang w:val="en-US"/>
+              </w:rPr>
+            </w:pPr>
+            <w:r>
+              <w:rPr>
+                <w:rFonts w:hint="default"/>
+                <w:i/>
+                <w:iCs/>
+                <w:color w:val="FF0000"/>
+                <w:sz w:val="20"/>
+                <w:szCs w:val="20"/>
+                <w:lang w:val="en-US"/>
+              </w:rPr>
+              <w:t>- lệnh so sánh: sltiu $t3, $s0, 10000</w:t>
+            </w:r>
+          </w:p>
+          <w:p>
+            <w:pPr>
+              <w:rPr>
+                <w:rFonts w:hint="default"/>
+                <w:i/>
+                <w:iCs/>
+                <w:color w:val="FF0000"/>
+                <w:sz w:val="20"/>
+                <w:szCs w:val="20"/>
+                <w:lang w:val="en-US"/>
+              </w:rPr>
+            </w:pPr>
+            <w:r>
+              <w:rPr>
+                <w:rFonts w:hint="default"/>
+                <w:i/>
+                <w:iCs/>
+                <w:color w:val="FF0000"/>
+                <w:sz w:val="20"/>
+                <w:szCs w:val="20"/>
+                <w:lang w:val="en-US"/>
+              </w:rPr>
+              <w:t>- lệnh nhánh: beq $t3, $zero, NhapLai</w:t>
+            </w:r>
+          </w:p>
+          <w:p>
+            <w:pPr>
+              <w:rPr>
+                <w:rFonts w:hint="default"/>
+                <w:i/>
+                <w:iCs/>
+                <w:color w:val="FF0000"/>
+                <w:sz w:val="20"/>
+                <w:szCs w:val="20"/>
+                <w:lang w:val="en-US"/>
+              </w:rPr>
+            </w:pPr>
+            <w:r>
+              <w:rPr>
+                <w:rFonts w:hint="default"/>
+                <w:i/>
+                <w:iCs/>
+                <w:color w:val="FF0000"/>
+                <w:sz w:val="20"/>
+                <w:szCs w:val="20"/>
+                <w:lang w:val="en-US"/>
+              </w:rPr>
+              <w:t>--&gt; khi x &lt; 0 thì bit 31 của nó là 1, nó sẽ ở dạng số rất lớn khi ở phép so sánh ko dấu (bit số 31 là 1 thì --&gt; 2^31, rất lớn &gt;= 10000), còn khi x &gt;= 10000 ở dạng ko dấu thì bản chất đúng là nó &gt;= 10000.</w:t>
             </w:r>
           </w:p>
         </w:tc>
@@ -18789,7 +19205,12 @@
         <w:t xml:space="preserve"> DỰ ĐOÁN </w:t>
       </w:r>
       <w:r>
-        <w:t xml:space="preserve">  Chương trình sẽ làm gì? Ghi dự đoán trước, rồi chạy và ghi quan sát. Sau khi xong, khôi phục lệnh đúng.</w:t>
+        <w:t xml:space="preserve">  Chương trình sẽ làm gì? G</w:t>
+      </w:r>
+      <w:bookmarkStart w:id="0" w:name="_GoBack"/>
+      <w:bookmarkEnd w:id="0"/>
+      <w:r>
+        <w:t>hi dự đoán trước, rồi chạy và ghi quan sát. Sau khi xong, khôi phục lệnh đúng.</w:t>
       </w:r>
     </w:p>
     <w:tbl>
@@ -29327,7 +29748,7 @@
   <w:docDefaults>
     <w:rPrDefault>
       <w:rPr>
-        <w:rFonts w:ascii="Times New Roman" w:hAnsi="Times New Roman" w:eastAsia="Times New Roman" w:cs="Times New Roman"/>
+        <w:rFonts w:ascii="Times New Roman" w:hAnsi="Times New Roman" w:eastAsia="SimSun" w:cs="Times New Roman"/>
       </w:rPr>
     </w:rPrDefault>
     <w:pPrDefault/>

--- a/mars_mips/lab1/LAB01_M3.docx
+++ b/mars_mips/lab1/LAB01_M3.docx
@@ -2696,10 +2696,13 @@
             </w:pPr>
             <w:r>
               <w:rPr>
-                <w:sz w:val="22"/>
-                <w:szCs w:val="22"/>
-              </w:rPr>
-              <w:t>☐</w:t>
+                <w:b/>
+                <w:bCs/>
+                <w:sz w:val="22"/>
+                <w:szCs w:val="22"/>
+                <w:lang w:val="en-US"/>
+              </w:rPr>
+              <w:t>☑</w:t>
             </w:r>
           </w:p>
         </w:tc>
@@ -2821,10 +2824,13 @@
             </w:pPr>
             <w:r>
               <w:rPr>
-                <w:sz w:val="22"/>
-                <w:szCs w:val="22"/>
-              </w:rPr>
-              <w:t>☐</w:t>
+                <w:b/>
+                <w:bCs/>
+                <w:sz w:val="22"/>
+                <w:szCs w:val="22"/>
+                <w:lang w:val="en-US"/>
+              </w:rPr>
+              <w:t>☑</w:t>
             </w:r>
           </w:p>
         </w:tc>
@@ -2938,10 +2944,13 @@
             </w:pPr>
             <w:r>
               <w:rPr>
-                <w:sz w:val="22"/>
-                <w:szCs w:val="22"/>
-              </w:rPr>
-              <w:t>☐</w:t>
+                <w:b/>
+                <w:bCs/>
+                <w:sz w:val="22"/>
+                <w:szCs w:val="22"/>
+                <w:lang w:val="en-US"/>
+              </w:rPr>
+              <w:t>☑</w:t>
             </w:r>
           </w:p>
         </w:tc>
@@ -3083,10 +3092,13 @@
             </w:pPr>
             <w:r>
               <w:rPr>
-                <w:sz w:val="22"/>
-                <w:szCs w:val="22"/>
-              </w:rPr>
-              <w:t>☐</w:t>
+                <w:b/>
+                <w:bCs/>
+                <w:sz w:val="22"/>
+                <w:szCs w:val="22"/>
+                <w:lang w:val="en-US"/>
+              </w:rPr>
+              <w:t>☑</w:t>
             </w:r>
           </w:p>
         </w:tc>
@@ -3216,10 +3228,13 @@
             </w:pPr>
             <w:r>
               <w:rPr>
-                <w:sz w:val="22"/>
-                <w:szCs w:val="22"/>
-              </w:rPr>
-              <w:t>☐</w:t>
+                <w:b/>
+                <w:bCs/>
+                <w:sz w:val="22"/>
+                <w:szCs w:val="22"/>
+                <w:lang w:val="en-US"/>
+              </w:rPr>
+              <w:t>☑</w:t>
             </w:r>
           </w:p>
         </w:tc>
@@ -3333,10 +3348,13 @@
             </w:pPr>
             <w:r>
               <w:rPr>
-                <w:sz w:val="22"/>
-                <w:szCs w:val="22"/>
-              </w:rPr>
-              <w:t>☐</w:t>
+                <w:b/>
+                <w:bCs/>
+                <w:sz w:val="22"/>
+                <w:szCs w:val="22"/>
+                <w:lang w:val="en-US"/>
+              </w:rPr>
+              <w:t>☑</w:t>
             </w:r>
           </w:p>
         </w:tc>
@@ -3482,10 +3500,13 @@
             </w:pPr>
             <w:r>
               <w:rPr>
-                <w:sz w:val="22"/>
-                <w:szCs w:val="22"/>
-              </w:rPr>
-              <w:t>☐</w:t>
+                <w:b/>
+                <w:bCs/>
+                <w:sz w:val="22"/>
+                <w:szCs w:val="22"/>
+                <w:lang w:val="en-US"/>
+              </w:rPr>
+              <w:t>☑</w:t>
             </w:r>
           </w:p>
         </w:tc>
@@ -3598,10 +3619,13 @@
             </w:pPr>
             <w:r>
               <w:rPr>
-                <w:sz w:val="22"/>
-                <w:szCs w:val="22"/>
-              </w:rPr>
-              <w:t>☐</w:t>
+                <w:b/>
+                <w:bCs/>
+                <w:sz w:val="22"/>
+                <w:szCs w:val="22"/>
+                <w:lang w:val="en-US"/>
+              </w:rPr>
+              <w:t>☑</w:t>
             </w:r>
           </w:p>
         </w:tc>
@@ -12399,6 +12423,8 @@
         </w:rPr>
         <w:t xml:space="preserve"> Biểu giá giả lập (đồng/kWh, số nguyên)</w:t>
       </w:r>
+      <w:bookmarkStart w:id="0" w:name="_GoBack"/>
+      <w:bookmarkEnd w:id="0"/>
     </w:p>
     <w:tbl>
       <w:tblPr>
@@ -19205,12 +19231,7 @@
         <w:t xml:space="preserve"> DỰ ĐOÁN </w:t>
       </w:r>
       <w:r>
-        <w:t xml:space="preserve">  Chương trình sẽ làm gì? G</w:t>
-      </w:r>
-      <w:bookmarkStart w:id="0" w:name="_GoBack"/>
-      <w:bookmarkEnd w:id="0"/>
-      <w:r>
-        <w:t>hi dự đoán trước, rồi chạy và ghi quan sát. Sau khi xong, khôi phục lệnh đúng.</w:t>
+        <w:t xml:space="preserve">  Chương trình sẽ làm gì? Ghi dự đoán trước, rồi chạy và ghi quan sát. Sau khi xong, khôi phục lệnh đúng.</w:t>
       </w:r>
     </w:p>
     <w:tbl>
@@ -19372,9 +19393,37 @@
             <w:pPr>
               <w:spacing w:line="252" w:lineRule="auto"/>
               <w:rPr>
-                <w:color w:val="FF0000"/>
-              </w:rPr>
-            </w:pPr>
+                <w:rFonts w:hint="default"/>
+                <w:color w:val="FF0000"/>
+                <w:lang w:val="en-US"/>
+              </w:rPr>
+            </w:pPr>
+            <w:r>
+              <w:rPr>
+                <w:rFonts w:hint="default"/>
+                <w:color w:val="FF0000"/>
+                <w:lang w:val="en-US"/>
+              </w:rPr>
+              <w:t>Chương trình chấp nhận x = -1 và sẽ in ra:</w:t>
+            </w:r>
+          </w:p>
+          <w:p>
+            <w:pPr>
+              <w:spacing w:line="252" w:lineRule="auto"/>
+              <w:rPr>
+                <w:rFonts w:hint="default"/>
+                <w:color w:val="FF0000"/>
+                <w:lang w:val="en-US"/>
+              </w:rPr>
+            </w:pPr>
+            <w:r>
+              <w:rPr>
+                <w:rFonts w:hint="default"/>
+                <w:color w:val="FF0000"/>
+                <w:lang w:val="en-US"/>
+              </w:rPr>
+              <w:t>Tien dien: 0 dong</w:t>
+            </w:r>
           </w:p>
         </w:tc>
         <w:tc>
@@ -19399,9 +19448,19 @@
             <w:pPr>
               <w:spacing w:line="252" w:lineRule="auto"/>
               <w:rPr>
-                <w:color w:val="FF0000"/>
-              </w:rPr>
-            </w:pPr>
+                <w:rFonts w:hint="default"/>
+                <w:color w:val="FF0000"/>
+                <w:lang w:val="en-US"/>
+              </w:rPr>
+            </w:pPr>
+            <w:r>
+              <w:rPr>
+                <w:rFonts w:hint="default"/>
+                <w:color w:val="FF0000"/>
+                <w:lang w:val="en-US"/>
+              </w:rPr>
+              <w:t>Tien dien: 0 dong</w:t>
+            </w:r>
           </w:p>
         </w:tc>
       </w:tr>
@@ -19492,19 +19551,138 @@
           <w:p>
             <w:pPr>
               <w:rPr>
-                <w:color w:val="FF0000"/>
-              </w:rPr>
-            </w:pPr>
-            <w:r>
-              <w:rPr>
+                <w:rFonts w:hint="default"/>
                 <w:i/>
                 <w:iCs/>
                 <w:color w:val="FF0000"/>
                 <w:sz w:val="20"/>
                 <w:szCs w:val="20"/>
+                <w:lang w:val="en-US"/>
+              </w:rPr>
+            </w:pPr>
+            <w:r>
+              <w:rPr>
+                <w:i/>
+                <w:iCs/>
+                <w:color w:val="FF0000"/>
+                <w:sz w:val="20"/>
+                <w:szCs w:val="20"/>
               </w:rPr>
               <w:t>Trả lời:</w:t>
             </w:r>
+            <w:r>
+              <w:rPr>
+                <w:rFonts w:hint="default"/>
+                <w:i/>
+                <w:iCs/>
+                <w:color w:val="FF0000"/>
+                <w:sz w:val="20"/>
+                <w:szCs w:val="20"/>
+                <w:lang w:val="en-US"/>
+              </w:rPr>
+              <w:t xml:space="preserve"> bù 2 của -1 : 111111… = 0xFFFFFFFF</w:t>
+            </w:r>
+          </w:p>
+          <w:p>
+            <w:pPr>
+              <w:rPr>
+                <w:rFonts w:hint="default"/>
+                <w:i/>
+                <w:iCs/>
+                <w:color w:val="FF0000"/>
+                <w:sz w:val="20"/>
+                <w:szCs w:val="20"/>
+                <w:lang w:val="en-US"/>
+              </w:rPr>
+            </w:pPr>
+            <w:r>
+              <w:rPr>
+                <w:rFonts w:hint="default"/>
+                <w:i/>
+                <w:iCs/>
+                <w:color w:val="FF0000"/>
+                <w:sz w:val="20"/>
+                <w:szCs w:val="20"/>
+                <w:lang w:val="en-US"/>
+              </w:rPr>
+              <w:t>Slti(có dấu): đọc 0xFFFFFFFF là : 2^-31 + 2^30 + 2^29… + 2^0 = -1</w:t>
+            </w:r>
+          </w:p>
+          <w:p>
+            <w:pPr>
+              <w:rPr>
+                <w:rFonts w:hint="default"/>
+                <w:i/>
+                <w:iCs/>
+                <w:color w:val="FF0000"/>
+                <w:sz w:val="20"/>
+                <w:szCs w:val="20"/>
+                <w:lang w:val="en-US"/>
+              </w:rPr>
+            </w:pPr>
+            <w:r>
+              <w:rPr>
+                <w:rFonts w:hint="default"/>
+                <w:i/>
+                <w:iCs/>
+                <w:color w:val="FF0000"/>
+                <w:sz w:val="20"/>
+                <w:szCs w:val="20"/>
+                <w:lang w:val="en-US"/>
+              </w:rPr>
+              <w:t>Sltiu(ko dấu): đọc 0xFFFFFFFF là : 2^31 + 2^30+… là 1 số rất lớn</w:t>
+            </w:r>
+          </w:p>
+          <w:p>
+            <w:pPr>
+              <w:rPr>
+                <w:rFonts w:hint="default"/>
+                <w:i/>
+                <w:iCs/>
+                <w:color w:val="FF0000"/>
+                <w:sz w:val="20"/>
+                <w:szCs w:val="20"/>
+                <w:lang w:val="en-US"/>
+              </w:rPr>
+            </w:pPr>
+          </w:p>
+          <w:p>
+            <w:pPr>
+              <w:rPr>
+                <w:rFonts w:hint="default"/>
+                <w:i/>
+                <w:iCs/>
+                <w:color w:val="FF0000"/>
+                <w:sz w:val="20"/>
+                <w:szCs w:val="20"/>
+                <w:lang w:val="en-US"/>
+              </w:rPr>
+            </w:pPr>
+            <w:r>
+              <w:rPr>
+                <w:rFonts w:hint="default"/>
+                <w:i/>
+                <w:iCs/>
+                <w:color w:val="FF0000"/>
+                <w:sz w:val="20"/>
+                <w:szCs w:val="20"/>
+                <w:lang w:val="en-US"/>
+              </w:rPr>
+              <w:t>Nên khi dùng stli thì -1 &lt; 10000 đúng nên nó sẽ nhảy tới xu_ly và tại đây x = -1 &lt;= 0 nên lập tức vòng lặp dừng và in ra giá trị res ban đầu khởi tạo là 0 dong</w:t>
+            </w:r>
+          </w:p>
+          <w:p>
+            <w:pPr>
+              <w:rPr>
+                <w:rFonts w:hint="default"/>
+                <w:i/>
+                <w:iCs/>
+                <w:color w:val="FF0000"/>
+                <w:sz w:val="20"/>
+                <w:szCs w:val="20"/>
+                <w:lang w:val="en-US"/>
+              </w:rPr>
+            </w:pPr>
           </w:p>
         </w:tc>
       </w:tr>
@@ -19847,9 +20025,19 @@
             <w:pPr>
               <w:spacing w:line="252" w:lineRule="auto"/>
               <w:rPr>
-                <w:color w:val="FF0000"/>
-              </w:rPr>
-            </w:pPr>
+                <w:rFonts w:hint="default"/>
+                <w:color w:val="FF0000"/>
+                <w:lang w:val="en-US"/>
+              </w:rPr>
+            </w:pPr>
+            <w:r>
+              <w:rPr>
+                <w:rFonts w:hint="default"/>
+                <w:color w:val="FF0000"/>
+                <w:lang w:val="en-US"/>
+              </w:rPr>
+              <w:t>0x1001001c</w:t>
+            </w:r>
           </w:p>
         </w:tc>
         <w:tc>
@@ -19874,9 +20062,19 @@
             <w:pPr>
               <w:spacing w:line="252" w:lineRule="auto"/>
               <w:rPr>
-                <w:color w:val="FF0000"/>
-              </w:rPr>
-            </w:pPr>
+                <w:rFonts w:hint="default"/>
+                <w:color w:val="FF0000"/>
+                <w:lang w:val="en-US"/>
+              </w:rPr>
+            </w:pPr>
+            <w:r>
+              <w:rPr>
+                <w:rFonts w:hint="default"/>
+                <w:color w:val="FF0000"/>
+                <w:lang w:val="en-US"/>
+              </w:rPr>
+              <w:t>0x10010024</w:t>
+            </w:r>
           </w:p>
         </w:tc>
         <w:tc>
@@ -19901,9 +20099,19 @@
             <w:pPr>
               <w:spacing w:line="252" w:lineRule="auto"/>
               <w:rPr>
-                <w:color w:val="FF0000"/>
-              </w:rPr>
-            </w:pPr>
+                <w:rFonts w:hint="default"/>
+                <w:color w:val="FF0000"/>
+                <w:lang w:val="en-US"/>
+              </w:rPr>
+            </w:pPr>
+            <w:r>
+              <w:rPr>
+                <w:rFonts w:hint="default"/>
+                <w:color w:val="FF0000"/>
+                <w:lang w:val="en-US"/>
+              </w:rPr>
+              <w:t>0x000007c6</w:t>
+            </w:r>
           </w:p>
         </w:tc>
         <w:tc>
@@ -19928,9 +20136,19 @@
             <w:pPr>
               <w:spacing w:line="252" w:lineRule="auto"/>
               <w:rPr>
-                <w:color w:val="FF0000"/>
-              </w:rPr>
-            </w:pPr>
+                <w:rFonts w:hint="default"/>
+                <w:color w:val="FF0000"/>
+                <w:lang w:val="en-US"/>
+              </w:rPr>
+            </w:pPr>
+            <w:r>
+              <w:rPr>
+                <w:rFonts w:hint="default"/>
+                <w:color w:val="FF0000"/>
+                <w:lang w:val="en-US"/>
+              </w:rPr>
+              <w:t>1990</w:t>
+            </w:r>
           </w:p>
         </w:tc>
       </w:tr>
@@ -20021,19 +20239,125 @@
           <w:p>
             <w:pPr>
               <w:rPr>
-                <w:color w:val="FF0000"/>
-              </w:rPr>
-            </w:pPr>
-            <w:r>
-              <w:rPr>
+                <w:rFonts w:hint="default"/>
                 <w:i/>
                 <w:iCs/>
                 <w:color w:val="FF0000"/>
                 <w:sz w:val="20"/>
                 <w:szCs w:val="20"/>
+                <w:lang w:val="en-US"/>
+              </w:rPr>
+            </w:pPr>
+            <w:r>
+              <w:rPr>
+                <w:i/>
+                <w:iCs/>
+                <w:color w:val="FF0000"/>
+                <w:sz w:val="20"/>
+                <w:szCs w:val="20"/>
               </w:rPr>
               <w:t>Trả lời:</w:t>
             </w:r>
+            <w:r>
+              <w:rPr>
+                <w:rFonts w:hint="default"/>
+                <w:i/>
+                <w:iCs/>
+                <w:color w:val="FF0000"/>
+                <w:sz w:val="20"/>
+                <w:szCs w:val="20"/>
+                <w:lang w:val="en-US"/>
+              </w:rPr>
+              <w:t xml:space="preserve"> tổng tiền lớn nhất in ra trong miền hợp lệ là khi x = 9999 --&gt; Tong tien: 30089960 dong</w:t>
+            </w:r>
+          </w:p>
+          <w:p>
+            <w:pPr>
+              <w:rPr>
+                <w:rFonts w:hint="default"/>
+                <w:i/>
+                <w:iCs/>
+                <w:color w:val="FF0000"/>
+                <w:sz w:val="20"/>
+                <w:szCs w:val="20"/>
+                <w:lang w:val="en-US"/>
+              </w:rPr>
+            </w:pPr>
+            <w:r>
+              <w:rPr>
+                <w:rFonts w:hint="default"/>
+                <w:i/>
+                <w:iCs/>
+                <w:color w:val="FF0000"/>
+                <w:sz w:val="20"/>
+                <w:szCs w:val="20"/>
+                <w:lang w:val="en-US"/>
+              </w:rPr>
+              <w:t>Số có dấu 32 bit lớn nhất là: 2^31 - 1 --&gt; ko tràn</w:t>
+            </w:r>
+          </w:p>
+          <w:p>
+            <w:pPr>
+              <w:rPr>
+                <w:rFonts w:hint="default"/>
+                <w:i/>
+                <w:iCs/>
+                <w:color w:val="FF0000"/>
+                <w:sz w:val="20"/>
+                <w:szCs w:val="20"/>
+                <w:lang w:val="en-US"/>
+              </w:rPr>
+            </w:pPr>
+            <w:r>
+              <w:rPr>
+                <w:rFonts w:hint="default"/>
+                <w:i/>
+                <w:iCs/>
+                <w:color w:val="FF0000"/>
+                <w:sz w:val="20"/>
+                <w:szCs w:val="20"/>
+                <w:lang w:val="en-US"/>
+              </w:rPr>
+              <w:t>Tồng tiền N = 909000 + (N - 400) * 3040 &lt;= 2^31 - 1</w:t>
+            </w:r>
+          </w:p>
+          <w:p>
+            <w:pPr>
+              <w:rPr>
+                <w:rFonts w:hint="default"/>
+                <w:i/>
+                <w:iCs/>
+                <w:color w:val="FF0000"/>
+                <w:sz w:val="20"/>
+                <w:szCs w:val="20"/>
+                <w:lang w:val="en-US"/>
+              </w:rPr>
+            </w:pPr>
+            <w:r>
+              <w:rPr>
+                <w:rFonts w:hint="default"/>
+                <w:i/>
+                <w:iCs/>
+                <w:color w:val="FF0000"/>
+                <w:sz w:val="20"/>
+                <w:szCs w:val="20"/>
+                <w:lang w:val="en-US"/>
+              </w:rPr>
+              <w:t xml:space="preserve">N &lt;= 2147790647 / 3040 = 706510 kWh </w:t>
+            </w:r>
+          </w:p>
+          <w:p>
+            <w:pPr>
+              <w:rPr>
+                <w:rFonts w:hint="default"/>
+                <w:i/>
+                <w:iCs/>
+                <w:color w:val="FF0000"/>
+                <w:sz w:val="20"/>
+                <w:szCs w:val="20"/>
+                <w:lang w:val="en-US"/>
+              </w:rPr>
+            </w:pPr>
           </w:p>
         </w:tc>
       </w:tr>
@@ -20135,18 +20459,210 @@
           <w:p>
             <w:pPr>
               <w:rPr>
-                <w:color w:val="FF0000"/>
-              </w:rPr>
-            </w:pPr>
-            <w:r>
-              <w:rPr>
                 <w:i/>
                 <w:iCs/>
                 <w:color w:val="FF0000"/>
                 <w:sz w:val="20"/>
                 <w:szCs w:val="20"/>
               </w:rPr>
+            </w:pPr>
+            <w:r>
+              <w:rPr>
+                <w:i/>
+                <w:iCs/>
+                <w:color w:val="FF0000"/>
+                <w:sz w:val="20"/>
+                <w:szCs w:val="20"/>
+              </w:rPr>
               <w:t>Trả lời:</w:t>
+            </w:r>
+          </w:p>
+          <w:p>
+            <w:pPr>
+              <w:rPr>
+                <w:rFonts w:hint="default"/>
+                <w:i/>
+                <w:iCs/>
+                <w:color w:val="FF0000"/>
+                <w:sz w:val="20"/>
+                <w:szCs w:val="20"/>
+                <w:lang w:val="en-US"/>
+              </w:rPr>
+            </w:pPr>
+            <w:r>
+              <w:rPr>
+                <w:rFonts w:hint="default"/>
+                <w:i/>
+                <w:iCs/>
+                <w:color w:val="FF0000"/>
+                <w:sz w:val="20"/>
+                <w:szCs w:val="20"/>
+                <w:lang w:val="en-US"/>
+              </w:rPr>
+              <w:t xml:space="preserve">Phương thức duyệt mảng: </w:t>
+            </w:r>
+          </w:p>
+          <w:p>
+            <w:pPr>
+              <w:rPr>
+                <w:rFonts w:hint="default"/>
+                <w:i/>
+                <w:iCs/>
+                <w:color w:val="FF0000"/>
+                <w:sz w:val="20"/>
+                <w:szCs w:val="20"/>
+                <w:lang w:val="en-US"/>
+              </w:rPr>
+            </w:pPr>
+            <w:r>
+              <w:rPr>
+                <w:rFonts w:hint="default"/>
+                <w:i/>
+                <w:iCs/>
+                <w:color w:val="FF0000"/>
+                <w:sz w:val="20"/>
+                <w:szCs w:val="20"/>
+                <w:lang w:val="en-US"/>
+              </w:rPr>
+              <w:t>- kích thước mã: cố định và nhỏ vì chỉ cần xử lí ở trong 1 vòng lặp, số liệu nằm ở vùng .data</w:t>
+            </w:r>
+          </w:p>
+          <w:p>
+            <w:pPr>
+              <w:rPr>
+                <w:rFonts w:hint="default"/>
+                <w:i/>
+                <w:iCs/>
+                <w:color w:val="FF0000"/>
+                <w:sz w:val="20"/>
+                <w:szCs w:val="20"/>
+                <w:lang w:val="en-US"/>
+              </w:rPr>
+            </w:pPr>
+            <w:r>
+              <w:rPr>
+                <w:rFonts w:hint="default"/>
+                <w:i/>
+                <w:iCs/>
+                <w:color w:val="FF0000"/>
+                <w:sz w:val="20"/>
+                <w:szCs w:val="20"/>
+                <w:lang w:val="en-US"/>
+              </w:rPr>
+              <w:t>- khi thêm bậc: linh hoạt vì chỉ cần thêm bớt bật cho các phần tử trong mảng ở .data</w:t>
+            </w:r>
+          </w:p>
+          <w:p>
+            <w:pPr>
+              <w:rPr>
+                <w:rFonts w:hint="default"/>
+                <w:i/>
+                <w:iCs/>
+                <w:color w:val="FF0000"/>
+                <w:sz w:val="20"/>
+                <w:szCs w:val="20"/>
+                <w:lang w:val="en-US"/>
+              </w:rPr>
+            </w:pPr>
+            <w:r>
+              <w:rPr>
+                <w:rFonts w:hint="default"/>
+                <w:i/>
+                <w:iCs/>
+                <w:color w:val="FF0000"/>
+                <w:sz w:val="20"/>
+                <w:szCs w:val="20"/>
+                <w:lang w:val="en-US"/>
+              </w:rPr>
+              <w:t>Phương thức viết 6 nhánh if:</w:t>
+            </w:r>
+          </w:p>
+          <w:p>
+            <w:pPr>
+              <w:rPr>
+                <w:rFonts w:hint="default"/>
+                <w:i/>
+                <w:iCs/>
+                <w:color w:val="FF0000"/>
+                <w:sz w:val="20"/>
+                <w:szCs w:val="20"/>
+                <w:lang w:val="en-US"/>
+              </w:rPr>
+            </w:pPr>
+            <w:r>
+              <w:rPr>
+                <w:rFonts w:hint="default"/>
+                <w:i/>
+                <w:iCs/>
+                <w:color w:val="FF0000"/>
+                <w:sz w:val="20"/>
+                <w:szCs w:val="20"/>
+                <w:lang w:val="en-US"/>
+              </w:rPr>
+              <w:t>- kích thước mã: nhiều vì phải viết nhiều lệnh + - * / cho từng if</w:t>
+            </w:r>
+          </w:p>
+          <w:p>
+            <w:pPr>
+              <w:rPr>
+                <w:rFonts w:hint="default"/>
+                <w:i/>
+                <w:iCs/>
+                <w:color w:val="FF0000"/>
+                <w:sz w:val="20"/>
+                <w:szCs w:val="20"/>
+                <w:lang w:val="en-US"/>
+              </w:rPr>
+            </w:pPr>
+            <w:r>
+              <w:rPr>
+                <w:rFonts w:hint="default"/>
+                <w:i/>
+                <w:iCs/>
+                <w:color w:val="FF0000"/>
+                <w:sz w:val="20"/>
+                <w:szCs w:val="20"/>
+                <w:lang w:val="en-US"/>
+              </w:rPr>
+              <w:t>- khi thêm bật: bắt buộc phải thêm các nhánh if nên sẽ phức tạp</w:t>
+            </w:r>
+          </w:p>
+          <w:p>
+            <w:pPr>
+              <w:rPr>
+                <w:rFonts w:hint="default"/>
+                <w:i/>
+                <w:iCs/>
+                <w:color w:val="FF0000"/>
+                <w:sz w:val="20"/>
+                <w:szCs w:val="20"/>
+                <w:lang w:val="en-US"/>
+              </w:rPr>
+            </w:pPr>
+          </w:p>
+          <w:p>
+            <w:pPr>
+              <w:rPr>
+                <w:rFonts w:hint="default"/>
+                <w:i/>
+                <w:iCs/>
+                <w:color w:val="FF0000"/>
+                <w:sz w:val="20"/>
+                <w:szCs w:val="20"/>
+                <w:lang w:val="en-US"/>
+              </w:rPr>
+            </w:pPr>
+            <w:r>
+              <w:rPr>
+                <w:rFonts w:hint="default"/>
+                <w:i/>
+                <w:iCs/>
+                <w:color w:val="FF0000"/>
+                <w:sz w:val="20"/>
+                <w:szCs w:val="20"/>
+                <w:lang w:val="en-US"/>
+              </w:rPr>
+              <w:t>--&gt; phương án duyệt mảng hợp lí hơn</w:t>
             </w:r>
           </w:p>
         </w:tc>
@@ -20224,14 +20740,47 @@
               <w:jc w:val="center"/>
             </w:pPr>
             <w:r>
-              <w:rPr>
-                <w:i/>
-                <w:iCs/>
-                <w:color w:val="7F7F7F"/>
-                <w:sz w:val="20"/>
-                <w:szCs w:val="20"/>
-              </w:rPr>
-              <w:t>Dán ảnh chụp Run I/O với x = x_b của Sinh viên (thấy lời nhắc, giá trị nhập và dòng kết quả)</w:t>
+              <w:drawing>
+                <wp:inline distT="0" distB="0" distL="114300" distR="114300">
+                  <wp:extent cx="5975985" cy="1356995"/>
+                  <wp:effectExtent l="0" t="0" r="5715" b="1905"/>
+                  <wp:docPr id="4" name="Picture 1"/>
+                  <wp:cNvGraphicFramePr>
+                    <a:graphicFrameLocks xmlns:a="http://schemas.openxmlformats.org/drawingml/2006/main" noChangeAspect="1"/>
+                  </wp:cNvGraphicFramePr>
+                  <a:graphic xmlns:a="http://schemas.openxmlformats.org/drawingml/2006/main">
+                    <a:graphicData uri="http://schemas.openxmlformats.org/drawingml/2006/picture">
+                      <pic:pic xmlns:pic="http://schemas.openxmlformats.org/drawingml/2006/picture">
+                        <pic:nvPicPr>
+                          <pic:cNvPr id="4" name="Picture 1"/>
+                          <pic:cNvPicPr>
+                            <a:picLocks noChangeAspect="1"/>
+                          </pic:cNvPicPr>
+                        </pic:nvPicPr>
+                        <pic:blipFill>
+                          <a:blip r:embed="rId13"/>
+                          <a:stretch>
+                            <a:fillRect/>
+                          </a:stretch>
+                        </pic:blipFill>
+                        <pic:spPr>
+                          <a:xfrm>
+                            <a:off x="0" y="0"/>
+                            <a:ext cx="5975985" cy="1356995"/>
+                          </a:xfrm>
+                          <a:prstGeom prst="rect">
+                            <a:avLst/>
+                          </a:prstGeom>
+                          <a:noFill/>
+                          <a:ln>
+                            <a:noFill/>
+                          </a:ln>
+                        </pic:spPr>
+                      </pic:pic>
+                    </a:graphicData>
+                  </a:graphic>
+                </wp:inline>
+              </w:drawing>
             </w:r>
           </w:p>
         </w:tc>
@@ -23478,9 +24027,55 @@
             <w:pPr>
               <w:spacing w:line="252" w:lineRule="auto"/>
               <w:rPr>
-                <w:color w:val="FF0000"/>
-              </w:rPr>
-            </w:pPr>
+                <w:rFonts w:hint="default"/>
+                <w:color w:val="FF0000"/>
+                <w:lang w:val="en-US"/>
+              </w:rPr>
+            </w:pPr>
+            <w:r>
+              <w:rPr>
+                <w:rFonts w:hint="default"/>
+                <w:color w:val="FF0000"/>
+                <w:lang w:val="en-US"/>
+              </w:rPr>
+              <w:t>1 đơn vị nhịp : 150 + 10*7 = 220 ms</w:t>
+            </w:r>
+          </w:p>
+          <w:p>
+            <w:pPr>
+              <w:spacing w:line="252" w:lineRule="auto"/>
+              <w:rPr>
+                <w:rFonts w:hint="default"/>
+                <w:color w:val="FF0000"/>
+                <w:lang w:val="en-US"/>
+              </w:rPr>
+            </w:pPr>
+            <w:r>
+              <w:rPr>
+                <w:rFonts w:hint="default"/>
+                <w:color w:val="FF0000"/>
+                <w:lang w:val="en-US"/>
+              </w:rPr>
+              <w:t>Tổng đơn vị nhịp = 2 * 12 + 3 + 1 + 4 = 32</w:t>
+            </w:r>
+          </w:p>
+          <w:p>
+            <w:pPr>
+              <w:spacing w:line="252" w:lineRule="auto"/>
+              <w:rPr>
+                <w:rFonts w:hint="default"/>
+                <w:color w:val="FF0000"/>
+                <w:lang w:val="en-US"/>
+              </w:rPr>
+            </w:pPr>
+            <w:r>
+              <w:rPr>
+                <w:rFonts w:hint="default"/>
+                <w:color w:val="FF0000"/>
+                <w:lang w:val="en-US"/>
+              </w:rPr>
+              <w:t>Tổng thời lượng dụ kiện 15 nốt là: 220 * 32 = 7040</w:t>
+            </w:r>
           </w:p>
         </w:tc>
         <w:tc>
@@ -27742,6 +28337,10 @@
               <w:keepNext/>
               <w:spacing w:line="252" w:lineRule="auto"/>
               <w:jc w:val="center"/>
+              <w:rPr>
+                <w:rFonts w:hint="default"/>
+                <w:lang w:val="en-US"/>
+              </w:rPr>
             </w:pPr>
             <w:r>
               <w:rPr>
@@ -27749,6 +28348,7 @@
                 <w:bCs/>
                 <w:sz w:val="22"/>
                 <w:szCs w:val="22"/>
+                <w:lang w:val="en-US"/>
               </w:rPr>
               <w:t>☑</w:t>
             </w:r>
@@ -27835,10 +28435,13 @@
             </w:pPr>
             <w:r>
               <w:rPr>
-                <w:sz w:val="22"/>
-                <w:szCs w:val="22"/>
-              </w:rPr>
-              <w:t>☐</w:t>
+                <w:b/>
+                <w:bCs/>
+                <w:sz w:val="22"/>
+                <w:szCs w:val="22"/>
+                <w:lang w:val="en-US"/>
+              </w:rPr>
+              <w:t>☑</w:t>
             </w:r>
           </w:p>
         </w:tc>
@@ -27980,10 +28583,13 @@
             </w:pPr>
             <w:r>
               <w:rPr>
-                <w:sz w:val="22"/>
-                <w:szCs w:val="22"/>
-              </w:rPr>
-              <w:t>☐</w:t>
+                <w:b/>
+                <w:bCs/>
+                <w:sz w:val="22"/>
+                <w:szCs w:val="22"/>
+                <w:lang w:val="en-US"/>
+              </w:rPr>
+              <w:t>☑</w:t>
             </w:r>
           </w:p>
         </w:tc>
@@ -28080,10 +28686,13 @@
             </w:pPr>
             <w:r>
               <w:rPr>
-                <w:sz w:val="22"/>
-                <w:szCs w:val="22"/>
-              </w:rPr>
-              <w:t>☐</w:t>
+                <w:b/>
+                <w:bCs/>
+                <w:sz w:val="22"/>
+                <w:szCs w:val="22"/>
+                <w:lang w:val="en-US"/>
+              </w:rPr>
+              <w:t>☑</w:t>
             </w:r>
           </w:p>
         </w:tc>
@@ -28165,10 +28774,13 @@
             </w:pPr>
             <w:r>
               <w:rPr>
-                <w:sz w:val="22"/>
-                <w:szCs w:val="22"/>
-              </w:rPr>
-              <w:t>☐</w:t>
+                <w:b/>
+                <w:bCs/>
+                <w:sz w:val="22"/>
+                <w:szCs w:val="22"/>
+                <w:lang w:val="en-US"/>
+              </w:rPr>
+              <w:t>☑</w:t>
             </w:r>
           </w:p>
         </w:tc>
@@ -28249,10 +28861,13 @@
             </w:pPr>
             <w:r>
               <w:rPr>
-                <w:sz w:val="22"/>
-                <w:szCs w:val="22"/>
-              </w:rPr>
-              <w:t>☐</w:t>
+                <w:b/>
+                <w:bCs/>
+                <w:sz w:val="22"/>
+                <w:szCs w:val="22"/>
+                <w:lang w:val="en-US"/>
+              </w:rPr>
+              <w:t>☑</w:t>
             </w:r>
           </w:p>
         </w:tc>

--- a/mars_mips/lab1/LAB01_M3.docx
+++ b/mars_mips/lab1/LAB01_M3.docx
@@ -534,9 +534,21 @@
             <w:pPr>
               <w:spacing w:line="252" w:lineRule="auto"/>
               <w:rPr>
-                <w:color w:val="FF0000"/>
-              </w:rPr>
-            </w:pPr>
+                <w:rFonts w:hint="default"/>
+                <w:color w:val="FF0000"/>
+                <w:lang w:val="en-US"/>
+              </w:rPr>
+            </w:pPr>
+            <w:r>
+              <w:rPr>
+                <w:rFonts w:hint="default"/>
+                <w:color w:val="FF0000"/>
+                <w:lang w:val="en-US"/>
+              </w:rPr>
+              <w:t>9</w:t>
+            </w:r>
+            <w:bookmarkStart w:id="0" w:name="_GoBack"/>
+            <w:bookmarkEnd w:id="0"/>
           </w:p>
         </w:tc>
         <w:tc>
@@ -5368,12 +5380,6 @@
             <w:insideH w:val="single" w:color="auto" w:sz="4" w:space="0"/>
             <w:insideV w:val="single" w:color="auto" w:sz="4" w:space="0"/>
           </w:tblBorders>
-          <w:tblCellMar>
-            <w:top w:w="0" w:type="dxa"/>
-            <w:left w:w="10" w:type="dxa"/>
-            <w:bottom w:w="0" w:type="dxa"/>
-            <w:right w:w="10" w:type="dxa"/>
-          </w:tblCellMar>
         </w:tblPrEx>
         <w:trPr>
           <w:cantSplit/>
@@ -5677,12 +5683,6 @@
             <w:insideH w:val="single" w:color="auto" w:sz="4" w:space="0"/>
             <w:insideV w:val="single" w:color="auto" w:sz="4" w:space="0"/>
           </w:tblBorders>
-          <w:tblCellMar>
-            <w:top w:w="0" w:type="dxa"/>
-            <w:left w:w="10" w:type="dxa"/>
-            <w:bottom w:w="0" w:type="dxa"/>
-            <w:right w:w="10" w:type="dxa"/>
-          </w:tblCellMar>
         </w:tblPrEx>
         <w:trPr>
           <w:cantSplit/>
@@ -7040,12 +7040,6 @@
             <w:insideH w:val="single" w:color="auto" w:sz="4" w:space="0"/>
             <w:insideV w:val="single" w:color="auto" w:sz="4" w:space="0"/>
           </w:tblBorders>
-          <w:tblCellMar>
-            <w:top w:w="0" w:type="dxa"/>
-            <w:left w:w="10" w:type="dxa"/>
-            <w:bottom w:w="0" w:type="dxa"/>
-            <w:right w:w="10" w:type="dxa"/>
-          </w:tblCellMar>
         </w:tblPrEx>
         <w:trPr>
           <w:cantSplit/>
@@ -11600,12 +11594,6 @@
             <w:insideH w:val="single" w:color="auto" w:sz="4" w:space="0"/>
             <w:insideV w:val="single" w:color="auto" w:sz="4" w:space="0"/>
           </w:tblBorders>
-          <w:tblCellMar>
-            <w:top w:w="0" w:type="dxa"/>
-            <w:left w:w="10" w:type="dxa"/>
-            <w:bottom w:w="0" w:type="dxa"/>
-            <w:right w:w="10" w:type="dxa"/>
-          </w:tblCellMar>
         </w:tblPrEx>
         <w:trPr>
           <w:cantSplit/>
@@ -16917,12 +16905,6 @@
             <w:insideH w:val="single" w:color="auto" w:sz="4" w:space="0"/>
             <w:insideV w:val="single" w:color="auto" w:sz="4" w:space="0"/>
           </w:tblBorders>
-          <w:tblCellMar>
-            <w:top w:w="0" w:type="dxa"/>
-            <w:left w:w="10" w:type="dxa"/>
-            <w:bottom w:w="0" w:type="dxa"/>
-            <w:right w:w="10" w:type="dxa"/>
-          </w:tblCellMar>
         </w:tblPrEx>
         <w:trPr>
           <w:cantSplit/>
@@ -24272,12 +24254,6 @@
             <w:insideH w:val="single" w:color="auto" w:sz="4" w:space="0"/>
             <w:insideV w:val="single" w:color="auto" w:sz="4" w:space="0"/>
           </w:tblBorders>
-          <w:tblCellMar>
-            <w:top w:w="0" w:type="dxa"/>
-            <w:left w:w="10" w:type="dxa"/>
-            <w:bottom w:w="0" w:type="dxa"/>
-            <w:right w:w="10" w:type="dxa"/>
-          </w:tblCellMar>
         </w:tblPrEx>
         <w:trPr>
           <w:cantSplit/>
@@ -25626,8 +25602,6 @@
               </w:rPr>
               <w:t>- rủi ro dùng cấu hình B mà không chờ là: B phát cùng lúc tất cả các nốt nên khiến cho việc phát nhạc không được chính xác, âm thanh hỗn loạn, chói tai</w:t>
             </w:r>
-            <w:bookmarkStart w:id="0" w:name="_GoBack"/>
-            <w:bookmarkEnd w:id="0"/>
           </w:p>
         </w:tc>
       </w:tr>
@@ -26133,9 +26107,19 @@
               <w:keepNext/>
               <w:spacing w:line="252" w:lineRule="auto"/>
               <w:rPr>
-                <w:color w:val="FF0000"/>
-              </w:rPr>
-            </w:pPr>
+                <w:rFonts w:hint="default"/>
+                <w:color w:val="FF0000"/>
+                <w:lang w:val="en-US"/>
+              </w:rPr>
+            </w:pPr>
+            <w:r>
+              <w:rPr>
+                <w:rFonts w:hint="default"/>
+                <w:color w:val="FF0000"/>
+                <w:lang w:val="en-US"/>
+              </w:rPr>
+              <w:t>0</w:t>
+            </w:r>
           </w:p>
         </w:tc>
         <w:tc>
@@ -26193,9 +26177,19 @@
               <w:keepNext/>
               <w:spacing w:line="252" w:lineRule="auto"/>
               <w:rPr>
-                <w:color w:val="FF0000"/>
-              </w:rPr>
-            </w:pPr>
+                <w:rFonts w:hint="default"/>
+                <w:color w:val="FF0000"/>
+                <w:lang w:val="en-US"/>
+              </w:rPr>
+            </w:pPr>
+            <w:r>
+              <w:rPr>
+                <w:rFonts w:hint="default"/>
+                <w:color w:val="FF0000"/>
+                <w:lang w:val="en-US"/>
+              </w:rPr>
+              <w:t>47</w:t>
+            </w:r>
           </w:p>
         </w:tc>
         <w:tc>
@@ -26307,9 +26301,19 @@
               <w:keepNext/>
               <w:spacing w:line="252" w:lineRule="auto"/>
               <w:rPr>
-                <w:color w:val="FF0000"/>
-              </w:rPr>
-            </w:pPr>
+                <w:rFonts w:hint="default"/>
+                <w:color w:val="FF0000"/>
+                <w:lang w:val="en-US"/>
+              </w:rPr>
+            </w:pPr>
+            <w:r>
+              <w:rPr>
+                <w:rFonts w:hint="default"/>
+                <w:color w:val="FF0000"/>
+                <w:lang w:val="en-US"/>
+              </w:rPr>
+              <w:t>2</w:t>
+            </w:r>
           </w:p>
         </w:tc>
         <w:tc>
@@ -26367,9 +26371,19 @@
               <w:keepNext/>
               <w:spacing w:line="252" w:lineRule="auto"/>
               <w:rPr>
-                <w:color w:val="FF0000"/>
-              </w:rPr>
-            </w:pPr>
+                <w:rFonts w:hint="default"/>
+                <w:color w:val="FF0000"/>
+                <w:lang w:val="en-US"/>
+              </w:rPr>
+            </w:pPr>
+            <w:r>
+              <w:rPr>
+                <w:rFonts w:hint="default"/>
+                <w:color w:val="FF0000"/>
+                <w:lang w:val="en-US"/>
+              </w:rPr>
+              <w:t>83</w:t>
+            </w:r>
           </w:p>
         </w:tc>
         <w:tc>
@@ -26481,9 +26495,19 @@
               <w:keepNext/>
               <w:spacing w:line="252" w:lineRule="auto"/>
               <w:rPr>
-                <w:color w:val="FF0000"/>
-              </w:rPr>
-            </w:pPr>
+                <w:rFonts w:hint="default"/>
+                <w:color w:val="FF0000"/>
+                <w:lang w:val="en-US"/>
+              </w:rPr>
+            </w:pPr>
+            <w:r>
+              <w:rPr>
+                <w:rFonts w:hint="default"/>
+                <w:color w:val="FF0000"/>
+                <w:lang w:val="en-US"/>
+              </w:rPr>
+              <w:t>1</w:t>
+            </w:r>
           </w:p>
         </w:tc>
         <w:tc>
@@ -26509,9 +26533,19 @@
               <w:keepNext/>
               <w:spacing w:line="252" w:lineRule="auto"/>
               <w:rPr>
-                <w:color w:val="FF0000"/>
-              </w:rPr>
-            </w:pPr>
+                <w:rFonts w:hint="default"/>
+                <w:color w:val="FF0000"/>
+                <w:lang w:val="en-US"/>
+              </w:rPr>
+            </w:pPr>
+            <w:r>
+              <w:rPr>
+                <w:rFonts w:hint="default"/>
+                <w:color w:val="FF0000"/>
+                <w:lang w:val="en-US"/>
+              </w:rPr>
+              <w:t>65</w:t>
+            </w:r>
           </w:p>
         </w:tc>
         <w:tc>
@@ -26537,9 +26571,19 @@
               <w:keepNext/>
               <w:spacing w:line="252" w:lineRule="auto"/>
               <w:rPr>
-                <w:color w:val="FF0000"/>
-              </w:rPr>
-            </w:pPr>
+                <w:rFonts w:hint="default"/>
+                <w:color w:val="FF0000"/>
+                <w:lang w:val="en-US"/>
+              </w:rPr>
+            </w:pPr>
+            <w:r>
+              <w:rPr>
+                <w:rFonts w:hint="default"/>
+                <w:color w:val="FF0000"/>
+                <w:lang w:val="en-US"/>
+              </w:rPr>
+              <w:t>47</w:t>
+            </w:r>
           </w:p>
         </w:tc>
         <w:tc>
@@ -26565,9 +26609,19 @@
               <w:keepNext/>
               <w:spacing w:line="252" w:lineRule="auto"/>
               <w:rPr>
-                <w:color w:val="FF0000"/>
-              </w:rPr>
-            </w:pPr>
+                <w:rFonts w:hint="default"/>
+                <w:color w:val="FF0000"/>
+                <w:lang w:val="en-US"/>
+              </w:rPr>
+            </w:pPr>
+            <w:r>
+              <w:rPr>
+                <w:rFonts w:hint="default"/>
+                <w:color w:val="FF0000"/>
+                <w:lang w:val="en-US"/>
+              </w:rPr>
+              <w:t>18</w:t>
+            </w:r>
           </w:p>
         </w:tc>
       </w:tr>
@@ -26647,9 +26701,19 @@
               <w:keepNext/>
               <w:spacing w:line="252" w:lineRule="auto"/>
               <w:rPr>
-                <w:color w:val="FF0000"/>
-              </w:rPr>
-            </w:pPr>
+                <w:rFonts w:hint="default"/>
+                <w:color w:val="FF0000"/>
+                <w:lang w:val="en-US"/>
+              </w:rPr>
+            </w:pPr>
+            <w:r>
+              <w:rPr>
+                <w:rFonts w:hint="default"/>
+                <w:color w:val="FF0000"/>
+                <w:lang w:val="en-US"/>
+              </w:rPr>
+              <w:t>3</w:t>
+            </w:r>
           </w:p>
         </w:tc>
         <w:tc>
@@ -26675,9 +26739,19 @@
               <w:keepNext/>
               <w:spacing w:line="252" w:lineRule="auto"/>
               <w:rPr>
-                <w:color w:val="FF0000"/>
-              </w:rPr>
-            </w:pPr>
+                <w:rFonts w:hint="default"/>
+                <w:color w:val="FF0000"/>
+                <w:lang w:val="en-US"/>
+              </w:rPr>
+            </w:pPr>
+            <w:r>
+              <w:rPr>
+                <w:rFonts w:hint="default"/>
+                <w:color w:val="FF0000"/>
+                <w:lang w:val="en-US"/>
+              </w:rPr>
+              <w:t>101</w:t>
+            </w:r>
           </w:p>
         </w:tc>
         <w:tc>
@@ -26703,9 +26777,19 @@
               <w:keepNext/>
               <w:spacing w:line="252" w:lineRule="auto"/>
               <w:rPr>
-                <w:color w:val="FF0000"/>
-              </w:rPr>
-            </w:pPr>
+                <w:rFonts w:hint="default"/>
+                <w:color w:val="FF0000"/>
+                <w:lang w:val="en-US"/>
+              </w:rPr>
+            </w:pPr>
+            <w:r>
+              <w:rPr>
+                <w:rFonts w:hint="default"/>
+                <w:color w:val="FF0000"/>
+                <w:lang w:val="en-US"/>
+              </w:rPr>
+              <w:t>101</w:t>
+            </w:r>
           </w:p>
         </w:tc>
         <w:tc>
@@ -26731,9 +26815,19 @@
               <w:keepNext/>
               <w:spacing w:line="252" w:lineRule="auto"/>
               <w:rPr>
-                <w:color w:val="FF0000"/>
-              </w:rPr>
-            </w:pPr>
+                <w:rFonts w:hint="default"/>
+                <w:color w:val="FF0000"/>
+                <w:lang w:val="en-US"/>
+              </w:rPr>
+            </w:pPr>
+            <w:r>
+              <w:rPr>
+                <w:rFonts w:hint="default"/>
+                <w:color w:val="FF0000"/>
+                <w:lang w:val="en-US"/>
+              </w:rPr>
+              <w:t>0</w:t>
+            </w:r>
           </w:p>
         </w:tc>
       </w:tr>
@@ -26811,9 +26905,19 @@
             <w:pPr>
               <w:spacing w:line="252" w:lineRule="auto"/>
               <w:rPr>
-                <w:color w:val="FF0000"/>
-              </w:rPr>
-            </w:pPr>
+                <w:rFonts w:hint="default"/>
+                <w:color w:val="FF0000"/>
+                <w:lang w:val="en-US"/>
+              </w:rPr>
+            </w:pPr>
+            <w:r>
+              <w:rPr>
+                <w:rFonts w:hint="default"/>
+                <w:color w:val="FF0000"/>
+                <w:lang w:val="en-US"/>
+              </w:rPr>
+              <w:t>5</w:t>
+            </w:r>
           </w:p>
         </w:tc>
         <w:tc>
@@ -26838,9 +26942,19 @@
             <w:pPr>
               <w:spacing w:line="252" w:lineRule="auto"/>
               <w:rPr>
-                <w:color w:val="FF0000"/>
-              </w:rPr>
-            </w:pPr>
+                <w:rFonts w:hint="default"/>
+                <w:color w:val="FF0000"/>
+                <w:lang w:val="en-US"/>
+              </w:rPr>
+            </w:pPr>
+            <w:r>
+              <w:rPr>
+                <w:rFonts w:hint="default"/>
+                <w:color w:val="FF0000"/>
+                <w:lang w:val="en-US"/>
+              </w:rPr>
+              <w:t>137</w:t>
+            </w:r>
           </w:p>
         </w:tc>
         <w:tc>
@@ -26865,9 +26979,19 @@
             <w:pPr>
               <w:spacing w:line="252" w:lineRule="auto"/>
               <w:rPr>
-                <w:color w:val="FF0000"/>
-              </w:rPr>
-            </w:pPr>
+                <w:rFonts w:hint="default"/>
+                <w:color w:val="FF0000"/>
+                <w:lang w:val="en-US"/>
+              </w:rPr>
+            </w:pPr>
+            <w:r>
+              <w:rPr>
+                <w:rFonts w:hint="default"/>
+                <w:color w:val="FF0000"/>
+                <w:lang w:val="en-US"/>
+              </w:rPr>
+              <w:t>137</w:t>
+            </w:r>
           </w:p>
         </w:tc>
         <w:tc>
@@ -26892,9 +27016,19 @@
             <w:pPr>
               <w:spacing w:line="252" w:lineRule="auto"/>
               <w:rPr>
-                <w:color w:val="FF0000"/>
-              </w:rPr>
-            </w:pPr>
+                <w:rFonts w:hint="default"/>
+                <w:color w:val="FF0000"/>
+                <w:lang w:val="en-US"/>
+              </w:rPr>
+            </w:pPr>
+            <w:r>
+              <w:rPr>
+                <w:rFonts w:hint="default"/>
+                <w:color w:val="FF0000"/>
+                <w:lang w:val="en-US"/>
+              </w:rPr>
+              <w:t>0</w:t>
+            </w:r>
           </w:p>
         </w:tc>
       </w:tr>
@@ -26985,18 +27119,136 @@
           <w:p>
             <w:pPr>
               <w:rPr>
-                <w:color w:val="FF0000"/>
-              </w:rPr>
-            </w:pPr>
-            <w:r>
-              <w:rPr>
+                <w:rFonts w:hint="default"/>
                 <w:i/>
                 <w:iCs/>
                 <w:color w:val="FF0000"/>
                 <w:sz w:val="20"/>
                 <w:szCs w:val="20"/>
+                <w:lang w:val="en-US"/>
+              </w:rPr>
+            </w:pPr>
+            <w:r>
+              <w:rPr>
+                <w:i/>
+                <w:iCs/>
+                <w:color w:val="FF0000"/>
+                <w:sz w:val="20"/>
+                <w:szCs w:val="20"/>
               </w:rPr>
               <w:t>Trả lời:</w:t>
+            </w:r>
+            <w:r>
+              <w:rPr>
+                <w:rFonts w:hint="default"/>
+                <w:i/>
+                <w:iCs/>
+                <w:color w:val="FF0000"/>
+                <w:sz w:val="20"/>
+                <w:szCs w:val="20"/>
+                <w:lang w:val="en-US"/>
+              </w:rPr>
+              <w:t>công thức N = 18k + 47 với k = số bật đã dùng hết</w:t>
+            </w:r>
+          </w:p>
+          <w:p>
+            <w:pPr>
+              <w:rPr>
+                <w:rFonts w:hint="default"/>
+                <w:i/>
+                <w:iCs/>
+                <w:color w:val="FF0000"/>
+                <w:sz w:val="20"/>
+                <w:szCs w:val="20"/>
+                <w:lang w:val="en-US"/>
+              </w:rPr>
+            </w:pPr>
+            <w:r>
+              <w:rPr>
+                <w:rFonts w:hint="default"/>
+                <w:i/>
+                <w:iCs/>
+                <w:color w:val="FF0000"/>
+                <w:sz w:val="20"/>
+                <w:szCs w:val="20"/>
+                <w:lang w:val="en-US"/>
+              </w:rPr>
+              <w:t>18 =  12 + 5 (12 + 5 là số lệnh thực thi trong vòng lặp bắt buộc xảy ra) +1 (là 1 trong 2 lệnh nhánh sẽ xảy ra)</w:t>
+            </w:r>
+          </w:p>
+          <w:p>
+            <w:pPr>
+              <w:rPr>
+                <w:rFonts w:hint="default"/>
+                <w:i/>
+                <w:iCs/>
+                <w:color w:val="FF0000"/>
+                <w:sz w:val="20"/>
+                <w:szCs w:val="20"/>
+                <w:lang w:val="en-US"/>
+              </w:rPr>
+            </w:pPr>
+            <w:r>
+              <w:rPr>
+                <w:rFonts w:hint="default"/>
+                <w:i/>
+                <w:iCs/>
+                <w:color w:val="FF0000"/>
+                <w:sz w:val="20"/>
+                <w:szCs w:val="20"/>
+                <w:lang w:val="en-US"/>
+              </w:rPr>
+              <w:t>47 = 16 + 13 (là số lệnh thực thi của xuất nhập) + 5 + 12 (số lệnh thực thi trong vòng lặp bắt buộc xảy ra)</w:t>
+            </w:r>
+          </w:p>
+          <w:p>
+            <w:pPr>
+              <w:rPr>
+                <w:rFonts w:hint="default"/>
+                <w:i/>
+                <w:iCs/>
+                <w:color w:val="FF0000"/>
+                <w:sz w:val="20"/>
+                <w:szCs w:val="20"/>
+                <w:lang w:val="en-US"/>
+              </w:rPr>
+            </w:pPr>
+            <w:r>
+              <w:rPr>
+                <w:rFonts w:hint="default"/>
+                <w:i/>
+                <w:iCs/>
+                <w:color w:val="FF0000"/>
+                <w:sz w:val="20"/>
+                <w:szCs w:val="20"/>
+                <w:lang w:val="en-US"/>
+              </w:rPr>
+              <w:t>Công thức đúng khi 0 &lt;= x &lt;= 9999</w:t>
+            </w:r>
+          </w:p>
+          <w:p>
+            <w:pPr>
+              <w:rPr>
+                <w:rFonts w:hint="default"/>
+                <w:i/>
+                <w:iCs/>
+                <w:color w:val="FF0000"/>
+                <w:sz w:val="20"/>
+                <w:szCs w:val="20"/>
+                <w:lang w:val="en-US"/>
+              </w:rPr>
+            </w:pPr>
+            <w:r>
+              <w:rPr>
+                <w:rFonts w:hint="default"/>
+                <w:i/>
+                <w:iCs/>
+                <w:color w:val="FF0000"/>
+                <w:sz w:val="20"/>
+                <w:szCs w:val="20"/>
+                <w:lang w:val="en-US"/>
+              </w:rPr>
+              <w:t xml:space="preserve">- N không đổi với mọi x thuộc cùng một bậc vì công thức xử dụng k là số bật đã dùng hết của x  </w:t>
             </w:r>
           </w:p>
         </w:tc>
@@ -27098,19 +27350,161 @@
           <w:p>
             <w:pPr>
               <w:rPr>
-                <w:color w:val="FF0000"/>
-              </w:rPr>
-            </w:pPr>
-            <w:r>
-              <w:rPr>
                 <w:i/>
                 <w:iCs/>
                 <w:color w:val="FF0000"/>
                 <w:sz w:val="20"/>
                 <w:szCs w:val="20"/>
               </w:rPr>
+            </w:pPr>
+            <w:r>
+              <w:rPr>
+                <w:i/>
+                <w:iCs/>
+                <w:color w:val="FF0000"/>
+                <w:sz w:val="20"/>
+                <w:szCs w:val="20"/>
+              </w:rPr>
               <w:t>Trả lời:</w:t>
             </w:r>
+          </w:p>
+          <w:p>
+            <w:pPr>
+              <w:rPr>
+                <w:rFonts w:hint="default"/>
+                <w:i/>
+                <w:iCs/>
+                <w:color w:val="FF0000"/>
+                <w:sz w:val="20"/>
+                <w:szCs w:val="20"/>
+                <w:lang w:val="en-US"/>
+              </w:rPr>
+            </w:pPr>
+            <w:r>
+              <w:rPr>
+                <w:rFonts w:hint="default"/>
+                <w:i/>
+                <w:iCs/>
+                <w:color w:val="FF0000"/>
+                <w:sz w:val="20"/>
+                <w:szCs w:val="20"/>
+                <w:lang w:val="en-US"/>
+              </w:rPr>
+              <w:t>N sấp sĩ = 1127 lệnh</w:t>
+            </w:r>
+          </w:p>
+          <w:p>
+            <w:pPr>
+              <w:rPr>
+                <w:rFonts w:hint="default"/>
+                <w:i/>
+                <w:iCs/>
+                <w:color w:val="FF0000"/>
+                <w:sz w:val="20"/>
+                <w:szCs w:val="20"/>
+                <w:lang w:val="en-US"/>
+              </w:rPr>
+            </w:pPr>
+            <w:r>
+              <w:rPr>
+                <w:rFonts w:hint="default"/>
+                <w:i/>
+                <w:iCs/>
+                <w:color w:val="FF0000"/>
+                <w:sz w:val="20"/>
+                <w:szCs w:val="20"/>
+                <w:lang w:val="en-US"/>
+              </w:rPr>
+              <w:t>Đề xuất: gán $t4 = -1 ra ngoài vòng lặp</w:t>
+            </w:r>
+          </w:p>
+          <w:p>
+            <w:pPr>
+              <w:rPr>
+                <w:rFonts w:hint="default"/>
+                <w:i/>
+                <w:iCs/>
+                <w:color w:val="FF0000"/>
+                <w:sz w:val="20"/>
+                <w:szCs w:val="20"/>
+                <w:lang w:val="en-US"/>
+              </w:rPr>
+            </w:pPr>
+            <w:r>
+              <w:rPr>
+                <w:rFonts w:hint="default"/>
+                <w:i/>
+                <w:iCs/>
+                <w:color w:val="FF0000"/>
+                <w:sz w:val="20"/>
+                <w:szCs w:val="20"/>
+                <w:lang w:val="en-US"/>
+              </w:rPr>
+              <w:t>N trước = 137</w:t>
+            </w:r>
+          </w:p>
+          <w:p>
+            <w:pPr>
+              <w:rPr>
+                <w:rFonts w:hint="default"/>
+                <w:i/>
+                <w:iCs/>
+                <w:color w:val="FF0000"/>
+                <w:sz w:val="20"/>
+                <w:szCs w:val="20"/>
+                <w:lang w:val="en-US"/>
+              </w:rPr>
+            </w:pPr>
+            <w:r>
+              <w:rPr>
+                <w:rFonts w:hint="default"/>
+                <w:i/>
+                <w:iCs/>
+                <w:color w:val="FF0000"/>
+                <w:sz w:val="20"/>
+                <w:szCs w:val="20"/>
+                <w:lang w:val="en-US"/>
+              </w:rPr>
+              <w:t>N sau = 132</w:t>
+            </w:r>
+          </w:p>
+          <w:p>
+            <w:pPr>
+              <w:rPr>
+                <w:rFonts w:hint="default"/>
+                <w:i/>
+                <w:iCs/>
+                <w:color w:val="FF0000"/>
+                <w:sz w:val="20"/>
+                <w:szCs w:val="20"/>
+                <w:lang w:val="en-US"/>
+              </w:rPr>
+            </w:pPr>
+            <w:r>
+              <w:rPr>
+                <w:rFonts w:hint="default"/>
+                <w:i/>
+                <w:iCs/>
+                <w:color w:val="FF0000"/>
+                <w:sz w:val="20"/>
+                <w:szCs w:val="20"/>
+                <w:lang w:val="en-US"/>
+              </w:rPr>
+              <w:t>%giảm = 5 / 137 = 3.65%</w:t>
+            </w:r>
+          </w:p>
+          <w:p>
+            <w:pPr>
+              <w:rPr>
+                <w:rFonts w:hint="default"/>
+                <w:i/>
+                <w:iCs/>
+                <w:color w:val="FF0000"/>
+                <w:sz w:val="20"/>
+                <w:szCs w:val="20"/>
+                <w:lang w:val="en-US"/>
+              </w:rPr>
+            </w:pPr>
           </w:p>
         </w:tc>
       </w:tr>
@@ -27450,9 +27844,19 @@
               <w:keepNext/>
               <w:spacing w:line="252" w:lineRule="auto"/>
               <w:rPr>
-                <w:color w:val="FF0000"/>
-              </w:rPr>
-            </w:pPr>
+                <w:rFonts w:hint="default"/>
+                <w:color w:val="FF0000"/>
+                <w:lang w:val="en-US"/>
+              </w:rPr>
+            </w:pPr>
+            <w:r>
+              <w:rPr>
+                <w:rFonts w:hint="default"/>
+                <w:color w:val="FF0000"/>
+                <w:lang w:val="en-US"/>
+              </w:rPr>
+              <w:t>0x00400068</w:t>
+            </w:r>
           </w:p>
         </w:tc>
         <w:tc>
@@ -27478,9 +27882,19 @@
               <w:keepNext/>
               <w:spacing w:line="252" w:lineRule="auto"/>
               <w:rPr>
-                <w:color w:val="FF0000"/>
-              </w:rPr>
-            </w:pPr>
+                <w:rFonts w:hint="default"/>
+                <w:color w:val="FF0000"/>
+                <w:lang w:val="en-US"/>
+              </w:rPr>
+            </w:pPr>
+            <w:r>
+              <w:rPr>
+                <w:rFonts w:hint="default"/>
+                <w:color w:val="FF0000"/>
+                <w:lang w:val="en-US"/>
+              </w:rPr>
+              <w:t>0x112c000c</w:t>
+            </w:r>
           </w:p>
         </w:tc>
         <w:tc>
@@ -27506,9 +27920,19 @@
               <w:keepNext/>
               <w:spacing w:line="252" w:lineRule="auto"/>
               <w:rPr>
-                <w:color w:val="FF0000"/>
-              </w:rPr>
-            </w:pPr>
+                <w:rFonts w:hint="default"/>
+                <w:color w:val="FF0000"/>
+                <w:lang w:val="en-US"/>
+              </w:rPr>
+            </w:pPr>
+            <w:r>
+              <w:rPr>
+                <w:rFonts w:hint="default"/>
+                <w:color w:val="FF0000"/>
+                <w:lang w:val="en-US"/>
+              </w:rPr>
+              <w:t>I</w:t>
+            </w:r>
           </w:p>
         </w:tc>
         <w:tc>
@@ -27534,9 +27958,76 @@
               <w:keepNext/>
               <w:spacing w:line="252" w:lineRule="auto"/>
               <w:rPr>
-                <w:color w:val="FF0000"/>
-              </w:rPr>
-            </w:pPr>
+                <w:rFonts w:hint="default"/>
+                <w:color w:val="FF0000"/>
+                <w:lang w:val="en-US"/>
+              </w:rPr>
+            </w:pPr>
+            <w:r>
+              <w:rPr>
+                <w:rFonts w:hint="default"/>
+                <w:color w:val="FF0000"/>
+                <w:lang w:val="en-US"/>
+              </w:rPr>
+              <w:t>Opcode = 4</w:t>
+            </w:r>
+          </w:p>
+          <w:p>
+            <w:pPr>
+              <w:keepNext/>
+              <w:spacing w:line="252" w:lineRule="auto"/>
+              <w:rPr>
+                <w:rFonts w:hint="default"/>
+                <w:color w:val="FF0000"/>
+                <w:lang w:val="en-US"/>
+              </w:rPr>
+            </w:pPr>
+            <w:r>
+              <w:rPr>
+                <w:rFonts w:hint="default"/>
+                <w:color w:val="FF0000"/>
+                <w:lang w:val="en-US"/>
+              </w:rPr>
+              <w:t>Rs = 9</w:t>
+            </w:r>
+          </w:p>
+          <w:p>
+            <w:pPr>
+              <w:keepNext/>
+              <w:spacing w:line="252" w:lineRule="auto"/>
+              <w:rPr>
+                <w:rFonts w:hint="default"/>
+                <w:color w:val="FF0000"/>
+                <w:lang w:val="en-US"/>
+              </w:rPr>
+            </w:pPr>
+            <w:r>
+              <w:rPr>
+                <w:rFonts w:hint="default"/>
+                <w:color w:val="FF0000"/>
+                <w:lang w:val="en-US"/>
+              </w:rPr>
+              <w:t>Rt = 12</w:t>
+            </w:r>
+          </w:p>
+          <w:p>
+            <w:pPr>
+              <w:keepNext/>
+              <w:spacing w:line="252" w:lineRule="auto"/>
+              <w:rPr>
+                <w:rFonts w:hint="default"/>
+                <w:color w:val="FF0000"/>
+                <w:lang w:val="en-US"/>
+              </w:rPr>
+            </w:pPr>
+            <w:r>
+              <w:rPr>
+                <w:rFonts w:hint="default"/>
+                <w:color w:val="FF0000"/>
+                <w:lang w:val="en-US"/>
+              </w:rPr>
+              <w:t>Imm = 12</w:t>
+            </w:r>
           </w:p>
         </w:tc>
         <w:tc>
@@ -27562,9 +28053,19 @@
               <w:keepNext/>
               <w:spacing w:line="252" w:lineRule="auto"/>
               <w:rPr>
-                <w:color w:val="FF0000"/>
-              </w:rPr>
-            </w:pPr>
+                <w:rFonts w:hint="default"/>
+                <w:color w:val="FF0000"/>
+                <w:lang w:val="en-US"/>
+              </w:rPr>
+            </w:pPr>
+            <w:r>
+              <w:rPr>
+                <w:rFonts w:hint="default"/>
+                <w:color w:val="FF0000"/>
+                <w:lang w:val="en-US"/>
+              </w:rPr>
+              <w:t>beq $t1, $t4, end_loop</w:t>
+            </w:r>
           </w:p>
         </w:tc>
       </w:tr>
@@ -27611,9 +28112,19 @@
               <w:keepNext/>
               <w:spacing w:line="252" w:lineRule="auto"/>
               <w:rPr>
-                <w:color w:val="FF0000"/>
-              </w:rPr>
-            </w:pPr>
+                <w:rFonts w:hint="default"/>
+                <w:color w:val="FF0000"/>
+                <w:lang w:val="en-US"/>
+              </w:rPr>
+            </w:pPr>
+            <w:r>
+              <w:rPr>
+                <w:rFonts w:hint="default"/>
+                <w:color w:val="FF0000"/>
+                <w:lang w:val="en-US"/>
+              </w:rPr>
+              <w:t>0x0040064</w:t>
+            </w:r>
           </w:p>
         </w:tc>
         <w:tc>
@@ -27639,9 +28150,19 @@
               <w:keepNext/>
               <w:spacing w:line="252" w:lineRule="auto"/>
               <w:rPr>
-                <w:color w:val="FF0000"/>
-              </w:rPr>
-            </w:pPr>
+                <w:rFonts w:hint="default"/>
+                <w:color w:val="FF0000"/>
+                <w:lang w:val="en-US"/>
+              </w:rPr>
+            </w:pPr>
+            <w:r>
+              <w:rPr>
+                <w:rFonts w:hint="default"/>
+                <w:color w:val="FF0000"/>
+                <w:lang w:val="en-US"/>
+              </w:rPr>
+              <w:t>0x8d890000</w:t>
+            </w:r>
           </w:p>
         </w:tc>
         <w:tc>
@@ -27667,9 +28188,19 @@
               <w:keepNext/>
               <w:spacing w:line="252" w:lineRule="auto"/>
               <w:rPr>
-                <w:color w:val="FF0000"/>
-              </w:rPr>
-            </w:pPr>
+                <w:rFonts w:hint="default"/>
+                <w:color w:val="FF0000"/>
+                <w:lang w:val="en-US"/>
+              </w:rPr>
+            </w:pPr>
+            <w:r>
+              <w:rPr>
+                <w:rFonts w:hint="default"/>
+                <w:color w:val="FF0000"/>
+                <w:lang w:val="en-US"/>
+              </w:rPr>
+              <w:t>I</w:t>
+            </w:r>
           </w:p>
         </w:tc>
         <w:tc>
@@ -27695,9 +28226,76 @@
               <w:keepNext/>
               <w:spacing w:line="252" w:lineRule="auto"/>
               <w:rPr>
-                <w:color w:val="FF0000"/>
-              </w:rPr>
-            </w:pPr>
+                <w:rFonts w:hint="default"/>
+                <w:color w:val="FF0000"/>
+                <w:lang w:val="en-US"/>
+              </w:rPr>
+            </w:pPr>
+            <w:r>
+              <w:rPr>
+                <w:rFonts w:hint="default"/>
+                <w:color w:val="FF0000"/>
+                <w:lang w:val="en-US"/>
+              </w:rPr>
+              <w:t>Opcode = 23_hex = 35</w:t>
+            </w:r>
+          </w:p>
+          <w:p>
+            <w:pPr>
+              <w:keepNext/>
+              <w:spacing w:line="252" w:lineRule="auto"/>
+              <w:rPr>
+                <w:rFonts w:hint="default"/>
+                <w:color w:val="FF0000"/>
+                <w:lang w:val="en-US"/>
+              </w:rPr>
+            </w:pPr>
+            <w:r>
+              <w:rPr>
+                <w:rFonts w:hint="default"/>
+                <w:color w:val="FF0000"/>
+                <w:lang w:val="en-US"/>
+              </w:rPr>
+              <w:t>Rs = 12</w:t>
+            </w:r>
+          </w:p>
+          <w:p>
+            <w:pPr>
+              <w:keepNext/>
+              <w:spacing w:line="252" w:lineRule="auto"/>
+              <w:rPr>
+                <w:rFonts w:hint="default"/>
+                <w:color w:val="FF0000"/>
+                <w:lang w:val="en-US"/>
+              </w:rPr>
+            </w:pPr>
+            <w:r>
+              <w:rPr>
+                <w:rFonts w:hint="default"/>
+                <w:color w:val="FF0000"/>
+                <w:lang w:val="en-US"/>
+              </w:rPr>
+              <w:t>Rt = 9</w:t>
+            </w:r>
+          </w:p>
+          <w:p>
+            <w:pPr>
+              <w:keepNext/>
+              <w:spacing w:line="252" w:lineRule="auto"/>
+              <w:rPr>
+                <w:rFonts w:hint="default"/>
+                <w:color w:val="FF0000"/>
+                <w:lang w:val="en-US"/>
+              </w:rPr>
+            </w:pPr>
+            <w:r>
+              <w:rPr>
+                <w:rFonts w:hint="default"/>
+                <w:color w:val="FF0000"/>
+                <w:lang w:val="en-US"/>
+              </w:rPr>
+              <w:t>Imm = 0</w:t>
+            </w:r>
           </w:p>
         </w:tc>
         <w:tc>
@@ -27723,9 +28321,19 @@
               <w:keepNext/>
               <w:spacing w:line="252" w:lineRule="auto"/>
               <w:rPr>
-                <w:color w:val="FF0000"/>
-              </w:rPr>
-            </w:pPr>
+                <w:rFonts w:hint="default"/>
+                <w:color w:val="FF0000"/>
+                <w:lang w:val="en-US"/>
+              </w:rPr>
+            </w:pPr>
+            <w:r>
+              <w:rPr>
+                <w:rFonts w:hint="default"/>
+                <w:color w:val="FF0000"/>
+                <w:lang w:val="en-US"/>
+              </w:rPr>
+              <w:t>lw $t1, 0($t4)</w:t>
+            </w:r>
           </w:p>
         </w:tc>
       </w:tr>
@@ -27771,9 +28379,19 @@
             <w:pPr>
               <w:spacing w:line="252" w:lineRule="auto"/>
               <w:rPr>
-                <w:color w:val="FF0000"/>
-              </w:rPr>
-            </w:pPr>
+                <w:rFonts w:hint="default"/>
+                <w:color w:val="FF0000"/>
+                <w:lang w:val="en-US"/>
+              </w:rPr>
+            </w:pPr>
+            <w:r>
+              <w:rPr>
+                <w:rFonts w:hint="default"/>
+                <w:color w:val="FF0000"/>
+                <w:lang w:val="en-US"/>
+              </w:rPr>
+              <w:t>0x0040001c</w:t>
+            </w:r>
           </w:p>
         </w:tc>
         <w:tc>
@@ -27798,9 +28416,19 @@
             <w:pPr>
               <w:spacing w:line="252" w:lineRule="auto"/>
               <w:rPr>
-                <w:color w:val="FF0000"/>
-              </w:rPr>
-            </w:pPr>
+                <w:rFonts w:hint="default"/>
+                <w:color w:val="FF0000"/>
+                <w:lang w:val="en-US"/>
+              </w:rPr>
+            </w:pPr>
+            <w:r>
+              <w:rPr>
+                <w:rFonts w:hint="default"/>
+                <w:color w:val="FF0000"/>
+                <w:lang w:val="en-US"/>
+              </w:rPr>
+              <w:t>0x2e0b2710</w:t>
+            </w:r>
           </w:p>
         </w:tc>
         <w:tc>
@@ -27825,9 +28453,19 @@
             <w:pPr>
               <w:spacing w:line="252" w:lineRule="auto"/>
               <w:rPr>
-                <w:color w:val="FF0000"/>
-              </w:rPr>
-            </w:pPr>
+                <w:rFonts w:hint="default"/>
+                <w:color w:val="FF0000"/>
+                <w:lang w:val="en-US"/>
+              </w:rPr>
+            </w:pPr>
+            <w:r>
+              <w:rPr>
+                <w:rFonts w:hint="default"/>
+                <w:color w:val="FF0000"/>
+                <w:lang w:val="en-US"/>
+              </w:rPr>
+              <w:t>I</w:t>
+            </w:r>
           </w:p>
         </w:tc>
         <w:tc>
@@ -27852,9 +28490,73 @@
             <w:pPr>
               <w:spacing w:line="252" w:lineRule="auto"/>
               <w:rPr>
-                <w:color w:val="FF0000"/>
-              </w:rPr>
-            </w:pPr>
+                <w:rFonts w:hint="default"/>
+                <w:color w:val="FF0000"/>
+                <w:lang w:val="en-US"/>
+              </w:rPr>
+            </w:pPr>
+            <w:r>
+              <w:rPr>
+                <w:rFonts w:hint="default"/>
+                <w:color w:val="FF0000"/>
+                <w:lang w:val="en-US"/>
+              </w:rPr>
+              <w:t>Opcode = 11</w:t>
+            </w:r>
+          </w:p>
+          <w:p>
+            <w:pPr>
+              <w:spacing w:line="252" w:lineRule="auto"/>
+              <w:rPr>
+                <w:rFonts w:hint="default"/>
+                <w:color w:val="FF0000"/>
+                <w:lang w:val="en-US"/>
+              </w:rPr>
+            </w:pPr>
+            <w:r>
+              <w:rPr>
+                <w:rFonts w:hint="default"/>
+                <w:color w:val="FF0000"/>
+                <w:lang w:val="en-US"/>
+              </w:rPr>
+              <w:t>Rs = 16</w:t>
+            </w:r>
+          </w:p>
+          <w:p>
+            <w:pPr>
+              <w:spacing w:line="252" w:lineRule="auto"/>
+              <w:rPr>
+                <w:rFonts w:hint="default"/>
+                <w:color w:val="FF0000"/>
+                <w:lang w:val="en-US"/>
+              </w:rPr>
+            </w:pPr>
+            <w:r>
+              <w:rPr>
+                <w:rFonts w:hint="default"/>
+                <w:color w:val="FF0000"/>
+                <w:lang w:val="en-US"/>
+              </w:rPr>
+              <w:t>Rt = 11</w:t>
+            </w:r>
+          </w:p>
+          <w:p>
+            <w:pPr>
+              <w:spacing w:line="252" w:lineRule="auto"/>
+              <w:rPr>
+                <w:rFonts w:hint="default"/>
+                <w:color w:val="FF0000"/>
+                <w:lang w:val="en-US"/>
+              </w:rPr>
+            </w:pPr>
+            <w:r>
+              <w:rPr>
+                <w:rFonts w:hint="default"/>
+                <w:color w:val="FF0000"/>
+                <w:lang w:val="en-US"/>
+              </w:rPr>
+              <w:t>Imm = 10000</w:t>
+            </w:r>
           </w:p>
         </w:tc>
         <w:tc>
@@ -27879,9 +28581,19 @@
             <w:pPr>
               <w:spacing w:line="252" w:lineRule="auto"/>
               <w:rPr>
-                <w:color w:val="FF0000"/>
-              </w:rPr>
-            </w:pPr>
+                <w:rFonts w:hint="default"/>
+                <w:color w:val="FF0000"/>
+                <w:lang w:val="en-US"/>
+              </w:rPr>
+            </w:pPr>
+            <w:r>
+              <w:rPr>
+                <w:rFonts w:hint="default"/>
+                <w:color w:val="FF0000"/>
+                <w:lang w:val="en-US"/>
+              </w:rPr>
+              <w:t>sltiu $t3, $s0, 10000</w:t>
+            </w:r>
           </w:p>
         </w:tc>
       </w:tr>
@@ -27972,18 +28684,147 @@
           <w:p>
             <w:pPr>
               <w:rPr>
-                <w:color w:val="FF0000"/>
-              </w:rPr>
-            </w:pPr>
-            <w:r>
-              <w:rPr>
                 <w:i/>
                 <w:iCs/>
                 <w:color w:val="FF0000"/>
                 <w:sz w:val="20"/>
                 <w:szCs w:val="20"/>
               </w:rPr>
+            </w:pPr>
+            <w:r>
+              <w:rPr>
+                <w:i/>
+                <w:iCs/>
+                <w:color w:val="FF0000"/>
+                <w:sz w:val="20"/>
+                <w:szCs w:val="20"/>
+              </w:rPr>
               <w:t>Trả lời:</w:t>
+            </w:r>
+          </w:p>
+          <w:p>
+            <w:pPr>
+              <w:rPr>
+                <w:rFonts w:hint="default"/>
+                <w:i/>
+                <w:iCs/>
+                <w:color w:val="FF0000"/>
+                <w:sz w:val="20"/>
+                <w:szCs w:val="20"/>
+                <w:lang w:val="en-US"/>
+              </w:rPr>
+            </w:pPr>
+            <w:r>
+              <w:rPr>
+                <w:rFonts w:hint="default"/>
+                <w:i/>
+                <w:iCs/>
+                <w:color w:val="FF0000"/>
+                <w:sz w:val="20"/>
+                <w:szCs w:val="20"/>
+                <w:lang w:val="en-US"/>
+              </w:rPr>
+              <w:t>0x0040009c - (0x00400068 + 4) / 4 = 12 trùng với immediate trong mã hex</w:t>
+            </w:r>
+          </w:p>
+          <w:p>
+            <w:pPr>
+              <w:rPr>
+                <w:rFonts w:hint="default"/>
+                <w:i/>
+                <w:iCs/>
+                <w:color w:val="FF0000"/>
+                <w:sz w:val="20"/>
+                <w:szCs w:val="20"/>
+                <w:lang w:val="en-US"/>
+              </w:rPr>
+            </w:pPr>
+            <w:r>
+              <w:rPr>
+                <w:rFonts w:hint="default"/>
+                <w:i/>
+                <w:iCs/>
+                <w:color w:val="FF0000"/>
+                <w:sz w:val="20"/>
+                <w:szCs w:val="20"/>
+                <w:lang w:val="en-US"/>
+              </w:rPr>
+              <w:t>Immediate 16 bit --&gt; biểu diễn trong khoảng [-2^15 ; 2^15 - 1] = [-32768 ; 32767]</w:t>
+            </w:r>
+          </w:p>
+          <w:p>
+            <w:pPr>
+              <w:rPr>
+                <w:rFonts w:hint="default"/>
+                <w:i/>
+                <w:iCs/>
+                <w:color w:val="FF0000"/>
+                <w:sz w:val="20"/>
+                <w:szCs w:val="20"/>
+                <w:lang w:val="en-US"/>
+              </w:rPr>
+            </w:pPr>
+            <w:r>
+              <w:rPr>
+                <w:rFonts w:hint="default"/>
+                <w:i/>
+                <w:iCs/>
+                <w:color w:val="FF0000"/>
+                <w:sz w:val="20"/>
+                <w:szCs w:val="20"/>
+                <w:lang w:val="en-US"/>
+              </w:rPr>
+              <w:t>Lệnh mips dài 1 word = 4 bytes</w:t>
+            </w:r>
+          </w:p>
+          <w:p>
+            <w:pPr>
+              <w:rPr>
+                <w:rFonts w:hint="default"/>
+                <w:i/>
+                <w:iCs/>
+                <w:color w:val="FF0000"/>
+                <w:sz w:val="20"/>
+                <w:szCs w:val="20"/>
+                <w:lang w:val="en-US"/>
+              </w:rPr>
+            </w:pPr>
+            <w:r>
+              <w:rPr>
+                <w:rFonts w:hint="default"/>
+                <w:i/>
+                <w:iCs/>
+                <w:color w:val="FF0000"/>
+                <w:sz w:val="20"/>
+                <w:szCs w:val="20"/>
+                <w:lang w:val="en-US"/>
+              </w:rPr>
+              <w:t>Địa chỉ câu lệnh luôn +thêm 4 tương đương mỗi địa chỉ câu lệnh kế tiếp tăng 4 bytes = imm * 4</w:t>
+            </w:r>
+          </w:p>
+          <w:p>
+            <w:pPr>
+              <w:rPr>
+                <w:rFonts w:hint="default"/>
+                <w:i/>
+                <w:iCs/>
+                <w:color w:val="FF0000"/>
+                <w:sz w:val="20"/>
+                <w:szCs w:val="20"/>
+                <w:lang w:val="en-US"/>
+              </w:rPr>
+            </w:pPr>
+            <w:r>
+              <w:rPr>
+                <w:rFonts w:hint="default"/>
+                <w:i/>
+                <w:iCs/>
+                <w:color w:val="FF0000"/>
+                <w:sz w:val="20"/>
+                <w:szCs w:val="20"/>
+                <w:lang w:val="en-US"/>
+              </w:rPr>
+              <w:t xml:space="preserve"> --&gt; lệnh nhánh đến các địa chỉ trong khoảng [-131072 ; 131068] bytes</w:t>
             </w:r>
           </w:p>
         </w:tc>
@@ -28052,12 +28893,6 @@
             <w:insideH w:val="single" w:color="auto" w:sz="4" w:space="0"/>
             <w:insideV w:val="single" w:color="auto" w:sz="4" w:space="0"/>
           </w:tblBorders>
-          <w:tblCellMar>
-            <w:top w:w="0" w:type="dxa"/>
-            <w:left w:w="10" w:type="dxa"/>
-            <w:bottom w:w="0" w:type="dxa"/>
-            <w:right w:w="10" w:type="dxa"/>
-          </w:tblCellMar>
         </w:tblPrEx>
         <w:trPr>
           <w:cantSplit/>
@@ -28212,9 +29047,19 @@
               <w:keepNext/>
               <w:spacing w:line="252" w:lineRule="auto"/>
               <w:rPr>
-                <w:color w:val="FF0000"/>
-              </w:rPr>
-            </w:pPr>
+                <w:rFonts w:hint="default"/>
+                <w:color w:val="FF0000"/>
+                <w:lang w:val="en-US"/>
+              </w:rPr>
+            </w:pPr>
+            <w:r>
+              <w:rPr>
+                <w:rFonts w:hint="default"/>
+                <w:color w:val="FF0000"/>
+                <w:lang w:val="en-US"/>
+              </w:rPr>
+              <w:t xml:space="preserve">la $a0, nhap </w:t>
+            </w:r>
           </w:p>
         </w:tc>
         <w:tc>
@@ -28240,9 +29085,38 @@
               <w:keepNext/>
               <w:spacing w:line="252" w:lineRule="auto"/>
               <w:rPr>
-                <w:color w:val="FF0000"/>
-              </w:rPr>
-            </w:pPr>
+                <w:rFonts w:hint="default"/>
+                <w:color w:val="FF0000"/>
+                <w:lang w:val="en-US"/>
+              </w:rPr>
+            </w:pPr>
+            <w:r>
+              <w:rPr>
+                <w:rFonts w:hint="default"/>
+                <w:color w:val="FF0000"/>
+                <w:lang w:val="en-US"/>
+              </w:rPr>
+              <w:t>lui $1, 0x00001001</w:t>
+            </w:r>
+          </w:p>
+          <w:p>
+            <w:pPr>
+              <w:keepNext/>
+              <w:spacing w:line="252" w:lineRule="auto"/>
+              <w:rPr>
+                <w:rFonts w:hint="default"/>
+                <w:color w:val="FF0000"/>
+                <w:lang w:val="en-US"/>
+              </w:rPr>
+            </w:pPr>
+            <w:r>
+              <w:rPr>
+                <w:rFonts w:hint="default"/>
+                <w:color w:val="FF0000"/>
+                <w:lang w:val="en-US"/>
+              </w:rPr>
+              <w:t>ori $4, $1, 0x00000034</w:t>
+            </w:r>
           </w:p>
         </w:tc>
         <w:tc>
@@ -28268,9 +29142,19 @@
               <w:keepNext/>
               <w:spacing w:line="252" w:lineRule="auto"/>
               <w:rPr>
-                <w:color w:val="FF0000"/>
-              </w:rPr>
-            </w:pPr>
+                <w:rFonts w:hint="default"/>
+                <w:color w:val="FF0000"/>
+                <w:lang w:val="en-US"/>
+              </w:rPr>
+            </w:pPr>
+            <w:r>
+              <w:rPr>
+                <w:rFonts w:hint="default"/>
+                <w:color w:val="FF0000"/>
+                <w:lang w:val="en-US"/>
+              </w:rPr>
+              <w:t>2</w:t>
+            </w:r>
           </w:p>
         </w:tc>
       </w:tr>
@@ -28317,9 +29201,19 @@
               <w:keepNext/>
               <w:spacing w:line="252" w:lineRule="auto"/>
               <w:rPr>
-                <w:color w:val="FF0000"/>
-              </w:rPr>
-            </w:pPr>
+                <w:rFonts w:hint="default"/>
+                <w:color w:val="FF0000"/>
+                <w:lang w:val="en-US"/>
+              </w:rPr>
+            </w:pPr>
+            <w:r>
+              <w:rPr>
+                <w:rFonts w:hint="default"/>
+                <w:color w:val="FF0000"/>
+                <w:lang w:val="en-US"/>
+              </w:rPr>
+              <w:t>j xu_ly</w:t>
+            </w:r>
           </w:p>
         </w:tc>
         <w:tc>
@@ -28345,9 +29239,19 @@
               <w:keepNext/>
               <w:spacing w:line="252" w:lineRule="auto"/>
               <w:rPr>
-                <w:color w:val="FF0000"/>
-              </w:rPr>
-            </w:pPr>
+                <w:rFonts w:hint="default"/>
+                <w:color w:val="FF0000"/>
+                <w:lang w:val="en-US"/>
+              </w:rPr>
+            </w:pPr>
+            <w:r>
+              <w:rPr>
+                <w:rFonts w:hint="default"/>
+                <w:color w:val="FF0000"/>
+                <w:lang w:val="en-US"/>
+              </w:rPr>
+              <w:t>j 0x0040003c</w:t>
+            </w:r>
           </w:p>
         </w:tc>
         <w:tc>
@@ -28373,9 +29277,19 @@
               <w:keepNext/>
               <w:spacing w:line="252" w:lineRule="auto"/>
               <w:rPr>
-                <w:color w:val="FF0000"/>
-              </w:rPr>
-            </w:pPr>
+                <w:rFonts w:hint="default"/>
+                <w:color w:val="FF0000"/>
+                <w:lang w:val="en-US"/>
+              </w:rPr>
+            </w:pPr>
+            <w:r>
+              <w:rPr>
+                <w:rFonts w:hint="default"/>
+                <w:color w:val="FF0000"/>
+                <w:lang w:val="en-US"/>
+              </w:rPr>
+              <w:t>1</w:t>
+            </w:r>
           </w:p>
         </w:tc>
       </w:tr>
@@ -28421,9 +29335,19 @@
             <w:pPr>
               <w:spacing w:line="252" w:lineRule="auto"/>
               <w:rPr>
-                <w:color w:val="FF0000"/>
-              </w:rPr>
-            </w:pPr>
+                <w:rFonts w:hint="default"/>
+                <w:color w:val="FF0000"/>
+                <w:lang w:val="en-US"/>
+              </w:rPr>
+            </w:pPr>
+            <w:r>
+              <w:rPr>
+                <w:rFonts w:hint="default"/>
+                <w:color w:val="FF0000"/>
+                <w:lang w:val="en-US"/>
+              </w:rPr>
+              <w:t>ble $s0, $t1, skip_kWh</w:t>
+            </w:r>
           </w:p>
         </w:tc>
         <w:tc>
@@ -28448,9 +29372,37 @@
             <w:pPr>
               <w:spacing w:line="252" w:lineRule="auto"/>
               <w:rPr>
-                <w:color w:val="FF0000"/>
-              </w:rPr>
-            </w:pPr>
+                <w:rFonts w:hint="default"/>
+                <w:color w:val="FF0000"/>
+                <w:lang w:val="en-US"/>
+              </w:rPr>
+            </w:pPr>
+            <w:r>
+              <w:rPr>
+                <w:rFonts w:hint="default"/>
+                <w:color w:val="FF0000"/>
+                <w:lang w:val="en-US"/>
+              </w:rPr>
+              <w:t>slt $1, $9, $16</w:t>
+            </w:r>
+          </w:p>
+          <w:p>
+            <w:pPr>
+              <w:spacing w:line="252" w:lineRule="auto"/>
+              <w:rPr>
+                <w:rFonts w:hint="default"/>
+                <w:color w:val="FF0000"/>
+                <w:lang w:val="en-US"/>
+              </w:rPr>
+            </w:pPr>
+            <w:r>
+              <w:rPr>
+                <w:rFonts w:hint="default"/>
+                <w:color w:val="FF0000"/>
+                <w:lang w:val="en-US"/>
+              </w:rPr>
+              <w:t>beq $1, $0, 0x00000001</w:t>
+            </w:r>
           </w:p>
         </w:tc>
         <w:tc>
@@ -28475,9 +29427,19 @@
             <w:pPr>
               <w:spacing w:line="252" w:lineRule="auto"/>
               <w:rPr>
-                <w:color w:val="FF0000"/>
-              </w:rPr>
-            </w:pPr>
+                <w:rFonts w:hint="default"/>
+                <w:color w:val="FF0000"/>
+                <w:lang w:val="en-US"/>
+              </w:rPr>
+            </w:pPr>
+            <w:r>
+              <w:rPr>
+                <w:rFonts w:hint="default"/>
+                <w:color w:val="FF0000"/>
+                <w:lang w:val="en-US"/>
+              </w:rPr>
+              <w:t>2</w:t>
+            </w:r>
           </w:p>
         </w:tc>
       </w:tr>
@@ -28537,12 +29499,6 @@
             <w:insideH w:val="single" w:color="auto" w:sz="4" w:space="0"/>
             <w:insideV w:val="single" w:color="auto" w:sz="4" w:space="0"/>
           </w:tblBorders>
-          <w:tblCellMar>
-            <w:top w:w="0" w:type="dxa"/>
-            <w:left w:w="10" w:type="dxa"/>
-            <w:bottom w:w="0" w:type="dxa"/>
-            <w:right w:w="10" w:type="dxa"/>
-          </w:tblCellMar>
         </w:tblPrEx>
         <w:trPr>
           <w:cantSplit/>
@@ -28568,18 +29524,136 @@
           <w:p>
             <w:pPr>
               <w:rPr>
-                <w:color w:val="FF0000"/>
-              </w:rPr>
-            </w:pPr>
-            <w:r>
-              <w:rPr>
+                <w:rFonts w:hint="default"/>
                 <w:i/>
                 <w:iCs/>
                 <w:color w:val="FF0000"/>
                 <w:sz w:val="20"/>
                 <w:szCs w:val="20"/>
+                <w:lang w:val="en-US"/>
+              </w:rPr>
+            </w:pPr>
+            <w:r>
+              <w:rPr>
+                <w:i/>
+                <w:iCs/>
+                <w:color w:val="FF0000"/>
+                <w:sz w:val="20"/>
+                <w:szCs w:val="20"/>
               </w:rPr>
               <w:t>Trả lời:</w:t>
+            </w:r>
+            <w:r>
+              <w:rPr>
+                <w:rFonts w:hint="default"/>
+                <w:i/>
+                <w:iCs/>
+                <w:color w:val="FF0000"/>
+                <w:sz w:val="20"/>
+                <w:szCs w:val="20"/>
+                <w:lang w:val="en-US"/>
+              </w:rPr>
+              <w:t xml:space="preserve"> </w:t>
+            </w:r>
+          </w:p>
+          <w:p>
+            <w:pPr>
+              <w:rPr>
+                <w:rFonts w:hint="default"/>
+                <w:i/>
+                <w:iCs/>
+                <w:color w:val="FF0000"/>
+                <w:sz w:val="20"/>
+                <w:szCs w:val="20"/>
+                <w:lang w:val="en-US"/>
+              </w:rPr>
+            </w:pPr>
+            <w:r>
+              <w:rPr>
+                <w:rFonts w:hint="default"/>
+                <w:i/>
+                <w:iCs/>
+                <w:color w:val="FF0000"/>
+                <w:sz w:val="20"/>
+                <w:szCs w:val="20"/>
+                <w:lang w:val="en-US"/>
+              </w:rPr>
+              <w:t>- dòng lệnh nguồn: 45</w:t>
+            </w:r>
+          </w:p>
+          <w:p>
+            <w:pPr>
+              <w:rPr>
+                <w:rFonts w:hint="default"/>
+                <w:i/>
+                <w:iCs/>
+                <w:color w:val="FF0000"/>
+                <w:sz w:val="20"/>
+                <w:szCs w:val="20"/>
+                <w:lang w:val="en-US"/>
+              </w:rPr>
+            </w:pPr>
+            <w:r>
+              <w:rPr>
+                <w:rFonts w:hint="default"/>
+                <w:i/>
+                <w:iCs/>
+                <w:color w:val="FF0000"/>
+                <w:sz w:val="20"/>
+                <w:szCs w:val="20"/>
+                <w:lang w:val="en-US"/>
+              </w:rPr>
+              <w:t>- đòng lệnh cơ bản 52</w:t>
+            </w:r>
+          </w:p>
+          <w:p>
+            <w:pPr>
+              <w:rPr>
+                <w:rFonts w:hint="default"/>
+                <w:i/>
+                <w:iCs/>
+                <w:color w:val="FF0000"/>
+                <w:sz w:val="20"/>
+                <w:szCs w:val="20"/>
+                <w:lang w:val="en-US"/>
+              </w:rPr>
+            </w:pPr>
+            <w:r>
+              <w:rPr>
+                <w:rFonts w:hint="default"/>
+                <w:i/>
+                <w:iCs/>
+                <w:color w:val="FF0000"/>
+                <w:sz w:val="20"/>
+                <w:szCs w:val="20"/>
+                <w:lang w:val="en-US"/>
+              </w:rPr>
+              <w:t>- nạp địa chỉ (la) trong thân vòng lặp thì tăng thêm 2 lệnh cơ bản trong mỗi vòng lặp --&gt; N(x) tăng thêm 2*m số vòng lặp</w:t>
+            </w:r>
+          </w:p>
+          <w:p>
+            <w:pPr>
+              <w:rPr>
+                <w:rFonts w:hint="default"/>
+                <w:i/>
+                <w:iCs/>
+                <w:color w:val="FF0000"/>
+                <w:sz w:val="20"/>
+                <w:szCs w:val="20"/>
+                <w:lang w:val="en-US"/>
+              </w:rPr>
+            </w:pPr>
+            <w:r>
+              <w:rPr>
+                <w:rFonts w:hint="default"/>
+                <w:i/>
+                <w:iCs/>
+                <w:color w:val="FF0000"/>
+                <w:sz w:val="20"/>
+                <w:szCs w:val="20"/>
+                <w:lang w:val="en-US"/>
+              </w:rPr>
+              <w:t xml:space="preserve">- chuyển các lệnh la ra ngoài vòng lặp và tính offset = cách cộng thêm 4 (số bytes lệch) thay vì nạp lại giá trị gốc hoặc tính offset nhiều lần </w:t>
             </w:r>
           </w:p>
         </w:tc>
@@ -28649,12 +29723,6 @@
             <w:insideH w:val="single" w:color="auto" w:sz="4" w:space="0"/>
             <w:insideV w:val="single" w:color="auto" w:sz="4" w:space="0"/>
           </w:tblBorders>
-          <w:tblCellMar>
-            <w:top w:w="0" w:type="dxa"/>
-            <w:left w:w="10" w:type="dxa"/>
-            <w:bottom w:w="0" w:type="dxa"/>
-            <w:right w:w="10" w:type="dxa"/>
-          </w:tblCellMar>
         </w:tblPrEx>
         <w:trPr>
           <w:cantSplit/>
@@ -29546,9 +30614,19 @@
               <w:keepNext/>
               <w:spacing w:line="252" w:lineRule="auto"/>
               <w:rPr>
-                <w:color w:val="FF0000"/>
-              </w:rPr>
-            </w:pPr>
+                <w:rFonts w:hint="default"/>
+                <w:color w:val="FF0000"/>
+                <w:lang w:val="en-US"/>
+              </w:rPr>
+            </w:pPr>
+            <w:r>
+              <w:rPr>
+                <w:rFonts w:hint="default"/>
+                <w:color w:val="FF0000"/>
+                <w:lang w:val="en-US"/>
+              </w:rPr>
+              <w:t>1,5</w:t>
+            </w:r>
           </w:p>
         </w:tc>
       </w:tr>
@@ -29661,10 +30739,19 @@
               <w:keepNext/>
               <w:spacing w:line="252" w:lineRule="auto"/>
               <w:rPr>
-                <w:color w:val="FF0000"/>
-                <w:lang w:val="en-US"/>
-              </w:rPr>
-            </w:pPr>
+                <w:rFonts w:hint="default"/>
+                <w:color w:val="FF0000"/>
+                <w:lang w:val="en-US"/>
+              </w:rPr>
+            </w:pPr>
+            <w:r>
+              <w:rPr>
+                <w:rFonts w:hint="default"/>
+                <w:color w:val="FF0000"/>
+                <w:lang w:val="en-US"/>
+              </w:rPr>
+              <w:t>3,5</w:t>
+            </w:r>
           </w:p>
         </w:tc>
       </w:tr>
@@ -29777,9 +30864,19 @@
               <w:keepNext/>
               <w:spacing w:line="252" w:lineRule="auto"/>
               <w:rPr>
-                <w:color w:val="FF0000"/>
-              </w:rPr>
-            </w:pPr>
+                <w:rFonts w:hint="default"/>
+                <w:color w:val="FF0000"/>
+                <w:lang w:val="en-US"/>
+              </w:rPr>
+            </w:pPr>
+            <w:r>
+              <w:rPr>
+                <w:rFonts w:hint="default"/>
+                <w:color w:val="FF0000"/>
+                <w:lang w:val="en-US"/>
+              </w:rPr>
+              <w:t>1,75</w:t>
+            </w:r>
           </w:p>
         </w:tc>
       </w:tr>
@@ -29892,9 +30989,19 @@
               <w:keepNext/>
               <w:spacing w:line="252" w:lineRule="auto"/>
               <w:rPr>
-                <w:color w:val="FF0000"/>
-              </w:rPr>
-            </w:pPr>
+                <w:rFonts w:hint="default"/>
+                <w:color w:val="FF0000"/>
+                <w:lang w:val="en-US"/>
+              </w:rPr>
+            </w:pPr>
+            <w:r>
+              <w:rPr>
+                <w:rFonts w:hint="default"/>
+                <w:color w:val="FF0000"/>
+                <w:lang w:val="en-US"/>
+              </w:rPr>
+              <w:t>1,75</w:t>
+            </w:r>
           </w:p>
         </w:tc>
       </w:tr>
@@ -30004,9 +31111,19 @@
             <w:pPr>
               <w:spacing w:line="252" w:lineRule="auto"/>
               <w:rPr>
-                <w:color w:val="FF0000"/>
-              </w:rPr>
-            </w:pPr>
+                <w:rFonts w:hint="default"/>
+                <w:color w:val="FF0000"/>
+                <w:lang w:val="en-US"/>
+              </w:rPr>
+            </w:pPr>
+            <w:r>
+              <w:rPr>
+                <w:rFonts w:hint="default"/>
+                <w:color w:val="FF0000"/>
+                <w:lang w:val="en-US"/>
+              </w:rPr>
+              <w:t>0,5</w:t>
+            </w:r>
           </w:p>
         </w:tc>
       </w:tr>
@@ -30111,19 +31228,210 @@
           <w:p>
             <w:pPr>
               <w:rPr>
-                <w:color w:val="FF0000"/>
-                <w:lang w:val="en-US"/>
-              </w:rPr>
-            </w:pPr>
-            <w:r>
-              <w:rPr>
                 <w:i/>
                 <w:iCs/>
                 <w:color w:val="FF0000"/>
                 <w:sz w:val="20"/>
                 <w:szCs w:val="20"/>
               </w:rPr>
+            </w:pPr>
+            <w:r>
+              <w:rPr>
+                <w:i/>
+                <w:iCs/>
+                <w:color w:val="FF0000"/>
+                <w:sz w:val="20"/>
+                <w:szCs w:val="20"/>
+              </w:rPr>
               <w:t>Trả lời:</w:t>
+            </w:r>
+          </w:p>
+          <w:p>
+            <w:pPr>
+              <w:rPr>
+                <w:rFonts w:hint="default"/>
+                <w:i/>
+                <w:iCs/>
+                <w:color w:val="FF0000"/>
+                <w:sz w:val="20"/>
+                <w:szCs w:val="20"/>
+                <w:lang w:val="en-US"/>
+              </w:rPr>
+            </w:pPr>
+            <w:r>
+              <w:rPr>
+                <w:rFonts w:hint="default"/>
+                <w:i/>
+                <w:iCs/>
+                <w:color w:val="FF0000"/>
+                <w:sz w:val="20"/>
+                <w:szCs w:val="20"/>
+                <w:lang w:val="en-US"/>
+              </w:rPr>
+              <w:t>Số dòng nguồn: số lệnh người dùng lập trình trong Assembly (ko tính nhãn, commet, dòng trống)</w:t>
+            </w:r>
+          </w:p>
+          <w:p>
+            <w:pPr>
+              <w:rPr>
+                <w:rFonts w:hint="default"/>
+                <w:i/>
+                <w:iCs/>
+                <w:color w:val="FF0000"/>
+                <w:sz w:val="20"/>
+                <w:szCs w:val="20"/>
+                <w:lang w:val="en-US"/>
+              </w:rPr>
+            </w:pPr>
+            <w:r>
+              <w:rPr>
+                <w:rFonts w:hint="default"/>
+                <w:i/>
+                <w:iCs/>
+                <w:color w:val="FF0000"/>
+                <w:sz w:val="20"/>
+                <w:szCs w:val="20"/>
+                <w:lang w:val="en-US"/>
+              </w:rPr>
+              <w:t>Số lệnh trong bộ nhớ: tổng số lệnh cơ bản thực tế trong Text segment mà chương trình thực hiện</w:t>
+            </w:r>
+          </w:p>
+          <w:p>
+            <w:pPr>
+              <w:rPr>
+                <w:rFonts w:hint="default"/>
+                <w:i/>
+                <w:iCs/>
+                <w:color w:val="FF0000"/>
+                <w:sz w:val="20"/>
+                <w:szCs w:val="20"/>
+                <w:lang w:val="en-US"/>
+              </w:rPr>
+            </w:pPr>
+            <w:r>
+              <w:rPr>
+                <w:rFonts w:hint="default"/>
+                <w:i/>
+                <w:iCs/>
+                <w:color w:val="FF0000"/>
+                <w:sz w:val="20"/>
+                <w:szCs w:val="20"/>
+                <w:lang w:val="en-US"/>
+              </w:rPr>
+              <w:t>Số lệnh thực thi: số lệnh thực sự thực thi mà đi qua CPU, số phụ thuộc vào vòng lặp và các câu lệnh nhánh</w:t>
+            </w:r>
+          </w:p>
+          <w:p>
+            <w:pPr>
+              <w:rPr>
+                <w:rFonts w:hint="default"/>
+                <w:i/>
+                <w:iCs/>
+                <w:color w:val="FF0000"/>
+                <w:sz w:val="20"/>
+                <w:szCs w:val="20"/>
+                <w:lang w:val="en-US"/>
+              </w:rPr>
+            </w:pPr>
+          </w:p>
+          <w:p>
+            <w:pPr>
+              <w:rPr>
+                <w:rFonts w:hint="default"/>
+                <w:i/>
+                <w:iCs/>
+                <w:color w:val="FF0000"/>
+                <w:sz w:val="20"/>
+                <w:szCs w:val="20"/>
+                <w:lang w:val="en-US"/>
+              </w:rPr>
+            </w:pPr>
+            <w:r>
+              <w:rPr>
+                <w:rFonts w:hint="default"/>
+                <w:i/>
+                <w:iCs/>
+                <w:color w:val="FF0000"/>
+                <w:sz w:val="20"/>
+                <w:szCs w:val="20"/>
+                <w:lang w:val="en-US"/>
+              </w:rPr>
+              <w:t>Tình huống cần quan tâm:</w:t>
+            </w:r>
+          </w:p>
+          <w:p>
+            <w:pPr>
+              <w:rPr>
+                <w:rFonts w:hint="default"/>
+                <w:i/>
+                <w:iCs/>
+                <w:color w:val="FF0000"/>
+                <w:sz w:val="20"/>
+                <w:szCs w:val="20"/>
+                <w:lang w:val="en-US"/>
+              </w:rPr>
+            </w:pPr>
+            <w:r>
+              <w:rPr>
+                <w:rFonts w:hint="default"/>
+                <w:i/>
+                <w:iCs/>
+                <w:color w:val="FF0000"/>
+                <w:sz w:val="20"/>
+                <w:szCs w:val="20"/>
+                <w:lang w:val="en-US"/>
+              </w:rPr>
+              <w:t>Số dòng nguồn: đánh giá độ phức tạp của thuật toán</w:t>
+            </w:r>
+          </w:p>
+          <w:p>
+            <w:pPr>
+              <w:rPr>
+                <w:rFonts w:hint="default"/>
+                <w:i/>
+                <w:iCs/>
+                <w:color w:val="FF0000"/>
+                <w:sz w:val="20"/>
+                <w:szCs w:val="20"/>
+                <w:lang w:val="en-US"/>
+              </w:rPr>
+            </w:pPr>
+            <w:r>
+              <w:rPr>
+                <w:rFonts w:hint="default"/>
+                <w:i/>
+                <w:iCs/>
+                <w:color w:val="FF0000"/>
+                <w:sz w:val="20"/>
+                <w:szCs w:val="20"/>
+                <w:lang w:val="en-US"/>
+              </w:rPr>
+              <w:t>Số lệnh trong bộ nhớ: triển khai trên các thiết bị nhúng có bộ nhớ hạn chế</w:t>
+            </w:r>
+          </w:p>
+          <w:p>
+            <w:pPr>
+              <w:rPr>
+                <w:rFonts w:hint="default"/>
+                <w:i/>
+                <w:iCs/>
+                <w:color w:val="FF0000"/>
+                <w:sz w:val="20"/>
+                <w:szCs w:val="20"/>
+                <w:lang w:val="en-US"/>
+              </w:rPr>
+            </w:pPr>
+            <w:r>
+              <w:rPr>
+                <w:rFonts w:hint="default"/>
+                <w:i/>
+                <w:iCs/>
+                <w:color w:val="FF0000"/>
+                <w:sz w:val="20"/>
+                <w:szCs w:val="20"/>
+                <w:lang w:val="en-US"/>
+              </w:rPr>
+              <w:t>Số lệnh thực thi: tối ưu hóa tốc độ xử lí và mức tiêu thụ năng lượng</w:t>
             </w:r>
           </w:p>
         </w:tc>
@@ -30215,18 +31523,86 @@
           <w:p>
             <w:pPr>
               <w:rPr>
-                <w:color w:val="FF0000"/>
-              </w:rPr>
-            </w:pPr>
-            <w:r>
-              <w:rPr>
+                <w:rFonts w:hint="default"/>
                 <w:i/>
                 <w:iCs/>
                 <w:color w:val="FF0000"/>
                 <w:sz w:val="20"/>
                 <w:szCs w:val="20"/>
+                <w:lang w:val="en-US"/>
+              </w:rPr>
+            </w:pPr>
+            <w:r>
+              <w:rPr>
+                <w:i/>
+                <w:iCs/>
+                <w:color w:val="FF0000"/>
+                <w:sz w:val="20"/>
+                <w:szCs w:val="20"/>
               </w:rPr>
               <w:t>Trả lời:</w:t>
+            </w:r>
+            <w:r>
+              <w:rPr>
+                <w:rFonts w:hint="default"/>
+                <w:i/>
+                <w:iCs/>
+                <w:color w:val="FF0000"/>
+                <w:sz w:val="20"/>
+                <w:szCs w:val="20"/>
+                <w:lang w:val="en-US"/>
+              </w:rPr>
+              <w:t xml:space="preserve"> so sánh không giấu đôi lúc sẽ bao quát luôn so sánh có dấu, từ đó giảm số lệnh cần để so sánh</w:t>
+            </w:r>
+          </w:p>
+          <w:p>
+            <w:pPr>
+              <w:rPr>
+                <w:rFonts w:hint="default"/>
+                <w:i/>
+                <w:iCs/>
+                <w:color w:val="FF0000"/>
+                <w:sz w:val="20"/>
+                <w:szCs w:val="20"/>
+                <w:lang w:val="en-US"/>
+              </w:rPr>
+            </w:pPr>
+            <w:r>
+              <w:rPr>
+                <w:rFonts w:hint="default"/>
+                <w:i/>
+                <w:iCs/>
+                <w:color w:val="FF0000"/>
+                <w:sz w:val="20"/>
+                <w:szCs w:val="20"/>
+                <w:lang w:val="en-US"/>
+              </w:rPr>
+              <w:t xml:space="preserve">So sánh có dấu: xét MSB bit 1 là âm, bit 0  là dương, so sánh không dấu: luôn coi là số dương </w:t>
+            </w:r>
+          </w:p>
+          <w:p>
+            <w:pPr>
+              <w:rPr>
+                <w:rFonts w:hint="default"/>
+                <w:i/>
+                <w:iCs/>
+                <w:color w:val="FF0000"/>
+                <w:sz w:val="20"/>
+                <w:szCs w:val="20"/>
+                <w:lang w:val="en-US"/>
+              </w:rPr>
+            </w:pPr>
+            <w:r>
+              <w:rPr>
+                <w:rFonts w:hint="default"/>
+                <w:i/>
+                <w:iCs/>
+                <w:color w:val="FF0000"/>
+                <w:sz w:val="20"/>
+                <w:szCs w:val="20"/>
+                <w:lang w:val="en-US"/>
+              </w:rPr>
+              <w:t xml:space="preserve">Tình huống: Địa chỉ bộ nhớ trong kiến trúc máy tính luôn là số dương, nếu so sánh có dấu (slt) thì nó sẽ nhầm tưởng là số âm nếu MSB là bit 1 từ đó chuong trình sai </w:t>
             </w:r>
           </w:p>
         </w:tc>
@@ -30318,18 +31694,86 @@
           <w:p>
             <w:pPr>
               <w:rPr>
-                <w:color w:val="FF0000"/>
-              </w:rPr>
-            </w:pPr>
-            <w:r>
-              <w:rPr>
+                <w:rFonts w:hint="default"/>
                 <w:i/>
                 <w:iCs/>
                 <w:color w:val="FF0000"/>
                 <w:sz w:val="20"/>
                 <w:szCs w:val="20"/>
+                <w:lang w:val="en-US"/>
+              </w:rPr>
+            </w:pPr>
+            <w:r>
+              <w:rPr>
+                <w:i/>
+                <w:iCs/>
+                <w:color w:val="FF0000"/>
+                <w:sz w:val="20"/>
+                <w:szCs w:val="20"/>
               </w:rPr>
               <w:t>Trả lời:</w:t>
+            </w:r>
+            <w:r>
+              <w:rPr>
+                <w:rFonts w:hint="default"/>
+                <w:i/>
+                <w:iCs/>
+                <w:color w:val="FF0000"/>
+                <w:sz w:val="20"/>
+                <w:szCs w:val="20"/>
+                <w:lang w:val="en-US"/>
+              </w:rPr>
+              <w:t xml:space="preserve"> lỗi: khi đo lệnh thực thi quên không bấm nút Reset trong cửa số công cụ Instruction Counter, từ đó số lệnh  thực thi bị cộng dồn nên kết quả dự đoán sai (trong TN4)</w:t>
+            </w:r>
+          </w:p>
+          <w:p>
+            <w:pPr>
+              <w:rPr>
+                <w:rFonts w:hint="default"/>
+                <w:i/>
+                <w:iCs/>
+                <w:color w:val="FF0000"/>
+                <w:sz w:val="20"/>
+                <w:szCs w:val="20"/>
+                <w:lang w:val="en-US"/>
+              </w:rPr>
+            </w:pPr>
+            <w:r>
+              <w:rPr>
+                <w:rFonts w:hint="default"/>
+                <w:i/>
+                <w:iCs/>
+                <w:color w:val="FF0000"/>
+                <w:sz w:val="20"/>
+                <w:szCs w:val="20"/>
+                <w:lang w:val="en-US"/>
+              </w:rPr>
+              <w:t>Cách phát hiện: so sánh công thức làm ra và quan sát được trên Instruction Counter, đối chiếu và thử lại bằng cách bấm nút reset thì kết quả đúng là 101</w:t>
+            </w:r>
+          </w:p>
+          <w:p>
+            <w:pPr>
+              <w:rPr>
+                <w:rFonts w:hint="default"/>
+                <w:i/>
+                <w:iCs/>
+                <w:color w:val="FF0000"/>
+                <w:sz w:val="20"/>
+                <w:szCs w:val="20"/>
+                <w:lang w:val="en-US"/>
+              </w:rPr>
+            </w:pPr>
+            <w:r>
+              <w:rPr>
+                <w:rFonts w:hint="default"/>
+                <w:i/>
+                <w:iCs/>
+                <w:color w:val="FF0000"/>
+                <w:sz w:val="20"/>
+                <w:szCs w:val="20"/>
+                <w:lang w:val="en-US"/>
+              </w:rPr>
+              <w:t>Bài học rút ra: cần phải reset các công cụ thử nghiệm trước mỗi lần chạy khi có dữ liệu mới</w:t>
             </w:r>
           </w:p>
         </w:tc>

--- a/mars_mips/lab1/LAB01_M3.docx
+++ b/mars_mips/lab1/LAB01_M3.docx
@@ -12423,8 +12423,6 @@
         </w:rPr>
         <w:t xml:space="preserve"> Biểu giá giả lập (đồng/kWh, số nguyên)</w:t>
       </w:r>
-      <w:bookmarkStart w:id="0" w:name="_GoBack"/>
-      <w:bookmarkEnd w:id="0"/>
     </w:p>
     <w:tbl>
       <w:tblPr>
@@ -24074,7 +24072,7 @@
                 <w:color w:val="FF0000"/>
                 <w:lang w:val="en-US"/>
               </w:rPr>
-              <w:t>Tổng thời lượng dụ kiện 15 nốt là: 220 * 32 = 7040</w:t>
+              <w:t>Tổng thời lượng dụ kiện 15 nốt là: 220 * 32 = 7040 ms</w:t>
             </w:r>
           </w:p>
         </w:tc>
@@ -24100,9 +24098,37 @@
             <w:pPr>
               <w:spacing w:line="252" w:lineRule="auto"/>
               <w:rPr>
-                <w:color w:val="FF0000"/>
-              </w:rPr>
-            </w:pPr>
+                <w:rFonts w:hint="default"/>
+                <w:color w:val="FF0000"/>
+                <w:lang w:val="en-US"/>
+              </w:rPr>
+            </w:pPr>
+            <w:r>
+              <w:rPr>
+                <w:rFonts w:hint="default"/>
+                <w:color w:val="FF0000"/>
+                <w:lang w:val="en-US"/>
+              </w:rPr>
+              <w:t>- 33: phát đúng giai điệu, nốt này phát xong nốt tiếp theo mới phát, thời gian đo được khoảng 7040ms</w:t>
+            </w:r>
+          </w:p>
+          <w:p>
+            <w:pPr>
+              <w:spacing w:line="252" w:lineRule="auto"/>
+              <w:rPr>
+                <w:rFonts w:hint="default"/>
+                <w:color w:val="FF0000"/>
+                <w:lang w:val="en-US"/>
+              </w:rPr>
+            </w:pPr>
+            <w:r>
+              <w:rPr>
+                <w:rFonts w:hint="default"/>
+                <w:color w:val="FF0000"/>
+                <w:lang w:val="en-US"/>
+              </w:rPr>
+              <w:t xml:space="preserve">- 31: phát giai điệu hỗn loạn, chồng lên nhau, thời gian đo được rất ngắn </w:t>
+            </w:r>
           </w:p>
         </w:tc>
       </w:tr>
@@ -24509,9 +24535,19 @@
               <w:keepNext/>
               <w:spacing w:line="252" w:lineRule="auto"/>
               <w:rPr>
-                <w:color w:val="FF0000"/>
-              </w:rPr>
-            </w:pPr>
+                <w:rFonts w:hint="default"/>
+                <w:color w:val="FF0000"/>
+                <w:lang w:val="en-US"/>
+              </w:rPr>
+            </w:pPr>
+            <w:r>
+              <w:rPr>
+                <w:rFonts w:hint="default"/>
+                <w:color w:val="FF0000"/>
+                <w:lang w:val="en-US"/>
+              </w:rPr>
+              <w:t>Âm thanh có nhịp điệu</w:t>
+            </w:r>
           </w:p>
         </w:tc>
         <w:tc>
@@ -24537,9 +24573,19 @@
               <w:keepNext/>
               <w:spacing w:line="252" w:lineRule="auto"/>
               <w:rPr>
-                <w:color w:val="FF0000"/>
-              </w:rPr>
-            </w:pPr>
+                <w:rFonts w:hint="default"/>
+                <w:color w:val="FF0000"/>
+                <w:lang w:val="en-US"/>
+              </w:rPr>
+            </w:pPr>
+            <w:r>
+              <w:rPr>
+                <w:rFonts w:hint="default"/>
+                <w:color w:val="FF0000"/>
+                <w:lang w:val="en-US"/>
+              </w:rPr>
+              <w:t>7867</w:t>
+            </w:r>
           </w:p>
         </w:tc>
         <w:tc>
@@ -24565,9 +24611,19 @@
               <w:keepNext/>
               <w:spacing w:line="252" w:lineRule="auto"/>
               <w:rPr>
-                <w:color w:val="FF0000"/>
-              </w:rPr>
-            </w:pPr>
+                <w:rFonts w:hint="default"/>
+                <w:color w:val="FF0000"/>
+                <w:lang w:val="en-US"/>
+              </w:rPr>
+            </w:pPr>
+            <w:r>
+              <w:rPr>
+                <w:rFonts w:hint="default"/>
+                <w:color w:val="FF0000"/>
+                <w:lang w:val="en-US"/>
+              </w:rPr>
+              <w:t>17</w:t>
+            </w:r>
           </w:p>
         </w:tc>
         <w:tc>
@@ -24593,9 +24649,19 @@
               <w:keepNext/>
               <w:spacing w:line="252" w:lineRule="auto"/>
               <w:rPr>
-                <w:color w:val="FF0000"/>
-              </w:rPr>
-            </w:pPr>
+                <w:rFonts w:hint="default"/>
+                <w:color w:val="FF0000"/>
+                <w:lang w:val="en-US"/>
+              </w:rPr>
+            </w:pPr>
+            <w:r>
+              <w:rPr>
+                <w:rFonts w:hint="default"/>
+                <w:color w:val="FF0000"/>
+                <w:lang w:val="en-US"/>
+              </w:rPr>
+              <w:t xml:space="preserve">Âm thanh có nhịp điệu. Dễ nghe. Có nốt cao nốt thấp, nghe được 15 nốt </w:t>
+            </w:r>
           </w:p>
         </w:tc>
       </w:tr>
@@ -24675,9 +24741,19 @@
               <w:keepNext/>
               <w:spacing w:line="252" w:lineRule="auto"/>
               <w:rPr>
-                <w:color w:val="FF0000"/>
-              </w:rPr>
-            </w:pPr>
+                <w:rFonts w:hint="default"/>
+                <w:color w:val="FF0000"/>
+                <w:lang w:val="en-US"/>
+              </w:rPr>
+            </w:pPr>
+            <w:r>
+              <w:rPr>
+                <w:rFonts w:hint="default"/>
+                <w:color w:val="FF0000"/>
+                <w:lang w:val="en-US"/>
+              </w:rPr>
+              <w:t>Âm thanh 1 lần gần như phát toàn bộ 15 nốt trong khoảng thời gian ngắn</w:t>
+            </w:r>
           </w:p>
         </w:tc>
         <w:tc>
@@ -24703,9 +24779,19 @@
               <w:keepNext/>
               <w:spacing w:line="252" w:lineRule="auto"/>
               <w:rPr>
-                <w:color w:val="FF0000"/>
-              </w:rPr>
-            </w:pPr>
+                <w:rFonts w:hint="default"/>
+                <w:color w:val="FF0000"/>
+                <w:lang w:val="en-US"/>
+              </w:rPr>
+            </w:pPr>
+            <w:r>
+              <w:rPr>
+                <w:rFonts w:hint="default"/>
+                <w:color w:val="FF0000"/>
+                <w:lang w:val="en-US"/>
+              </w:rPr>
+              <w:t>2</w:t>
+            </w:r>
           </w:p>
         </w:tc>
         <w:tc>
@@ -24731,9 +24817,19 @@
               <w:keepNext/>
               <w:spacing w:line="252" w:lineRule="auto"/>
               <w:rPr>
-                <w:color w:val="FF0000"/>
-              </w:rPr>
-            </w:pPr>
+                <w:rFonts w:hint="default"/>
+                <w:color w:val="FF0000"/>
+                <w:lang w:val="en-US"/>
+              </w:rPr>
+            </w:pPr>
+            <w:r>
+              <w:rPr>
+                <w:rFonts w:hint="default"/>
+                <w:color w:val="FF0000"/>
+                <w:lang w:val="en-US"/>
+              </w:rPr>
+              <w:t>17</w:t>
+            </w:r>
           </w:p>
         </w:tc>
         <w:tc>
@@ -24759,9 +24855,19 @@
               <w:keepNext/>
               <w:spacing w:line="252" w:lineRule="auto"/>
               <w:rPr>
-                <w:color w:val="FF0000"/>
-              </w:rPr>
-            </w:pPr>
+                <w:rFonts w:hint="default"/>
+                <w:color w:val="FF0000"/>
+                <w:lang w:val="en-US"/>
+              </w:rPr>
+            </w:pPr>
+            <w:r>
+              <w:rPr>
+                <w:rFonts w:hint="default"/>
+                <w:color w:val="FF0000"/>
+                <w:lang w:val="en-US"/>
+              </w:rPr>
+              <w:t>Âm thanh nghe chói tai, gần như nghe 1 lần duy nhất rất ngắn</w:t>
+            </w:r>
           </w:p>
         </w:tc>
       </w:tr>
@@ -24839,9 +24945,19 @@
             <w:pPr>
               <w:spacing w:line="252" w:lineRule="auto"/>
               <w:rPr>
-                <w:color w:val="FF0000"/>
-              </w:rPr>
-            </w:pPr>
+                <w:rFonts w:hint="default"/>
+                <w:color w:val="FF0000"/>
+                <w:lang w:val="en-US"/>
+              </w:rPr>
+            </w:pPr>
+            <w:r>
+              <w:rPr>
+                <w:rFonts w:hint="default"/>
+                <w:color w:val="FF0000"/>
+                <w:lang w:val="en-US"/>
+              </w:rPr>
+              <w:t>Giống syscall 33</w:t>
+            </w:r>
           </w:p>
         </w:tc>
         <w:tc>
@@ -24866,9 +24982,19 @@
             <w:pPr>
               <w:spacing w:line="252" w:lineRule="auto"/>
               <w:rPr>
-                <w:color w:val="FF0000"/>
-              </w:rPr>
-            </w:pPr>
+                <w:rFonts w:hint="default"/>
+                <w:color w:val="FF0000"/>
+                <w:lang w:val="en-US"/>
+              </w:rPr>
+            </w:pPr>
+            <w:r>
+              <w:rPr>
+                <w:rFonts w:hint="default"/>
+                <w:color w:val="FF0000"/>
+                <w:lang w:val="en-US"/>
+              </w:rPr>
+              <w:t>7059</w:t>
+            </w:r>
           </w:p>
         </w:tc>
         <w:tc>
@@ -24893,9 +25019,19 @@
             <w:pPr>
               <w:spacing w:line="252" w:lineRule="auto"/>
               <w:rPr>
-                <w:color w:val="FF0000"/>
-              </w:rPr>
-            </w:pPr>
+                <w:rFonts w:hint="default"/>
+                <w:color w:val="FF0000"/>
+                <w:lang w:val="en-US"/>
+              </w:rPr>
+            </w:pPr>
+            <w:r>
+              <w:rPr>
+                <w:rFonts w:hint="default"/>
+                <w:color w:val="FF0000"/>
+                <w:lang w:val="en-US"/>
+              </w:rPr>
+              <w:t>17</w:t>
+            </w:r>
           </w:p>
         </w:tc>
         <w:tc>
@@ -24920,9 +25056,19 @@
             <w:pPr>
               <w:spacing w:line="252" w:lineRule="auto"/>
               <w:rPr>
-                <w:color w:val="FF0000"/>
-              </w:rPr>
-            </w:pPr>
+                <w:rFonts w:hint="default"/>
+                <w:color w:val="FF0000"/>
+                <w:lang w:val="en-US"/>
+              </w:rPr>
+            </w:pPr>
+            <w:r>
+              <w:rPr>
+                <w:rFonts w:hint="default"/>
+                <w:color w:val="FF0000"/>
+                <w:lang w:val="en-US"/>
+              </w:rPr>
+              <w:t>Giống syscall 33</w:t>
+            </w:r>
           </w:p>
         </w:tc>
       </w:tr>
@@ -25013,18 +25159,61 @@
           <w:p>
             <w:pPr>
               <w:rPr>
-                <w:color w:val="FF0000"/>
-              </w:rPr>
-            </w:pPr>
-            <w:r>
-              <w:rPr>
+                <w:rFonts w:hint="default"/>
                 <w:i/>
                 <w:iCs/>
                 <w:color w:val="FF0000"/>
                 <w:sz w:val="20"/>
                 <w:szCs w:val="20"/>
+                <w:lang w:val="en-US"/>
+              </w:rPr>
+            </w:pPr>
+            <w:r>
+              <w:rPr>
+                <w:i/>
+                <w:iCs/>
+                <w:color w:val="FF0000"/>
+                <w:sz w:val="20"/>
+                <w:szCs w:val="20"/>
               </w:rPr>
               <w:t>Trả lời:</w:t>
+            </w:r>
+            <w:r>
+              <w:rPr>
+                <w:rFonts w:hint="default"/>
+                <w:i/>
+                <w:iCs/>
+                <w:color w:val="FF0000"/>
+                <w:sz w:val="20"/>
+                <w:szCs w:val="20"/>
+                <w:lang w:val="en-US"/>
+              </w:rPr>
+              <w:t xml:space="preserve"> có chênh lệch vì:</w:t>
+            </w:r>
+          </w:p>
+          <w:p>
+            <w:pPr>
+              <w:rPr>
+                <w:rFonts w:hint="default"/>
+                <w:i/>
+                <w:iCs/>
+                <w:color w:val="FF0000"/>
+                <w:sz w:val="20"/>
+                <w:szCs w:val="20"/>
+                <w:lang w:val="en-US"/>
+              </w:rPr>
+            </w:pPr>
+            <w:r>
+              <w:rPr>
+                <w:rFonts w:hint="default"/>
+                <w:i/>
+                <w:iCs/>
+                <w:color w:val="FF0000"/>
+                <w:sz w:val="20"/>
+                <w:szCs w:val="20"/>
+                <w:lang w:val="en-US"/>
+              </w:rPr>
+              <w:t>- thời gian dự kiến chỉ tính tổng thời gian phát của các nốt nhạc còn thời gian đo được là bao gồm cả thời gian thực thi chương trình như: độ trễ thực thi lệnh mips, độ trễ xuất ra màn hình, đỗ trễ khi tính toán,…</w:t>
             </w:r>
           </w:p>
         </w:tc>
@@ -25160,18 +25349,111 @@
           <w:p>
             <w:pPr>
               <w:rPr>
-                <w:color w:val="FF0000"/>
-              </w:rPr>
-            </w:pPr>
-            <w:r>
-              <w:rPr>
+                <w:rFonts w:hint="default"/>
                 <w:i/>
                 <w:iCs/>
                 <w:color w:val="FF0000"/>
                 <w:sz w:val="20"/>
                 <w:szCs w:val="20"/>
+                <w:lang w:val="en-US"/>
+              </w:rPr>
+            </w:pPr>
+            <w:r>
+              <w:rPr>
+                <w:i/>
+                <w:iCs/>
+                <w:color w:val="FF0000"/>
+                <w:sz w:val="20"/>
+                <w:szCs w:val="20"/>
               </w:rPr>
               <w:t>Trả lời:</w:t>
+            </w:r>
+            <w:r>
+              <w:rPr>
+                <w:rFonts w:hint="default"/>
+                <w:i/>
+                <w:iCs/>
+                <w:color w:val="FF0000"/>
+                <w:sz w:val="20"/>
+                <w:szCs w:val="20"/>
+                <w:lang w:val="en-US"/>
+              </w:rPr>
+              <w:t xml:space="preserve"> </w:t>
+            </w:r>
+          </w:p>
+          <w:p>
+            <w:pPr>
+              <w:rPr>
+                <w:rFonts w:hint="default"/>
+                <w:i/>
+                <w:iCs/>
+                <w:color w:val="FF0000"/>
+                <w:sz w:val="20"/>
+                <w:szCs w:val="20"/>
+                <w:lang w:val="en-US"/>
+              </w:rPr>
+            </w:pPr>
+            <w:r>
+              <w:rPr>
+                <w:rFonts w:hint="default"/>
+                <w:i/>
+                <w:iCs/>
+                <w:color w:val="FF0000"/>
+                <w:sz w:val="20"/>
+                <w:szCs w:val="20"/>
+                <w:lang w:val="en-US"/>
+              </w:rPr>
+              <w:t>- dùng .byte thay.word thì offset = i luôn thay vì i * 4 vì 1 word = 4 bytes, lệnh nạp là lb hoặc lbu thay vì lw</w:t>
+            </w:r>
+          </w:p>
+          <w:p>
+            <w:pPr>
+              <w:rPr>
+                <w:rFonts w:hint="default"/>
+                <w:i/>
+                <w:iCs/>
+                <w:color w:val="FF0000"/>
+                <w:sz w:val="20"/>
+                <w:szCs w:val="20"/>
+                <w:lang w:val="en-US"/>
+              </w:rPr>
+            </w:pPr>
+            <w:r>
+              <w:rPr>
+                <w:rFonts w:hint="default"/>
+                <w:i/>
+                <w:iCs/>
+                <w:color w:val="FF0000"/>
+                <w:sz w:val="20"/>
+                <w:szCs w:val="20"/>
+                <w:lang w:val="en-US"/>
+              </w:rPr>
+              <w:t>- vì 1 byte = 8 bit nên lb sẽ đọc từ -128 tới 127, còn lbu đọc từ 0 tới 255</w:t>
+            </w:r>
+          </w:p>
+          <w:p>
+            <w:pPr>
+              <w:rPr>
+                <w:rFonts w:hint="default"/>
+                <w:i/>
+                <w:iCs/>
+                <w:color w:val="FF0000"/>
+                <w:sz w:val="20"/>
+                <w:szCs w:val="20"/>
+                <w:lang w:val="en-US"/>
+              </w:rPr>
+            </w:pPr>
+            <w:r>
+              <w:rPr>
+                <w:rFonts w:hint="default"/>
+                <w:i/>
+                <w:iCs/>
+                <w:color w:val="FF0000"/>
+                <w:sz w:val="20"/>
+                <w:szCs w:val="20"/>
+                <w:lang w:val="en-US"/>
+              </w:rPr>
+              <w:t xml:space="preserve">Nên cao độ max là 127 thì lb với lbu đều dc, còn tổng quát thì lbu vì số ko dấu lớn nhất là 2^8 - 1 = 255 </w:t>
             </w:r>
           </w:p>
         </w:tc>
@@ -25263,19 +25545,89 @@
           <w:p>
             <w:pPr>
               <w:rPr>
-                <w:color w:val="FF0000"/>
-              </w:rPr>
-            </w:pPr>
-            <w:r>
-              <w:rPr>
+                <w:rFonts w:hint="default"/>
                 <w:i/>
                 <w:iCs/>
                 <w:color w:val="FF0000"/>
                 <w:sz w:val="20"/>
                 <w:szCs w:val="20"/>
+                <w:lang w:val="en-US"/>
+              </w:rPr>
+            </w:pPr>
+            <w:r>
+              <w:rPr>
+                <w:i/>
+                <w:iCs/>
+                <w:color w:val="FF0000"/>
+                <w:sz w:val="20"/>
+                <w:szCs w:val="20"/>
               </w:rPr>
               <w:t>Trả lời:</w:t>
             </w:r>
+            <w:r>
+              <w:rPr>
+                <w:rFonts w:hint="default"/>
+                <w:i/>
+                <w:iCs/>
+                <w:color w:val="FF0000"/>
+                <w:sz w:val="20"/>
+                <w:szCs w:val="20"/>
+                <w:lang w:val="en-US"/>
+              </w:rPr>
+              <w:t xml:space="preserve"> </w:t>
+            </w:r>
+          </w:p>
+          <w:p>
+            <w:pPr>
+              <w:rPr>
+                <w:rFonts w:hint="default"/>
+                <w:i/>
+                <w:iCs/>
+                <w:color w:val="FF0000"/>
+                <w:sz w:val="20"/>
+                <w:szCs w:val="20"/>
+                <w:lang w:val="en-US"/>
+              </w:rPr>
+            </w:pPr>
+            <w:r>
+              <w:rPr>
+                <w:rFonts w:hint="default"/>
+                <w:i/>
+                <w:iCs/>
+                <w:color w:val="FF0000"/>
+                <w:sz w:val="20"/>
+                <w:szCs w:val="20"/>
+                <w:lang w:val="en-US"/>
+              </w:rPr>
+              <w:t xml:space="preserve">- nên dùng cấu hình B vì nó là phát nhạc bất đồng bộ, trả quyền lại CPU ngay lập tức để đọc cảm biến </w:t>
+            </w:r>
+          </w:p>
+          <w:p>
+            <w:pPr>
+              <w:rPr>
+                <w:rFonts w:hint="default"/>
+                <w:i/>
+                <w:iCs/>
+                <w:color w:val="FF0000"/>
+                <w:sz w:val="20"/>
+                <w:szCs w:val="20"/>
+                <w:lang w:val="en-US"/>
+              </w:rPr>
+            </w:pPr>
+            <w:r>
+              <w:rPr>
+                <w:rFonts w:hint="default"/>
+                <w:i/>
+                <w:iCs/>
+                <w:color w:val="FF0000"/>
+                <w:sz w:val="20"/>
+                <w:szCs w:val="20"/>
+                <w:lang w:val="en-US"/>
+              </w:rPr>
+              <w:t>- rủi ro dùng cấu hình B mà không chờ là: B phát cùng lúc tất cả các nốt nên khiến cho việc phát nhạc không được chính xác, âm thanh hỗn loạn, chói tai</w:t>
+            </w:r>
+            <w:bookmarkStart w:id="0" w:name="_GoBack"/>
+            <w:bookmarkEnd w:id="0"/>
           </w:p>
         </w:tc>
       </w:tr>
@@ -26874,12 +27226,6 @@
             <w:insideH w:val="single" w:color="auto" w:sz="4" w:space="0"/>
             <w:insideV w:val="single" w:color="auto" w:sz="4" w:space="0"/>
           </w:tblBorders>
-          <w:tblCellMar>
-            <w:top w:w="0" w:type="dxa"/>
-            <w:left w:w="10" w:type="dxa"/>
-            <w:bottom w:w="0" w:type="dxa"/>
-            <w:right w:w="10" w:type="dxa"/>
-          </w:tblCellMar>
         </w:tblPrEx>
         <w:trPr>
           <w:cantSplit/>
